--- a/skills/phong-dieu-duong/assets/nd30-mau-1.2-quyet-dinh-truc-tiep.docx
+++ b/skills/phong-dieu-duong/assets/nd30-mau-1.2-quyet-dinh-truc-tiep.docx
@@ -1,5 +1,59 @@
 
-<file path=word/document.xml><?xml version="1.0" encoding="utf-8"?>
+<file path=./[Content_Types].xml><?xml version="1.0" encoding="utf-8"?>
+<Types xmlns="http://schemas.openxmlformats.org/package/2006/content-types">
+  <Default Extension="fntdata" ContentType="application/x-fontdata"/>
+  <Default Extension="jpeg" ContentType="image/jpeg"/>
+  <Default Extension="png" ContentType="image/png"/>
+  <Default Extension="rels" ContentType="application/vnd.openxmlformats-package.relationships+xml"/>
+  <Default Extension="xml" ContentType="application/xml"/>
+  <Override PartName="/word/document.xml" ContentType="application/vnd.openxmlformats-officedocument.wordprocessingml.document.main+xml"/>
+  <Override PartName="/word/styles.xml" ContentType="application/vnd.openxmlformats-officedocument.wordprocessingml.styles+xml"/>
+  <Override PartName="/word/header1.xml" ContentType="application/vnd.openxmlformats-officedocument.wordprocessingml.header+xml"/>
+  <Override PartName="/word/theme/theme1.xml" ContentType="application/vnd.openxmlformats-officedocument.theme+xml"/>
+  <Override PartName="/word/settings.xml" ContentType="application/vnd.openxmlformats-officedocument.wordprocessingml.settings+xml"/>
+  <Override PartName="/word/fontTable.xml" ContentType="application/vnd.openxmlformats-officedocument.wordprocessingml.fontTable+xml"/>
+  <Override PartName="/word/header2.xml" ContentType="application/vnd.openxmlformats-officedocument.wordprocessingml.header+xml"/>
+  <Override PartName="/word/numbering.xml" ContentType="application/vnd.openxmlformats-officedocument.wordprocessingml.numbering+xml"/>
+  <Override PartName="/docProps/custom.xml" ContentType="application/vnd.openxmlformats-officedocument.custom-properties+xml"/>
+  <Override PartName="/docProps/core.xml" ContentType="application/vnd.openxmlformats-package.core-properties+xml"/>
+  <Override PartName="/docProps/app.xml" ContentType="application/vnd.openxmlformats-officedocument.extended-properties+xml"/>
+</Types>
+</file>
+
+<file path=./docProps/app.xml><?xml version="1.0" encoding="utf-8"?>
+<Properties xmlns="http://schemas.openxmlformats.org/officeDocument/2006/extended-properties" xmlns:vt="http://schemas.openxmlformats.org/officeDocument/2006/docPropsVTypes">
+  <Template>Normal</Template>
+  <TotalTime>157</TotalTime>
+  <Application>LibreOffice/26.2.4.2$Windows_X86_64 LibreOffice_project/0229ac93fcf0d7cbc6376066c6f35021cef002dc</Application>
+  <AppVersion>15.0000</AppVersion>
+</Properties>
+</file>
+
+<file path=./docProps/core.xml><?xml version="1.0" encoding="utf-8"?>
+<cp:coreProperties xmlns:cp="http://schemas.openxmlformats.org/package/2006/metadata/core-properties" xmlns:dc="http://purl.org/dc/elements/1.1/" xmlns:dcterms="http://purl.org/dc/terms/" xmlns:dcmitype="http://purl.org/dc/dcmitype/" xmlns:xsi="http://www.w3.org/2001/XMLSchema-instance">
+  <dcterms:created xsi:type="dcterms:W3CDTF">2020-03-13T13:22:00Z</dcterms:created>
+  <dc:creator>congbao</dc:creator>
+  <dc:description/>
+  <cp:keywords/>
+  <dc:language>en-US</dc:language>
+  <cp:lastModifiedBy>PC</cp:lastModifiedBy>
+  <cp:lastPrinted>2020-03-14T11:13:00Z</cp:lastPrinted>
+  <dcterms:modified xsi:type="dcterms:W3CDTF">2020-11-10T14:00:00Z</dcterms:modified>
+  <cp:revision>70</cp:revision>
+  <dc:subject/>
+  <dc:title>Số 215 + 216                                                                  Ngày 08 tháng 3 năm 2007</dc:title>
+</cp:coreProperties>
+</file>
+
+<file path=./docProps/custom.xml><?xml version="1.0" encoding="utf-8"?>
+<Properties xmlns="http://schemas.openxmlformats.org/officeDocument/2006/custom-properties" xmlns:vt="http://schemas.openxmlformats.org/officeDocument/2006/docPropsVTypes">
+  <property fmtid="{D5CDD505-2E9C-101B-9397-08002B2CF9AE}" pid="2" name="MTEquationNumber2">
+    <vt:lpwstr>(#S1.#E1)</vt:lpwstr>
+  </property>
+</Properties>
+</file>
+
+<file path=./word/document.xml><?xml version="1.0" encoding="utf-8"?>
 <w:document xmlns:o="urn:schemas-microsoft-com:office:office" xmlns:r="http://schemas.openxmlformats.org/officeDocument/2006/relationships" xmlns:v="urn:schemas-microsoft-com:vml" xmlns:w="http://schemas.openxmlformats.org/wordprocessingml/2006/main" xmlns:w10="urn:schemas-microsoft-com:office:word" xmlns:wp="http://schemas.openxmlformats.org/drawingml/2006/wordprocessingDrawing" xmlns:pic="http://schemas.openxmlformats.org/drawingml/2006/picture" xmlns:wps="http://schemas.microsoft.com/office/word/2010/wordprocessingShape" xmlns:wpg="http://schemas.microsoft.com/office/word/2010/wordprocessingGroup" xmlns:mc="http://schemas.openxmlformats.org/markup-compatibility/2006" xmlns:wp14="http://schemas.microsoft.com/office/word/2010/wordprocessingDrawing" xmlns:w14="http://schemas.microsoft.com/office/word/2010/wordml" xmlns:w15="http://schemas.microsoft.com/office/word/2012/wordml">
   <w:body>
     <w:tbl>
@@ -1766,7 +1820,261 @@
 </w:document>
 </file>
 
-<file path=word/header1.xml><?xml version="1.0" encoding="utf-8"?>
+<file path=./word/fontTable.xml><?xml version="1.0" encoding="utf-8"?>
+<w:fonts xmlns:w="http://schemas.openxmlformats.org/wordprocessingml/2006/main" xmlns:r="http://schemas.openxmlformats.org/officeDocument/2006/relationships">
+  <w:font w:name="Times New Roman">
+    <w:family w:val="roman"/>
+    <w:pitch w:val="variable"/>
+  </w:font>
+  <w:font w:name="Symbol">
+    <w:family w:val="roman"/>
+    <w:pitch w:val="variable"/>
+  </w:font>
+  <w:font w:name="Arial">
+    <w:family w:val="swiss"/>
+    <w:pitch w:val="variable"/>
+  </w:font>
+  <w:font w:name="Liberation Serif">
+    <w:altName w:val="Times New Roman"/>
+    <w:family w:val="roman"/>
+    <w:pitch w:val="variable"/>
+  </w:font>
+  <w:font w:name=".VnTimeH">
+    <w:altName w:val="Courier New"/>
+    <w:family w:val="swiss"/>
+    <w:pitch w:val="variable"/>
+  </w:font>
+  <w:font w:name=".VnTime">
+    <w:altName w:val="Courier New"/>
+    <w:family w:val="swiss"/>
+    <w:pitch w:val="variable"/>
+  </w:font>
+  <w:font w:name="Courier New">
+    <w:family w:val="modern"/>
+    <w:pitch w:val="default"/>
+  </w:font>
+  <w:font w:name="Wingdings">
+    <w:family w:val="auto"/>
+    <w:pitch w:val="variable"/>
+  </w:font>
+  <w:font w:name="Tahoma">
+    <w:family w:val="swiss"/>
+    <w:pitch w:val="variable"/>
+  </w:font>
+  <w:font w:name="Calibri">
+    <w:family w:val="swiss"/>
+    <w:pitch w:val="variable"/>
+  </w:font>
+  <w:font w:name="VNI-Times">
+    <w:family w:val="auto"/>
+    <w:pitch w:val="variable"/>
+  </w:font>
+  <w:font w:name=".VnAvant">
+    <w:altName w:val="Courier New"/>
+    <w:family w:val="swiss"/>
+    <w:pitch w:val="variable"/>
+  </w:font>
+  <w:font w:name="Muc mon">
+    <w:altName w:val="Times New Roman"/>
+    <w:family w:val="roman"/>
+    <w:pitch w:val="default"/>
+  </w:font>
+  <w:font w:name=".VnCourier NewH">
+    <w:altName w:val="Courier New"/>
+    <w:family w:val="roman"/>
+    <w:pitch w:val="variable"/>
+  </w:font>
+  <w:font w:name=".VnGothic">
+    <w:altName w:val="Courier New"/>
+    <w:family w:val="swiss"/>
+    <w:pitch w:val="variable"/>
+  </w:font>
+  <w:font w:name=".VnCentury Schoolbook">
+    <w:altName w:val="Courier New"/>
+    <w:family w:val="swiss"/>
+    <w:pitch w:val="variable"/>
+  </w:font>
+  <w:font w:name=".VnAvantH">
+    <w:altName w:val="Courier New"/>
+    <w:family w:val="swiss"/>
+    <w:pitch w:val="variable"/>
+  </w:font>
+  <w:font w:name=".VnCentury SchoolbookH">
+    <w:altName w:val="Courier New"/>
+    <w:family w:val="swiss"/>
+    <w:pitch w:val="variable"/>
+  </w:font>
+  <w:font w:name=".VnHelvetIns">
+    <w:altName w:val="Courier New"/>
+    <w:family w:val="swiss"/>
+    <w:pitch w:val="variable"/>
+  </w:font>
+  <w:font w:name=".VnArial">
+    <w:altName w:val="Courier New"/>
+    <w:family w:val="swiss"/>
+    <w:pitch w:val="variable"/>
+  </w:font>
+  <w:font w:name=".VnHelvetInsH">
+    <w:altName w:val="Courier New"/>
+    <w:family w:val="swiss"/>
+    <w:pitch w:val="variable"/>
+  </w:font>
+  <w:font w:name=".VnArialH">
+    <w:altName w:val="Courier New"/>
+    <w:family w:val="swiss"/>
+    <w:pitch w:val="variable"/>
+  </w:font>
+  <w:font w:name="Arial Unicode MS">
+    <w:family w:val="swiss"/>
+    <w:pitch w:val="variable"/>
+  </w:font>
+  <w:font w:name="Cambria">
+    <w:family w:val="roman"/>
+    <w:pitch w:val="variable"/>
+  </w:font>
+  <w:font w:name="Verdana">
+    <w:family w:val="swiss"/>
+    <w:pitch w:val="variable"/>
+  </w:font>
+  <w:font w:name="Arial Narrow">
+    <w:family w:val="swiss"/>
+    <w:pitch w:val="variable"/>
+  </w:font>
+  <w:font w:name="Consolas">
+    <w:family w:val="modern"/>
+    <w:pitch w:val="default"/>
+  </w:font>
+  <w:font w:name="Microsoft Sans Serif">
+    <w:family w:val="swiss"/>
+    <w:pitch w:val="variable"/>
+  </w:font>
+  <w:font w:name="Arial Black">
+    <w:family w:val="swiss"/>
+    <w:pitch w:val="variable"/>
+  </w:font>
+  <w:font w:name="Trebuchet MS">
+    <w:family w:val="swiss"/>
+    <w:pitch w:val="variable"/>
+  </w:font>
+  <w:font w:name="Century Gothic">
+    <w:family w:val="swiss"/>
+    <w:pitch w:val="variable"/>
+  </w:font>
+  <w:font w:name="Garamond">
+    <w:family w:val="roman"/>
+    <w:pitch w:val="variable"/>
+  </w:font>
+  <w:font w:name="Georgia">
+    <w:family w:val="roman"/>
+    <w:pitch w:val="variable"/>
+  </w:font>
+  <w:font w:name="Calibri Light">
+    <w:family w:val="swiss"/>
+    <w:pitch w:val="variable"/>
+  </w:font>
+  <w:font w:name="VNTime">
+    <w:family w:val="auto"/>
+    <w:pitch w:val="variable"/>
+  </w:font>
+  <w:font w:name="Times New Roman Bold">
+    <w:altName w:val="Times New Roman"/>
+    <w:family w:val="roman"/>
+    <w:pitch w:val="default"/>
+  </w:font>
+  <w:font w:name="PdTime">
+    <w:altName w:val="Arial Narrow"/>
+    <w:family w:val="swiss"/>
+    <w:pitch w:val="variable"/>
+  </w:font>
+  <w:font w:name=".VnArial Narrow">
+    <w:altName w:val="Courier New"/>
+    <w:family w:val="swiss"/>
+    <w:pitch w:val="variable"/>
+  </w:font>
+  <w:font w:name="Arial">
+    <w:family w:val="swiss"/>
+    <w:pitch w:val="default"/>
+  </w:font>
+  <w:font w:name="PdTimeH">
+    <w:altName w:val="Arial Narrow"/>
+    <w:family w:val="swiss"/>
+    <w:pitch w:val="variable"/>
+  </w:font>
+  <w:font w:name=".VnVogue">
+    <w:altName w:val="Courier New"/>
+    <w:family w:val="swiss"/>
+    <w:pitch w:val="variable"/>
+  </w:font>
+  <w:font w:name=".VnBlackH">
+    <w:altName w:val="Courier New"/>
+    <w:family w:val="swiss"/>
+    <w:pitch w:val="variable"/>
+  </w:font>
+  <w:font w:name="VnHelveticaU">
+    <w:family w:val="swiss"/>
+    <w:pitch w:val="variable"/>
+  </w:font>
+  <w:font w:name="VnHelvetica">
+    <w:altName w:val="Arial"/>
+    <w:family w:val="auto"/>
+    <w:pitch w:val="variable"/>
+  </w:font>
+  <w:font w:name="Caslon 540 LT Std">
+    <w:family w:val="roman"/>
+    <w:pitch w:val="variable"/>
+  </w:font>
+  <w:font w:name="Myriad Pro Light">
+    <w:altName w:val="Arial"/>
+    <w:family w:val="swiss"/>
+    <w:pitch w:val="variable"/>
+  </w:font>
+  <w:font w:name=".VnCourier">
+    <w:altName w:val="Courier New"/>
+    <w:family w:val="swiss"/>
+    <w:pitch w:val="variable"/>
+  </w:font>
+  <w:font w:name="VNI Times">
+    <w:family w:val="auto"/>
+    <w:pitch w:val="variable"/>
+  </w:font>
+  <w:font w:name="VNSVNI2">
+    <w:altName w:val="Courier New"/>
+    <w:family w:val="auto"/>
+    <w:pitch w:val="variable"/>
+  </w:font>
+  <w:font w:name=".VnClarendonH">
+    <w:altName w:val="Courier New"/>
+    <w:family w:val="swiss"/>
+    <w:pitch w:val="variable"/>
+  </w:font>
+  <w:font w:name="VNAvantH">
+    <w:altName w:val="Arial"/>
+    <w:family w:val="swiss"/>
+    <w:pitch w:val="variable"/>
+  </w:font>
+  <w:font w:name="Vn Arial HBold">
+    <w:altName w:val="Times New Roman"/>
+    <w:family w:val="auto"/>
+    <w:pitch w:val="default"/>
+  </w:font>
+  <w:font w:name="Batang">
+    <w:altName w:val="바탕"/>
+    <w:family w:val="auto"/>
+    <w:pitch w:val="default"/>
+  </w:font>
+  <w:font w:name=".VnVogueH">
+    <w:altName w:val="Courier New"/>
+    <w:family w:val="swiss"/>
+    <w:pitch w:val="variable"/>
+  </w:font>
+  <w:font w:name="Courier New">
+    <w:family w:val="modern"/>
+    <w:pitch w:val="fixed"/>
+  </w:font>
+</w:fonts>
+</file>
+
+<file path=./word/header1.xml><?xml version="1.0" encoding="utf-8"?>
 <w:hdr xmlns:o="urn:schemas-microsoft-com:office:office" xmlns:r="http://schemas.openxmlformats.org/officeDocument/2006/relationships" xmlns:v="urn:schemas-microsoft-com:vml" xmlns:w="http://schemas.openxmlformats.org/wordprocessingml/2006/main" xmlns:w10="urn:schemas-microsoft-com:office:word" xmlns:wp="http://schemas.openxmlformats.org/drawingml/2006/wordprocessingDrawing" xmlns:pic="http://schemas.openxmlformats.org/drawingml/2006/picture" xmlns:wps="http://schemas.microsoft.com/office/word/2010/wordprocessingShape" xmlns:wpg="http://schemas.microsoft.com/office/word/2010/wordprocessingGroup" xmlns:mc="http://schemas.openxmlformats.org/markup-compatibility/2006" xmlns:wp14="http://schemas.microsoft.com/office/word/2010/wordprocessingDrawing" xmlns:w14="http://schemas.microsoft.com/office/word/2010/wordml" xmlns:w15="http://schemas.microsoft.com/office/word/2012/wordml">
   <w:p>
     <w:pPr>
@@ -1950,7 +2258,7 @@
 </w:hdr>
 </file>
 
-<file path=word/header2.xml><?xml version="1.0" encoding="utf-8"?>
+<file path=./word/header2.xml><?xml version="1.0" encoding="utf-8"?>
 <w:hdr xmlns:o="urn:schemas-microsoft-com:office:office" xmlns:r="http://schemas.openxmlformats.org/officeDocument/2006/relationships" xmlns:v="urn:schemas-microsoft-com:vml" xmlns:w="http://schemas.openxmlformats.org/wordprocessingml/2006/main" xmlns:w10="urn:schemas-microsoft-com:office:word" xmlns:wp="http://schemas.openxmlformats.org/drawingml/2006/wordprocessingDrawing" xmlns:pic="http://schemas.openxmlformats.org/drawingml/2006/picture" xmlns:wps="http://schemas.microsoft.com/office/word/2010/wordprocessingShape" xmlns:wpg="http://schemas.microsoft.com/office/word/2010/wordprocessingGroup" xmlns:mc="http://schemas.openxmlformats.org/markup-compatibility/2006" xmlns:wp14="http://schemas.microsoft.com/office/word/2010/wordprocessingDrawing" xmlns:w14="http://schemas.microsoft.com/office/word/2010/wordml" xmlns:w15="http://schemas.microsoft.com/office/word/2012/wordml">
   <w:p>
     <w:pPr>
@@ -1964,7 +2272,7 @@
 </w:hdr>
 </file>
 
-<file path=word/numbering.xml><?xml version="1.0" encoding="utf-8"?>
+<file path=./word/numbering.xml><?xml version="1.0" encoding="utf-8"?>
 <w:numbering xmlns:w="http://schemas.openxmlformats.org/wordprocessingml/2006/main" xmlns:o="urn:schemas-microsoft-com:office:office" xmlns:r="http://schemas.openxmlformats.org/officeDocument/2006/relationships" xmlns:v="urn:schemas-microsoft-com:vml" xmlns:mc="http://schemas.openxmlformats.org/markup-compatibility/2006" xmlns:w14="http://schemas.microsoft.com/office/word/2010/wordml">
   <w:abstractNum w:abstractNumId="1">
     <w:lvl w:ilvl="0">
@@ -4126,7 +4434,21 @@
 </w:numbering>
 </file>
 
-<file path=word/styles.xml><?xml version="1.0" encoding="utf-8"?>
+<file path=./word/settings.xml><?xml version="1.0" encoding="utf-8"?>
+<w:settings xmlns:w="http://schemas.openxmlformats.org/wordprocessingml/2006/main">
+  <w:zoom w:percent="100"/>
+  <w:defaultTabStop w:val="709"/>
+  <w:autoHyphenation w:val="true"/>
+  <w:hyphenationZone w:val="0"/>
+  <w:evenAndOddHeaders/>
+  <w:compat>
+    <w:doNotBreakWrappedTables/>
+    <w:compatSetting w:name="compatibilityMode" w:uri="http://schemas.microsoft.com/office/word" w:val="11"/>
+  </w:compat>
+</w:settings>
+</file>
+
+<file path=./word/styles.xml><?xml version="1.0" encoding="utf-8"?>
 <w:styles xmlns:w="http://schemas.openxmlformats.org/wordprocessingml/2006/main" xmlns:w14="http://schemas.microsoft.com/office/word/2010/wordml" xmlns:mc="http://schemas.openxmlformats.org/markup-compatibility/2006">
   <w:docDefaults>
     <w:rPrDefault>
@@ -41476,7 +41798,7 @@
 </w:styles>
 </file>
 
-<file path=word/theme/theme1.xml><?xml version="1.0" encoding="utf-8"?>
+<file path=./word/theme/theme1.xml><?xml version="1.0" encoding="utf-8"?>
 <a:theme xmlns:a="http://schemas.openxmlformats.org/drawingml/2006/main" xmlns:r="http://schemas.openxmlformats.org/officeDocument/2006/relationships" name="Office">
   <a:themeElements>
     <a:clrScheme name="LibreOffice">

--- a/skills/phong-dieu-duong/assets/nd30-mau-1.2-quyet-dinh-truc-tiep.docx
+++ b/skills/phong-dieu-duong/assets/nd30-mau-1.2-quyet-dinh-truc-tiep.docx
@@ -1,59 +1,5 @@
 
-<file path=./[Content_Types].xml><?xml version="1.0" encoding="utf-8"?>
-<Types xmlns="http://schemas.openxmlformats.org/package/2006/content-types">
-  <Default Extension="fntdata" ContentType="application/x-fontdata"/>
-  <Default Extension="jpeg" ContentType="image/jpeg"/>
-  <Default Extension="png" ContentType="image/png"/>
-  <Default Extension="rels" ContentType="application/vnd.openxmlformats-package.relationships+xml"/>
-  <Default Extension="xml" ContentType="application/xml"/>
-  <Override PartName="/word/document.xml" ContentType="application/vnd.openxmlformats-officedocument.wordprocessingml.document.main+xml"/>
-  <Override PartName="/word/styles.xml" ContentType="application/vnd.openxmlformats-officedocument.wordprocessingml.styles+xml"/>
-  <Override PartName="/word/header1.xml" ContentType="application/vnd.openxmlformats-officedocument.wordprocessingml.header+xml"/>
-  <Override PartName="/word/theme/theme1.xml" ContentType="application/vnd.openxmlformats-officedocument.theme+xml"/>
-  <Override PartName="/word/settings.xml" ContentType="application/vnd.openxmlformats-officedocument.wordprocessingml.settings+xml"/>
-  <Override PartName="/word/fontTable.xml" ContentType="application/vnd.openxmlformats-officedocument.wordprocessingml.fontTable+xml"/>
-  <Override PartName="/word/header2.xml" ContentType="application/vnd.openxmlformats-officedocument.wordprocessingml.header+xml"/>
-  <Override PartName="/word/numbering.xml" ContentType="application/vnd.openxmlformats-officedocument.wordprocessingml.numbering+xml"/>
-  <Override PartName="/docProps/custom.xml" ContentType="application/vnd.openxmlformats-officedocument.custom-properties+xml"/>
-  <Override PartName="/docProps/core.xml" ContentType="application/vnd.openxmlformats-package.core-properties+xml"/>
-  <Override PartName="/docProps/app.xml" ContentType="application/vnd.openxmlformats-officedocument.extended-properties+xml"/>
-</Types>
-</file>
-
-<file path=./docProps/app.xml><?xml version="1.0" encoding="utf-8"?>
-<Properties xmlns="http://schemas.openxmlformats.org/officeDocument/2006/extended-properties" xmlns:vt="http://schemas.openxmlformats.org/officeDocument/2006/docPropsVTypes">
-  <Template>Normal</Template>
-  <TotalTime>157</TotalTime>
-  <Application>LibreOffice/26.2.4.2$Windows_X86_64 LibreOffice_project/0229ac93fcf0d7cbc6376066c6f35021cef002dc</Application>
-  <AppVersion>15.0000</AppVersion>
-</Properties>
-</file>
-
-<file path=./docProps/core.xml><?xml version="1.0" encoding="utf-8"?>
-<cp:coreProperties xmlns:cp="http://schemas.openxmlformats.org/package/2006/metadata/core-properties" xmlns:dc="http://purl.org/dc/elements/1.1/" xmlns:dcterms="http://purl.org/dc/terms/" xmlns:dcmitype="http://purl.org/dc/dcmitype/" xmlns:xsi="http://www.w3.org/2001/XMLSchema-instance">
-  <dcterms:created xsi:type="dcterms:W3CDTF">2020-03-13T13:22:00Z</dcterms:created>
-  <dc:creator>congbao</dc:creator>
-  <dc:description/>
-  <cp:keywords/>
-  <dc:language>en-US</dc:language>
-  <cp:lastModifiedBy>PC</cp:lastModifiedBy>
-  <cp:lastPrinted>2020-03-14T11:13:00Z</cp:lastPrinted>
-  <dcterms:modified xsi:type="dcterms:W3CDTF">2020-11-10T14:00:00Z</dcterms:modified>
-  <cp:revision>70</cp:revision>
-  <dc:subject/>
-  <dc:title>Số 215 + 216                                                                  Ngày 08 tháng 3 năm 2007</dc:title>
-</cp:coreProperties>
-</file>
-
-<file path=./docProps/custom.xml><?xml version="1.0" encoding="utf-8"?>
-<Properties xmlns="http://schemas.openxmlformats.org/officeDocument/2006/custom-properties" xmlns:vt="http://schemas.openxmlformats.org/officeDocument/2006/docPropsVTypes">
-  <property fmtid="{D5CDD505-2E9C-101B-9397-08002B2CF9AE}" pid="2" name="MTEquationNumber2">
-    <vt:lpwstr>(#S1.#E1)</vt:lpwstr>
-  </property>
-</Properties>
-</file>
-
-<file path=./word/document.xml><?xml version="1.0" encoding="utf-8"?>
+<file path=word/document.xml><?xml version="1.0" encoding="utf-8"?>
 <w:document xmlns:o="urn:schemas-microsoft-com:office:office" xmlns:r="http://schemas.openxmlformats.org/officeDocument/2006/relationships" xmlns:v="urn:schemas-microsoft-com:vml" xmlns:w="http://schemas.openxmlformats.org/wordprocessingml/2006/main" xmlns:w10="urn:schemas-microsoft-com:office:word" xmlns:wp="http://schemas.openxmlformats.org/drawingml/2006/wordprocessingDrawing" xmlns:pic="http://schemas.openxmlformats.org/drawingml/2006/picture" xmlns:wps="http://schemas.microsoft.com/office/word/2010/wordprocessingShape" xmlns:wpg="http://schemas.microsoft.com/office/word/2010/wordprocessingGroup" xmlns:mc="http://schemas.openxmlformats.org/markup-compatibility/2006" xmlns:wp14="http://schemas.microsoft.com/office/word/2010/wordprocessingDrawing" xmlns:w14="http://schemas.microsoft.com/office/word/2010/wordml" xmlns:w15="http://schemas.microsoft.com/office/word/2012/wordml">
   <w:body>
     <w:tbl>
@@ -109,7 +55,7 @@
                 <w:vertAlign w:val="superscript"/>
                 <w:lang w:eastAsia="vi-VN"/>
               </w:rPr>
-              <w:t>{{SO_LIEU}}</w:t>
+              <w:t>1</w:t>
             </w:r>
           </w:p>
           <w:p>
@@ -119,7 +65,14 @@
               <w:spacing w:lineRule="exact" w:line="390" w:before="0" w:after="0"/>
               <w:ind w:hanging="0" w:end="0"/>
               <w:jc w:val="center"/>
-              <w:rPr/>
+              <w:rPr>
+                <w:rStyle w:val="Other"/>
+                <w:b/>
+                <w:bCs/>
+                <w:color w:val="000000"/>
+                <w:vertAlign w:val="superscript"/>
+                <w:lang w:eastAsia="vi-VN"/>
+              </w:rPr>
             </w:pPr>
             <w:r>
               <w:rPr>
@@ -140,7 +93,7 @@
                 <w:vertAlign w:val="superscript"/>
                 <w:lang w:eastAsia="vi-VN"/>
               </w:rPr>
-              <w:t>{{SO_LIEU}}</w:t>
+              <w:t>2</w:t>
             </w:r>
           </w:p>
           <w:p>
@@ -152,11 +105,8 @@
               <w:jc w:val="center"/>
               <w:rPr>
                 <w:rStyle w:val="Other"/>
-                <w:b/>
-                <w:bCs/>
                 <w:color w:val="000000"/>
-                <w:vertAlign w:val="superscript"/>
-                <w:lang w:val="en-US" w:eastAsia="vi-VN"/>
+                <w:lang w:eastAsia="vi-VN"/>
               </w:rPr>
             </w:pPr>
             <w:r>
@@ -246,7 +196,7 @@
                 <w:vertAlign w:val="superscript"/>
                 <w:lang w:eastAsia="vi-VN"/>
               </w:rPr>
-              <w:t>{{SO_LIEU}}</w:t>
+              <w:t>3</w:t>
             </w:r>
             <w:r>
               <w:rPr>
@@ -271,7 +221,13 @@
               <w:spacing w:lineRule="exact" w:line="390" w:before="0" w:after="0"/>
               <w:ind w:firstLine="442" w:end="0"/>
               <w:jc w:val="center"/>
-              <w:rPr/>
+              <w:rPr>
+                <w:rStyle w:val="Other"/>
+                <w:b/>
+                <w:bCs/>
+                <w:color w:val="000000"/>
+                <w:lang w:eastAsia="vi-VN"/>
+              </w:rPr>
             </w:pPr>
             <w:r>
               <w:rPr>
@@ -291,7 +247,13 @@
               <w:spacing w:lineRule="exact" w:line="390" w:before="0" w:after="0"/>
               <w:ind w:firstLine="442" w:end="0"/>
               <w:jc w:val="center"/>
-              <w:rPr/>
+              <w:rPr>
+                <w:rStyle w:val="Other"/>
+                <w:b/>
+                <w:bCs/>
+                <w:color w:val="000000"/>
+                <w:lang w:eastAsia="vi-VN"/>
+              </w:rPr>
             </w:pPr>
             <w:r>
               <w:rPr>
@@ -313,12 +275,10 @@
               <w:jc w:val="right"/>
               <w:rPr>
                 <w:rStyle w:val="Other"/>
-                <w:b/>
-                <w:bCs/>
                 <w:i/>
                 <w:iCs/>
                 <w:color w:val="000000"/>
-                <w:lang w:val="en-US" w:eastAsia="vi-VN"/>
+                <w:lang w:eastAsia="vi-VN"/>
               </w:rPr>
             </w:pPr>
             <w:r>
@@ -412,7 +372,7 @@
                 <w:vertAlign w:val="superscript"/>
                 <w:lang w:eastAsia="vi-VN"/>
               </w:rPr>
-              <w:t>{{SO_LIEU}}</w:t>
+              <w:t>4</w:t>
             </w:r>
             <w:r>
               <w:rPr>
@@ -499,7 +459,7 @@
           <w:bCs/>
           <w:vertAlign w:val="superscript"/>
         </w:rPr>
-        <w:t>{{SO_LIEU}}</w:t>
+        <w:t>5</w:t>
       </w:r>
       <w:r>
         <w:rPr>
@@ -530,7 +490,7 @@
         <w:rPr>
           <w:bCs/>
           <w:color w:val="000000"/>
-          <w:lang w:val="en-US" w:eastAsia="en-US"/>
+          <w:lang w:val="vi-VN" w:eastAsia="vi-VN"/>
         </w:rPr>
         <mc:AlternateContent>
           <mc:Choice Requires="wps">
@@ -597,7 +557,16 @@
         <w:widowControl w:val="false"/>
         <w:spacing w:lineRule="exact" w:line="380"/>
         <w:jc w:val="center"/>
-        <w:rPr/>
+        <w:rPr>
+          <w:rStyle w:val="CharChar2"/>
+          <w:rFonts w:ascii="Times New Roman" w:hAnsi="Times New Roman" w:cs="Times New Roman"/>
+          <w:bCs/>
+          <w:color w:val="000000"/>
+          <w:sz w:val="28"/>
+          <w:szCs w:val="28"/>
+          <w:vertAlign w:val="superscript"/>
+          <w:lang w:eastAsia="vi-VN"/>
+        </w:rPr>
       </w:pPr>
       <w:r>
         <w:rPr>
@@ -622,7 +591,7 @@
           <w:vertAlign w:val="superscript"/>
           <w:lang w:eastAsia="vi-VN"/>
         </w:rPr>
-        <w:t>{{SO_LIEU}}</w:t>
+        <w:t>6</w:t>
       </w:r>
     </w:p>
     <w:p>
@@ -632,14 +601,10 @@
         <w:spacing w:lineRule="exact" w:line="220"/>
         <w:jc w:val="center"/>
         <w:rPr>
-          <w:rStyle w:val="CharChar2"/>
           <w:rFonts w:ascii="Times New Roman" w:hAnsi="Times New Roman" w:cs="Times New Roman"/>
-          <w:bCs/>
           <w:color w:val="000000"/>
           <w:sz w:val="28"/>
           <w:szCs w:val="28"/>
-          <w:vertAlign w:val="superscript"/>
-          <w:lang w:eastAsia="vi-VN"/>
         </w:rPr>
       </w:pPr>
       <w:r>
@@ -690,7 +655,7 @@
           <w:vertAlign w:val="superscript"/>
           <w:lang w:eastAsia="vi-VN"/>
         </w:rPr>
-        <w:t>{{SO_LIEU}}</w:t>
+        <w:t>7</w:t>
       </w:r>
       <w:r>
         <w:rPr>
@@ -784,15 +749,11 @@
         <w:ind w:firstLine="454" w:end="0"/>
         <w:jc w:val="center"/>
         <w:rPr>
-          <w:rStyle w:val="CharChar2"/>
           <w:rFonts w:ascii="Times New Roman" w:hAnsi="Times New Roman" w:cs="Times New Roman"/>
           <w:b w:val="false"/>
-          <w:i/>
-          <w:iCs/>
           <w:color w:val="000000"/>
           <w:sz w:val="28"/>
           <w:szCs w:val="28"/>
-          <w:lang w:eastAsia="vi-VN"/>
         </w:rPr>
       </w:pPr>
       <w:r>
@@ -805,7 +766,15 @@
         <w:widowControl w:val="false"/>
         <w:spacing w:lineRule="exact" w:line="340"/>
         <w:jc w:val="center"/>
-        <w:rPr/>
+        <w:rPr>
+          <w:rStyle w:val="CharChar2"/>
+          <w:rFonts w:ascii="Times New Roman" w:hAnsi="Times New Roman" w:cs="Times New Roman"/>
+          <w:bCs/>
+          <w:color w:val="000000"/>
+          <w:sz w:val="28"/>
+          <w:szCs w:val="28"/>
+          <w:lang w:eastAsia="vi-VN"/>
+        </w:rPr>
       </w:pPr>
       <w:r>
         <w:rPr>
@@ -828,14 +797,11 @@
         <w:ind w:firstLine="454" w:end="0"/>
         <w:jc w:val="center"/>
         <w:rPr>
-          <w:rStyle w:val="CharChar2"/>
           <w:rFonts w:ascii="Times New Roman" w:hAnsi="Times New Roman" w:cs="Times New Roman"/>
           <w:b w:val="false"/>
-          <w:bCs/>
           <w:color w:val="000000"/>
           <w:sz w:val="28"/>
           <w:szCs w:val="28"/>
-          <w:lang w:eastAsia="vi-VN"/>
         </w:rPr>
       </w:pPr>
       <w:r>
@@ -867,7 +833,7 @@
           <w:szCs w:val="28"/>
           <w:lang w:eastAsia="vi-VN"/>
         </w:rPr>
-        <w:t>Điều {{SO_LIEU}}.</w:t>
+        <w:t>Điều 1.</w:t>
       </w:r>
       <w:r>
         <w:rPr>
@@ -895,7 +861,7 @@
           <w:vertAlign w:val="superscript"/>
           <w:lang w:eastAsia="vi-VN"/>
         </w:rPr>
-        <w:t>{{SO_LIEU}}</w:t>
+        <w:t>8</w:t>
       </w:r>
       <w:r>
         <w:rPr>
@@ -980,7 +946,15 @@
         <w:widowControl w:val="false"/>
         <w:spacing w:lineRule="exact" w:line="340"/>
         <w:jc w:val="both"/>
-        <w:rPr/>
+        <w:rPr>
+          <w:rStyle w:val="CharChar2"/>
+          <w:rFonts w:ascii="Times New Roman" w:hAnsi="Times New Roman" w:cs="Times New Roman"/>
+          <w:b/>
+          <w:color w:val="000000"/>
+          <w:sz w:val="28"/>
+          <w:szCs w:val="28"/>
+          <w:lang w:eastAsia="vi-VN"/>
+        </w:rPr>
       </w:pPr>
       <w:r>
         <w:rPr>
@@ -1177,7 +1151,7 @@
                 <w:vertAlign w:val="superscript"/>
                 <w:lang w:eastAsia="vi-VN"/>
               </w:rPr>
-              <w:t>{{SO_LIEU}}</w:t>
+              <w:t>9</w:t>
             </w:r>
             <w:r>
               <w:rPr>
@@ -1198,7 +1172,7 @@
                 <w:vertAlign w:val="superscript"/>
                 <w:lang w:eastAsia="vi-VN"/>
               </w:rPr>
-              <w:t>{{SO_LIEU}}</w:t>
+              <w:t>10</w:t>
             </w:r>
             <w:r>
               <w:rPr>
@@ -1372,7 +1346,6 @@
           <w:color w:val="000000"/>
           <w:sz w:val="24"/>
           <w:szCs w:val="24"/>
-          <w:lang w:val="en-US" w:eastAsia="en-US"/>
         </w:rPr>
       </w:pPr>
       <w:r>
@@ -1382,7 +1355,7 @@
           <w:color w:val="000000"/>
           <w:sz w:val="24"/>
           <w:szCs w:val="24"/>
-          <w:lang w:val="en-US" w:eastAsia="en-US"/>
+          <w:lang w:val="vi-VN" w:eastAsia="vi-VN"/>
         </w:rPr>
         <mc:AlternateContent>
           <mc:Choice Requires="wps">
@@ -1475,7 +1448,11 @@
         <w:spacing w:lineRule="exact" w:line="300"/>
         <w:ind w:hanging="142" w:start="142" w:end="0"/>
         <w:jc w:val="both"/>
-        <w:rPr/>
+        <w:rPr>
+          <w:color w:val="000000"/>
+          <w:sz w:val="24"/>
+          <w:szCs w:val="24"/>
+        </w:rPr>
       </w:pPr>
       <w:r>
         <w:rPr>
@@ -1484,7 +1461,7 @@
           <w:szCs w:val="24"/>
           <w:vertAlign w:val="superscript"/>
         </w:rPr>
-        <w:t>{{SO_LIEU}}</w:t>
+        <w:t>1</w:t>
       </w:r>
       <w:r>
         <w:rPr>
@@ -1502,7 +1479,11 @@
         <w:spacing w:lineRule="exact" w:line="300"/>
         <w:ind w:hanging="142" w:start="142" w:end="0"/>
         <w:jc w:val="both"/>
-        <w:rPr/>
+        <w:rPr>
+          <w:color w:val="000000"/>
+          <w:sz w:val="24"/>
+          <w:szCs w:val="24"/>
+        </w:rPr>
       </w:pPr>
       <w:r>
         <w:rPr>
@@ -1511,7 +1492,7 @@
           <w:szCs w:val="24"/>
           <w:vertAlign w:val="superscript"/>
         </w:rPr>
-        <w:t>{{SO_LIEU}}</w:t>
+        <w:t>2</w:t>
       </w:r>
       <w:r>
         <w:rPr>
@@ -1529,7 +1510,11 @@
         <w:spacing w:lineRule="exact" w:line="300"/>
         <w:ind w:hanging="142" w:start="142" w:end="0"/>
         <w:jc w:val="both"/>
-        <w:rPr/>
+        <w:rPr>
+          <w:color w:val="000000"/>
+          <w:sz w:val="24"/>
+          <w:szCs w:val="24"/>
+        </w:rPr>
       </w:pPr>
       <w:r>
         <w:rPr>
@@ -1538,7 +1523,7 @@
           <w:szCs w:val="24"/>
           <w:vertAlign w:val="superscript"/>
         </w:rPr>
-        <w:t xml:space="preserve">{{SO_LIEU}}</w:t>
+        <w:t xml:space="preserve">3 </w:t>
       </w:r>
       <w:r>
         <w:rPr>
@@ -1569,7 +1554,7 @@
           <w:szCs w:val="24"/>
           <w:vertAlign w:val="superscript"/>
         </w:rPr>
-        <w:t xml:space="preserve">{{SO_LIEU}}</w:t>
+        <w:t xml:space="preserve">4 </w:t>
       </w:r>
       <w:r>
         <w:rPr>
@@ -1605,7 +1590,7 @@
           <w:vertAlign w:val="superscript"/>
           <w:lang w:eastAsia="vi-VN"/>
         </w:rPr>
-        <w:t xml:space="preserve">{{SO_LIEU}}</w:t>
+        <w:t xml:space="preserve">5 </w:t>
       </w:r>
       <w:r>
         <w:rPr>
@@ -1643,7 +1628,7 @@
           <w:vertAlign w:val="superscript"/>
           <w:lang w:eastAsia="vi-VN"/>
         </w:rPr>
-        <w:t xml:space="preserve">{{SO_LIEU}}</w:t>
+        <w:t xml:space="preserve">6 </w:t>
       </w:r>
       <w:r>
         <w:rPr>
@@ -1678,7 +1663,7 @@
           <w:vertAlign w:val="superscript"/>
           <w:lang w:eastAsia="vi-VN"/>
         </w:rPr>
-        <w:t xml:space="preserve">{{SO_LIEU}}</w:t>
+        <w:t xml:space="preserve">7 </w:t>
       </w:r>
       <w:r>
         <w:rPr>
@@ -1716,7 +1701,7 @@
           <w:vertAlign w:val="superscript"/>
           <w:lang w:eastAsia="vi-VN"/>
         </w:rPr>
-        <w:t xml:space="preserve">{{SO_LIEU}}</w:t>
+        <w:t xml:space="preserve">8 </w:t>
       </w:r>
       <w:r>
         <w:rPr>
@@ -1754,7 +1739,7 @@
           <w:vertAlign w:val="superscript"/>
           <w:lang w:eastAsia="vi-VN"/>
         </w:rPr>
-        <w:t xml:space="preserve">{{SO_LIEU}}</w:t>
+        <w:t xml:space="preserve">9 </w:t>
       </w:r>
       <w:r>
         <w:rPr>
@@ -1778,7 +1763,9 @@
         <w:ind w:hanging="142" w:start="142" w:end="0"/>
         <w:jc w:val="both"/>
         <w:rPr>
-          <w:vanish/>
+          <w:color w:val="000000"/>
+          <w:sz w:val="24"/>
+          <w:szCs w:val="24"/>
         </w:rPr>
       </w:pPr>
       <w:r>
@@ -1790,7 +1777,7 @@
           <w:vertAlign w:val="superscript"/>
           <w:lang w:eastAsia="vi-VN"/>
         </w:rPr>
-        <w:t xml:space="preserve">{{SO_LIEU}}</w:t>
+        <w:t xml:space="preserve">10 </w:t>
       </w:r>
       <w:r>
         <w:rPr>
@@ -1820,261 +1807,7 @@
 </w:document>
 </file>
 
-<file path=./word/fontTable.xml><?xml version="1.0" encoding="utf-8"?>
-<w:fonts xmlns:w="http://schemas.openxmlformats.org/wordprocessingml/2006/main" xmlns:r="http://schemas.openxmlformats.org/officeDocument/2006/relationships">
-  <w:font w:name="Times New Roman">
-    <w:family w:val="roman"/>
-    <w:pitch w:val="variable"/>
-  </w:font>
-  <w:font w:name="Symbol">
-    <w:family w:val="roman"/>
-    <w:pitch w:val="variable"/>
-  </w:font>
-  <w:font w:name="Arial">
-    <w:family w:val="swiss"/>
-    <w:pitch w:val="variable"/>
-  </w:font>
-  <w:font w:name="Liberation Serif">
-    <w:altName w:val="Times New Roman"/>
-    <w:family w:val="roman"/>
-    <w:pitch w:val="variable"/>
-  </w:font>
-  <w:font w:name=".VnTimeH">
-    <w:altName w:val="Courier New"/>
-    <w:family w:val="swiss"/>
-    <w:pitch w:val="variable"/>
-  </w:font>
-  <w:font w:name=".VnTime">
-    <w:altName w:val="Courier New"/>
-    <w:family w:val="swiss"/>
-    <w:pitch w:val="variable"/>
-  </w:font>
-  <w:font w:name="Courier New">
-    <w:family w:val="modern"/>
-    <w:pitch w:val="default"/>
-  </w:font>
-  <w:font w:name="Wingdings">
-    <w:family w:val="auto"/>
-    <w:pitch w:val="variable"/>
-  </w:font>
-  <w:font w:name="Tahoma">
-    <w:family w:val="swiss"/>
-    <w:pitch w:val="variable"/>
-  </w:font>
-  <w:font w:name="Calibri">
-    <w:family w:val="swiss"/>
-    <w:pitch w:val="variable"/>
-  </w:font>
-  <w:font w:name="VNI-Times">
-    <w:family w:val="auto"/>
-    <w:pitch w:val="variable"/>
-  </w:font>
-  <w:font w:name=".VnAvant">
-    <w:altName w:val="Courier New"/>
-    <w:family w:val="swiss"/>
-    <w:pitch w:val="variable"/>
-  </w:font>
-  <w:font w:name="Muc mon">
-    <w:altName w:val="Times New Roman"/>
-    <w:family w:val="roman"/>
-    <w:pitch w:val="default"/>
-  </w:font>
-  <w:font w:name=".VnCourier NewH">
-    <w:altName w:val="Courier New"/>
-    <w:family w:val="roman"/>
-    <w:pitch w:val="variable"/>
-  </w:font>
-  <w:font w:name=".VnGothic">
-    <w:altName w:val="Courier New"/>
-    <w:family w:val="swiss"/>
-    <w:pitch w:val="variable"/>
-  </w:font>
-  <w:font w:name=".VnCentury Schoolbook">
-    <w:altName w:val="Courier New"/>
-    <w:family w:val="swiss"/>
-    <w:pitch w:val="variable"/>
-  </w:font>
-  <w:font w:name=".VnAvantH">
-    <w:altName w:val="Courier New"/>
-    <w:family w:val="swiss"/>
-    <w:pitch w:val="variable"/>
-  </w:font>
-  <w:font w:name=".VnCentury SchoolbookH">
-    <w:altName w:val="Courier New"/>
-    <w:family w:val="swiss"/>
-    <w:pitch w:val="variable"/>
-  </w:font>
-  <w:font w:name=".VnHelvetIns">
-    <w:altName w:val="Courier New"/>
-    <w:family w:val="swiss"/>
-    <w:pitch w:val="variable"/>
-  </w:font>
-  <w:font w:name=".VnArial">
-    <w:altName w:val="Courier New"/>
-    <w:family w:val="swiss"/>
-    <w:pitch w:val="variable"/>
-  </w:font>
-  <w:font w:name=".VnHelvetInsH">
-    <w:altName w:val="Courier New"/>
-    <w:family w:val="swiss"/>
-    <w:pitch w:val="variable"/>
-  </w:font>
-  <w:font w:name=".VnArialH">
-    <w:altName w:val="Courier New"/>
-    <w:family w:val="swiss"/>
-    <w:pitch w:val="variable"/>
-  </w:font>
-  <w:font w:name="Arial Unicode MS">
-    <w:family w:val="swiss"/>
-    <w:pitch w:val="variable"/>
-  </w:font>
-  <w:font w:name="Cambria">
-    <w:family w:val="roman"/>
-    <w:pitch w:val="variable"/>
-  </w:font>
-  <w:font w:name="Verdana">
-    <w:family w:val="swiss"/>
-    <w:pitch w:val="variable"/>
-  </w:font>
-  <w:font w:name="Arial Narrow">
-    <w:family w:val="swiss"/>
-    <w:pitch w:val="variable"/>
-  </w:font>
-  <w:font w:name="Consolas">
-    <w:family w:val="modern"/>
-    <w:pitch w:val="default"/>
-  </w:font>
-  <w:font w:name="Microsoft Sans Serif">
-    <w:family w:val="swiss"/>
-    <w:pitch w:val="variable"/>
-  </w:font>
-  <w:font w:name="Arial Black">
-    <w:family w:val="swiss"/>
-    <w:pitch w:val="variable"/>
-  </w:font>
-  <w:font w:name="Trebuchet MS">
-    <w:family w:val="swiss"/>
-    <w:pitch w:val="variable"/>
-  </w:font>
-  <w:font w:name="Century Gothic">
-    <w:family w:val="swiss"/>
-    <w:pitch w:val="variable"/>
-  </w:font>
-  <w:font w:name="Garamond">
-    <w:family w:val="roman"/>
-    <w:pitch w:val="variable"/>
-  </w:font>
-  <w:font w:name="Georgia">
-    <w:family w:val="roman"/>
-    <w:pitch w:val="variable"/>
-  </w:font>
-  <w:font w:name="Calibri Light">
-    <w:family w:val="swiss"/>
-    <w:pitch w:val="variable"/>
-  </w:font>
-  <w:font w:name="VNTime">
-    <w:family w:val="auto"/>
-    <w:pitch w:val="variable"/>
-  </w:font>
-  <w:font w:name="Times New Roman Bold">
-    <w:altName w:val="Times New Roman"/>
-    <w:family w:val="roman"/>
-    <w:pitch w:val="default"/>
-  </w:font>
-  <w:font w:name="PdTime">
-    <w:altName w:val="Arial Narrow"/>
-    <w:family w:val="swiss"/>
-    <w:pitch w:val="variable"/>
-  </w:font>
-  <w:font w:name=".VnArial Narrow">
-    <w:altName w:val="Courier New"/>
-    <w:family w:val="swiss"/>
-    <w:pitch w:val="variable"/>
-  </w:font>
-  <w:font w:name="Arial">
-    <w:family w:val="swiss"/>
-    <w:pitch w:val="default"/>
-  </w:font>
-  <w:font w:name="PdTimeH">
-    <w:altName w:val="Arial Narrow"/>
-    <w:family w:val="swiss"/>
-    <w:pitch w:val="variable"/>
-  </w:font>
-  <w:font w:name=".VnVogue">
-    <w:altName w:val="Courier New"/>
-    <w:family w:val="swiss"/>
-    <w:pitch w:val="variable"/>
-  </w:font>
-  <w:font w:name=".VnBlackH">
-    <w:altName w:val="Courier New"/>
-    <w:family w:val="swiss"/>
-    <w:pitch w:val="variable"/>
-  </w:font>
-  <w:font w:name="VnHelveticaU">
-    <w:family w:val="swiss"/>
-    <w:pitch w:val="variable"/>
-  </w:font>
-  <w:font w:name="VnHelvetica">
-    <w:altName w:val="Arial"/>
-    <w:family w:val="auto"/>
-    <w:pitch w:val="variable"/>
-  </w:font>
-  <w:font w:name="Caslon 540 LT Std">
-    <w:family w:val="roman"/>
-    <w:pitch w:val="variable"/>
-  </w:font>
-  <w:font w:name="Myriad Pro Light">
-    <w:altName w:val="Arial"/>
-    <w:family w:val="swiss"/>
-    <w:pitch w:val="variable"/>
-  </w:font>
-  <w:font w:name=".VnCourier">
-    <w:altName w:val="Courier New"/>
-    <w:family w:val="swiss"/>
-    <w:pitch w:val="variable"/>
-  </w:font>
-  <w:font w:name="VNI Times">
-    <w:family w:val="auto"/>
-    <w:pitch w:val="variable"/>
-  </w:font>
-  <w:font w:name="VNSVNI2">
-    <w:altName w:val="Courier New"/>
-    <w:family w:val="auto"/>
-    <w:pitch w:val="variable"/>
-  </w:font>
-  <w:font w:name=".VnClarendonH">
-    <w:altName w:val="Courier New"/>
-    <w:family w:val="swiss"/>
-    <w:pitch w:val="variable"/>
-  </w:font>
-  <w:font w:name="VNAvantH">
-    <w:altName w:val="Arial"/>
-    <w:family w:val="swiss"/>
-    <w:pitch w:val="variable"/>
-  </w:font>
-  <w:font w:name="Vn Arial HBold">
-    <w:altName w:val="Times New Roman"/>
-    <w:family w:val="auto"/>
-    <w:pitch w:val="default"/>
-  </w:font>
-  <w:font w:name="Batang">
-    <w:altName w:val="바탕"/>
-    <w:family w:val="auto"/>
-    <w:pitch w:val="default"/>
-  </w:font>
-  <w:font w:name=".VnVogueH">
-    <w:altName w:val="Courier New"/>
-    <w:family w:val="swiss"/>
-    <w:pitch w:val="variable"/>
-  </w:font>
-  <w:font w:name="Courier New">
-    <w:family w:val="modern"/>
-    <w:pitch w:val="fixed"/>
-  </w:font>
-</w:fonts>
-</file>
-
-<file path=./word/header1.xml><?xml version="1.0" encoding="utf-8"?>
+<file path=word/header1.xml><?xml version="1.0" encoding="utf-8"?>
 <w:hdr xmlns:o="urn:schemas-microsoft-com:office:office" xmlns:r="http://schemas.openxmlformats.org/officeDocument/2006/relationships" xmlns:v="urn:schemas-microsoft-com:vml" xmlns:w="http://schemas.openxmlformats.org/wordprocessingml/2006/main" xmlns:w10="urn:schemas-microsoft-com:office:word" xmlns:wp="http://schemas.openxmlformats.org/drawingml/2006/wordprocessingDrawing" xmlns:pic="http://schemas.openxmlformats.org/drawingml/2006/picture" xmlns:wps="http://schemas.microsoft.com/office/word/2010/wordprocessingShape" xmlns:wpg="http://schemas.microsoft.com/office/word/2010/wordprocessingGroup" xmlns:mc="http://schemas.openxmlformats.org/markup-compatibility/2006" xmlns:wp14="http://schemas.microsoft.com/office/word/2010/wordprocessingDrawing" xmlns:w14="http://schemas.microsoft.com/office/word/2010/wordml" xmlns:w15="http://schemas.microsoft.com/office/word/2012/wordml">
   <w:p>
     <w:pPr>
@@ -2134,7 +1867,7 @@
     </w:r>
     <w:r>
       <w:rPr/>
-      <w:t>CÔNG BÁO/Số {{SO_LIEU}} + {{SO_LIEU}}/Ngày {{NGAY_THANG}}</w:t>
+      <w:t>CÔNG BÁO/Số 283 + 284/Ngày 17-3-2020</w:t>
     </w:r>
   </w:p>
   <w:p>
@@ -2258,7 +1991,7 @@
 </w:hdr>
 </file>
 
-<file path=./word/header2.xml><?xml version="1.0" encoding="utf-8"?>
+<file path=word/header2.xml><?xml version="1.0" encoding="utf-8"?>
 <w:hdr xmlns:o="urn:schemas-microsoft-com:office:office" xmlns:r="http://schemas.openxmlformats.org/officeDocument/2006/relationships" xmlns:v="urn:schemas-microsoft-com:vml" xmlns:w="http://schemas.openxmlformats.org/wordprocessingml/2006/main" xmlns:w10="urn:schemas-microsoft-com:office:word" xmlns:wp="http://schemas.openxmlformats.org/drawingml/2006/wordprocessingDrawing" xmlns:pic="http://schemas.openxmlformats.org/drawingml/2006/picture" xmlns:wps="http://schemas.microsoft.com/office/word/2010/wordprocessingShape" xmlns:wpg="http://schemas.microsoft.com/office/word/2010/wordprocessingGroup" xmlns:mc="http://schemas.openxmlformats.org/markup-compatibility/2006" xmlns:wp14="http://schemas.microsoft.com/office/word/2010/wordprocessingDrawing" xmlns:w14="http://schemas.microsoft.com/office/word/2010/wordml" xmlns:w15="http://schemas.microsoft.com/office/word/2012/wordml">
   <w:p>
     <w:pPr>
@@ -2272,7 +2005,7 @@
 </w:hdr>
 </file>
 
-<file path=./word/numbering.xml><?xml version="1.0" encoding="utf-8"?>
+<file path=word/numbering.xml><?xml version="1.0" encoding="utf-8"?>
 <w:numbering xmlns:w="http://schemas.openxmlformats.org/wordprocessingml/2006/main" xmlns:o="urn:schemas-microsoft-com:office:office" xmlns:r="http://schemas.openxmlformats.org/officeDocument/2006/relationships" xmlns:v="urn:schemas-microsoft-com:vml" xmlns:mc="http://schemas.openxmlformats.org/markup-compatibility/2006" xmlns:w14="http://schemas.microsoft.com/office/word/2010/wordml">
   <w:abstractNum w:abstractNumId="1">
     <w:lvl w:ilvl="0">
@@ -4434,29 +4167,15 @@
 </w:numbering>
 </file>
 
-<file path=./word/settings.xml><?xml version="1.0" encoding="utf-8"?>
-<w:settings xmlns:w="http://schemas.openxmlformats.org/wordprocessingml/2006/main">
-  <w:zoom w:percent="100"/>
-  <w:defaultTabStop w:val="709"/>
-  <w:autoHyphenation w:val="true"/>
-  <w:hyphenationZone w:val="0"/>
-  <w:evenAndOddHeaders/>
-  <w:compat>
-    <w:doNotBreakWrappedTables/>
-    <w:compatSetting w:name="compatibilityMode" w:uri="http://schemas.microsoft.com/office/word" w:val="11"/>
-  </w:compat>
-</w:settings>
-</file>
-
-<file path=./word/styles.xml><?xml version="1.0" encoding="utf-8"?>
+<file path=word/styles.xml><?xml version="1.0" encoding="utf-8"?>
 <w:styles xmlns:w="http://schemas.openxmlformats.org/wordprocessingml/2006/main" xmlns:w14="http://schemas.microsoft.com/office/word/2010/wordml" xmlns:mc="http://schemas.openxmlformats.org/markup-compatibility/2006">
   <w:docDefaults>
     <w:rPrDefault>
       <w:rPr>
-        <w:rFonts w:ascii="Liberation Serif" w:hAnsi="Liberation Serif" w:eastAsia="NSimSun" w:cs="Lucida Sans"/>
+        <w:rFonts w:ascii="Liberation Serif" w:hAnsi="Liberation Serif" w:eastAsia="Songti SC" w:cs="Arial Unicode MS"/>
         <w:sz w:val="24"/>
         <w:szCs w:val="24"/>
-        <w:lang w:val="en-US" w:eastAsia="zh-CN" w:bidi="hi-IN"/>
+        <w:lang w:val="vi-VN" w:eastAsia="zh-CN" w:bidi="hi-IN"/>
       </w:rPr>
     </w:rPrDefault>
     <w:pPrDefault>
@@ -4477,7 +4196,7 @@
       <w:color w:val="auto"/>
       <w:sz w:val="28"/>
       <w:szCs w:val="28"/>
-      <w:lang w:bidi="ar-SA" w:val="en-US" w:eastAsia="zh-CN"/>
+      <w:lang w:val="en-US" w:bidi="ar-SA" w:eastAsia="zh-CN"/>
     </w:rPr>
   </w:style>
   <w:style w:type="paragraph" w:styleId="Heading1">
@@ -4968,7 +4687,7 @@
       <w:rFonts w:ascii=".VnTimeH" w:hAnsi=".VnTimeH" w:cs=".VnTimeH"/>
       <w:b/>
       <w:sz w:val="28"/>
-      <w:lang w:bidi="ar-SA"/>
+      <w:lang w:val="en-US" w:bidi="ar-SA"/>
     </w:rPr>
   </w:style>
   <w:style w:type="character" w:styleId="Heading2Char2">
@@ -4979,7 +4698,7 @@
       <w:bCs/>
       <w:sz w:val="16"/>
       <w:szCs w:val="24"/>
-      <w:lang w:bidi="ar-SA"/>
+      <w:lang w:val="en-US" w:bidi="ar-SA"/>
     </w:rPr>
   </w:style>
   <w:style w:type="character" w:styleId="Heading3Char3">
@@ -4991,7 +4710,7 @@
       <w:bCs/>
       <w:sz w:val="26"/>
       <w:szCs w:val="26"/>
-      <w:lang w:bidi="ar-SA"/>
+      <w:lang w:val="en-US" w:bidi="ar-SA"/>
     </w:rPr>
   </w:style>
   <w:style w:type="character" w:styleId="Heading4Char1">
@@ -5002,7 +4721,7 @@
       <w:bCs/>
       <w:sz w:val="28"/>
       <w:szCs w:val="28"/>
-      <w:lang w:bidi="ar-SA"/>
+      <w:lang w:val="en-US" w:bidi="ar-SA"/>
     </w:rPr>
   </w:style>
   <w:style w:type="character" w:styleId="Heading5Char1">
@@ -5016,7 +4735,7 @@
       <w:iCs/>
       <w:sz w:val="26"/>
       <w:szCs w:val="26"/>
-      <w:lang w:bidi="ar-SA"/>
+      <w:lang w:val="en-US" w:bidi="ar-SA"/>
     </w:rPr>
   </w:style>
   <w:style w:type="character" w:styleId="Heading6Char2">
@@ -5027,7 +4746,7 @@
       <w:bCs/>
       <w:sz w:val="22"/>
       <w:szCs w:val="22"/>
-      <w:lang w:bidi="ar-SA"/>
+      <w:lang w:val="en-US" w:bidi="ar-SA"/>
     </w:rPr>
   </w:style>
   <w:style w:type="character" w:styleId="Heading7Char1">
@@ -5036,7 +4755,7 @@
     <w:rPr>
       <w:sz w:val="24"/>
       <w:szCs w:val="24"/>
-      <w:lang w:bidi="ar-SA"/>
+      <w:lang w:val="en-US" w:bidi="ar-SA"/>
     </w:rPr>
   </w:style>
   <w:style w:type="character" w:styleId="Heading9Char1">
@@ -5046,7 +4765,7 @@
       <w:rFonts w:ascii="Arial" w:hAnsi="Arial" w:cs="Arial"/>
       <w:sz w:val="22"/>
       <w:szCs w:val="22"/>
-      <w:lang w:bidi="ar-SA"/>
+      <w:lang w:val="en-US" w:bidi="ar-SA"/>
     </w:rPr>
   </w:style>
   <w:style w:type="character" w:styleId="CharChar8">
@@ -5057,7 +4776,7 @@
       <w:bCs/>
       <w:sz w:val="16"/>
       <w:szCs w:val="24"/>
-      <w:lang w:bidi="ar-SA"/>
+      <w:lang w:val="en-US" w:bidi="ar-SA"/>
     </w:rPr>
   </w:style>
   <w:style w:type="character" w:styleId="CharChar7">
@@ -5068,7 +4787,7 @@
       <w:bCs/>
       <w:sz w:val="28"/>
       <w:szCs w:val="28"/>
-      <w:lang w:bidi="ar-SA"/>
+      <w:lang w:val="en-US" w:bidi="ar-SA"/>
     </w:rPr>
   </w:style>
   <w:style w:type="character" w:styleId="CharCharChar">
@@ -5082,7 +4801,7 @@
       <w:iCs/>
       <w:sz w:val="26"/>
       <w:szCs w:val="26"/>
-      <w:lang w:bidi="ar-SA"/>
+      <w:lang w:val="en-US" w:bidi="ar-SA"/>
     </w:rPr>
   </w:style>
   <w:style w:type="character" w:styleId="CharChar6">
@@ -5091,7 +4810,7 @@
     <w:rPr>
       <w:sz w:val="24"/>
       <w:szCs w:val="24"/>
-      <w:lang w:bidi="ar-SA"/>
+      <w:lang w:val="en-US" w:bidi="ar-SA"/>
     </w:rPr>
   </w:style>
   <w:style w:type="character" w:styleId="z-BottomofFormChar1">
@@ -5101,7 +4820,7 @@
       <w:rFonts w:ascii="Arial" w:hAnsi="Arial" w:cs="Arial"/>
       <w:sz w:val="22"/>
       <w:szCs w:val="22"/>
-      <w:lang w:bidi="ar-SA"/>
+      <w:lang w:val="en-US" w:bidi="ar-SA"/>
     </w:rPr>
   </w:style>
   <w:style w:type="character" w:styleId="BodyText2Char1">
@@ -5113,7 +4832,7 @@
       <w:bCs/>
       <w:sz w:val="28"/>
       <w:szCs w:val="24"/>
-      <w:lang w:bidi="ar-SA"/>
+      <w:lang w:val="en-US" w:bidi="ar-SA"/>
     </w:rPr>
   </w:style>
   <w:style w:type="character" w:styleId="CharChar4">
@@ -5125,7 +4844,7 @@
       <w:bCs/>
       <w:sz w:val="28"/>
       <w:szCs w:val="24"/>
-      <w:lang w:bidi="ar-SA"/>
+      <w:lang w:val="en-US" w:bidi="ar-SA"/>
     </w:rPr>
   </w:style>
   <w:style w:type="character" w:styleId="BodyTextIndentChar2">
@@ -5134,7 +4853,7 @@
     <w:rPr>
       <w:rFonts w:ascii=".VnTime" w:hAnsi=".VnTime" w:cs=".VnTime"/>
       <w:sz w:val="28"/>
-      <w:lang w:bidi="ar-SA"/>
+      <w:lang w:val="en-US" w:bidi="ar-SA"/>
     </w:rPr>
   </w:style>
   <w:style w:type="character" w:styleId="CharChar1">
@@ -5143,7 +4862,7 @@
     <w:rPr>
       <w:rFonts w:ascii=".VnTime" w:hAnsi=".VnTime" w:cs=".VnTime"/>
       <w:sz w:val="28"/>
-      <w:lang w:bidi="ar-SA"/>
+      <w:lang w:val="en-US" w:bidi="ar-SA"/>
     </w:rPr>
   </w:style>
   <w:style w:type="character" w:styleId="BodyTextIndentChar1Char">
@@ -5152,7 +4871,7 @@
     <w:rPr>
       <w:rFonts w:ascii=".VnTime" w:hAnsi=".VnTime" w:cs=".VnTime"/>
       <w:sz w:val="28"/>
-      <w:lang w:bidi="ar-SA"/>
+      <w:lang w:val="en-US" w:bidi="ar-SA"/>
     </w:rPr>
   </w:style>
   <w:style w:type="character" w:styleId="BodyTextChar2">
@@ -5162,7 +4881,7 @@
       <w:rFonts w:ascii=".VnTimeH" w:hAnsi=".VnTimeH" w:cs=".VnTimeH"/>
       <w:b/>
       <w:sz w:val="24"/>
-      <w:lang w:bidi="ar-SA"/>
+      <w:lang w:val="en-US" w:bidi="ar-SA"/>
     </w:rPr>
   </w:style>
   <w:style w:type="character" w:styleId="BalloonTextChar3">
@@ -5172,7 +4891,7 @@
       <w:rFonts w:ascii="Tahoma" w:hAnsi="Tahoma" w:cs="Tahoma"/>
       <w:sz w:val="16"/>
       <w:szCs w:val="16"/>
-      <w:lang w:bidi="ar-SA"/>
+      <w:lang w:val="en-US" w:bidi="ar-SA"/>
     </w:rPr>
   </w:style>
   <w:style w:type="character" w:styleId="HeaderChar2">
@@ -5181,7 +4900,7 @@
     <w:rPr>
       <w:sz w:val="28"/>
       <w:szCs w:val="28"/>
-      <w:lang w:bidi="ar-SA"/>
+      <w:lang w:val="en-US" w:bidi="ar-SA"/>
     </w:rPr>
   </w:style>
   <w:style w:type="character" w:styleId="PageNumber">
@@ -5195,7 +4914,7 @@
     <w:rPr>
       <w:sz w:val="16"/>
       <w:szCs w:val="16"/>
-      <w:lang w:bidi="ar-SA"/>
+      <w:lang w:val="en-US" w:bidi="ar-SA"/>
     </w:rPr>
   </w:style>
   <w:style w:type="character" w:styleId="CharChar3">
@@ -5204,7 +4923,7 @@
     <w:rPr>
       <w:sz w:val="16"/>
       <w:szCs w:val="16"/>
-      <w:lang w:bidi="ar-SA"/>
+      <w:lang w:val="en-US" w:bidi="ar-SA"/>
     </w:rPr>
   </w:style>
   <w:style w:type="character" w:styleId="Hyperlink">
@@ -5218,14 +4937,14 @@
     <w:name w:val="Footnote Text Char3"/>
     <w:qFormat/>
     <w:rPr>
-      <w:lang w:bidi="ar-SA"/>
+      <w:lang w:val="en-US" w:bidi="ar-SA"/>
     </w:rPr>
   </w:style>
   <w:style w:type="character" w:styleId="CharChar2">
     <w:name w:val=" Char Char2"/>
     <w:qFormat/>
     <w:rPr>
-      <w:lang w:bidi="ar-SA"/>
+      <w:lang w:val="en-US" w:bidi="ar-SA"/>
     </w:rPr>
   </w:style>
   <w:style w:type="character" w:styleId="CharChar">
@@ -5238,7 +4957,7 @@
       <w:iCs/>
       <w:sz w:val="26"/>
       <w:szCs w:val="26"/>
-      <w:lang w:bidi="ar-SA"/>
+      <w:lang w:val="en-US" w:bidi="ar-SA"/>
     </w:rPr>
   </w:style>
   <w:style w:type="character" w:styleId="BodyTextIndent2Char1">
@@ -5248,7 +4967,7 @@
       <w:rFonts w:ascii=".VnTime" w:hAnsi=".VnTime" w:eastAsia=".VnTime" w:cs=".VnTime"/>
       <w:sz w:val="28"/>
       <w:szCs w:val="28"/>
-      <w:lang w:bidi="ar-SA"/>
+      <w:lang w:val="en-US" w:bidi="ar-SA"/>
     </w:rPr>
   </w:style>
   <w:style w:type="character" w:styleId="BodyTextIndent2CharCharChar">
@@ -5258,7 +4977,7 @@
       <w:rFonts w:ascii=".VnTime" w:hAnsi=".VnTime" w:eastAsia=".VnTime" w:cs=".VnTime"/>
       <w:sz w:val="28"/>
       <w:szCs w:val="28"/>
-      <w:lang w:bidi="ar-SA"/>
+      <w:lang w:val="en-US" w:bidi="ar-SA"/>
     </w:rPr>
   </w:style>
   <w:style w:type="character" w:styleId="CommentReference">
@@ -5274,7 +4993,7 @@
     <w:qFormat/>
     <w:rPr>
       <w:rFonts w:ascii=".VnTime" w:hAnsi=".VnTime" w:cs=".VnTime"/>
-      <w:lang w:bidi="ar-SA"/>
+      <w:lang w:val="en-US" w:bidi="ar-SA"/>
     </w:rPr>
   </w:style>
   <w:style w:type="character" w:styleId="DieuCharChar">
@@ -5285,7 +5004,7 @@
       <w:bCs/>
       <w:sz w:val="28"/>
       <w:szCs w:val="28"/>
-      <w:lang w:val="vi-VN" w:bidi="ar-SA"/>
+      <w:lang w:bidi="ar-SA"/>
     </w:rPr>
   </w:style>
   <w:style w:type="character" w:styleId="BodyTextIndent3Char1">
@@ -5295,7 +5014,7 @@
       <w:rFonts w:ascii=".VnTime" w:hAnsi=".VnTime" w:cs=".VnTime"/>
       <w:sz w:val="28"/>
       <w:szCs w:val="28"/>
-      <w:lang w:bidi="ar-SA"/>
+      <w:lang w:val="en-US" w:bidi="ar-SA"/>
     </w:rPr>
   </w:style>
   <w:style w:type="character" w:styleId="ChuongCharChar">
@@ -5325,7 +5044,7 @@
       <w:iCs/>
       <w:sz w:val="24"/>
       <w:szCs w:val="24"/>
-      <w:lang w:bidi="ar-SA"/>
+      <w:lang w:val="en-US" w:bidi="ar-SA"/>
     </w:rPr>
   </w:style>
   <w:style w:type="character" w:styleId="TChar">
@@ -5334,7 +5053,7 @@
     <w:rPr>
       <w:rFonts w:ascii=".VnTime" w:hAnsi=".VnTime" w:cs=".VnTime"/>
       <w:sz w:val="28"/>
-      <w:lang w:val="vi-VN" w:bidi="ar-SA"/>
+      <w:lang w:bidi="ar-SA"/>
     </w:rPr>
   </w:style>
   <w:style w:type="character" w:styleId="normalchar1">
@@ -5405,7 +5124,7 @@
       <w:spacing w:val="24"/>
       <w:sz w:val="26"/>
       <w:szCs w:val="26"/>
-      <w:lang w:bidi="ar-SA"/>
+      <w:lang w:val="en-US" w:bidi="ar-SA"/>
     </w:rPr>
   </w:style>
   <w:style w:type="character" w:styleId="Emphasis">
@@ -5484,7 +5203,7 @@
       <w:rFonts w:ascii=".VnTime" w:hAnsi=".VnTime" w:cs=".VnTime"/>
       <w:sz w:val="26"/>
       <w:szCs w:val="26"/>
-      <w:lang w:bidi="ar-SA"/>
+      <w:lang w:val="en-US" w:bidi="ar-SA"/>
     </w:rPr>
   </w:style>
   <w:style w:type="character" w:styleId="tenmonChar">
@@ -5495,7 +5214,7 @@
       <w:b/>
       <w:sz w:val="28"/>
       <w:szCs w:val="28"/>
-      <w:lang w:bidi="ar-SA"/>
+      <w:lang w:val="en-US" w:bidi="ar-SA"/>
     </w:rPr>
   </w:style>
   <w:style w:type="character" w:styleId="StyleBold">
@@ -5523,7 +5242,7 @@
       <w:b/>
       <w:sz w:val="28"/>
       <w:szCs w:val="28"/>
-      <w:lang w:bidi="ar-SA"/>
+      <w:lang w:val="en-US" w:bidi="ar-SA"/>
     </w:rPr>
   </w:style>
   <w:style w:type="character" w:styleId="yshortcuts">
@@ -5583,6 +5302,7 @@
       <w:bCs/>
       <w:sz w:val="28"/>
       <w:szCs w:val="28"/>
+      <w:lang w:val="en-US"/>
     </w:rPr>
   </w:style>
   <w:style w:type="character" w:styleId="CharChar16">
@@ -5593,6 +5313,7 @@
       <w:bCs/>
       <w:sz w:val="24"/>
       <w:szCs w:val="24"/>
+      <w:lang w:val="en-US"/>
     </w:rPr>
   </w:style>
   <w:style w:type="character" w:styleId="CharChar15">
@@ -5604,6 +5325,7 @@
       <w:bCs/>
       <w:sz w:val="26"/>
       <w:szCs w:val="26"/>
+      <w:lang w:val="en-US"/>
     </w:rPr>
   </w:style>
   <w:style w:type="character" w:styleId="CharChar81">
@@ -5614,6 +5336,7 @@
       <w:bCs/>
       <w:sz w:val="24"/>
       <w:szCs w:val="24"/>
+      <w:lang w:val="en-US"/>
     </w:rPr>
   </w:style>
   <w:style w:type="character" w:styleId="CharChar71">
@@ -5624,6 +5347,7 @@
       <w:bCs/>
       <w:sz w:val="28"/>
       <w:szCs w:val="28"/>
+      <w:lang w:val="en-US"/>
     </w:rPr>
   </w:style>
   <w:style w:type="character" w:styleId="CharCharChar1">
@@ -5637,6 +5361,7 @@
       <w:iCs/>
       <w:sz w:val="26"/>
       <w:szCs w:val="26"/>
+      <w:lang w:val="en-US"/>
     </w:rPr>
   </w:style>
   <w:style w:type="character" w:styleId="CharChar61">
@@ -5645,6 +5370,7 @@
     <w:rPr>
       <w:sz w:val="24"/>
       <w:szCs w:val="24"/>
+      <w:lang w:val="en-US"/>
     </w:rPr>
   </w:style>
   <w:style w:type="character" w:styleId="CharChar5">
@@ -5654,6 +5380,7 @@
       <w:rFonts w:ascii="Arial" w:hAnsi="Arial" w:cs="Arial"/>
       <w:sz w:val="22"/>
       <w:szCs w:val="22"/>
+      <w:lang w:val="en-US"/>
     </w:rPr>
   </w:style>
   <w:style w:type="character" w:styleId="CharChar41">
@@ -5665,6 +5392,7 @@
       <w:bCs/>
       <w:sz w:val="24"/>
       <w:szCs w:val="24"/>
+      <w:lang w:val="en-US"/>
     </w:rPr>
   </w:style>
   <w:style w:type="character" w:styleId="CharChar11">
@@ -5674,6 +5402,7 @@
       <w:rFonts w:ascii="Times New Roman" w:hAnsi="Times New Roman" w:cs="Times New Roman"/>
       <w:sz w:val="28"/>
       <w:szCs w:val="28"/>
+      <w:lang w:val="en-US"/>
     </w:rPr>
   </w:style>
   <w:style w:type="character" w:styleId="CharChar31">
@@ -5682,12 +5411,15 @@
     <w:rPr>
       <w:sz w:val="16"/>
       <w:szCs w:val="16"/>
+      <w:lang w:val="en-US"/>
     </w:rPr>
   </w:style>
   <w:style w:type="character" w:styleId="CharChar21">
     <w:name w:val="Char Char2"/>
     <w:qFormat/>
-    <w:rPr/>
+    <w:rPr>
+      <w:lang w:val="en-US"/>
+    </w:rPr>
   </w:style>
   <w:style w:type="character" w:styleId="CharChar9">
     <w:name w:val="Char Char"/>
@@ -5699,6 +5431,7 @@
       <w:iCs/>
       <w:sz w:val="26"/>
       <w:szCs w:val="26"/>
+      <w:lang w:val="en-US"/>
     </w:rPr>
   </w:style>
   <w:style w:type="character" w:styleId="normal1">
@@ -5715,6 +5448,7 @@
       <w:color w:val="000000"/>
       <w:sz w:val="26"/>
       <w:szCs w:val="26"/>
+      <w:lang w:val="en-US"/>
     </w:rPr>
   </w:style>
   <w:style w:type="character" w:styleId="apple-converted-space">
@@ -5779,7 +5513,7 @@
     <w:rPr>
       <w:sz w:val="24"/>
       <w:szCs w:val="24"/>
-      <w:lang w:bidi="ar-SA"/>
+      <w:lang w:val="en-US" w:bidi="ar-SA"/>
     </w:rPr>
   </w:style>
   <w:style w:type="character" w:styleId="Heading1Char">
@@ -5792,6 +5526,7 @@
       <w:kern w:val="2"/>
       <w:sz w:val="32"/>
       <w:szCs w:val="32"/>
+      <w:lang w:val="en-US"/>
     </w:rPr>
   </w:style>
   <w:style w:type="character" w:styleId="Heading2Char">
@@ -5805,6 +5540,7 @@
       <w:iCs/>
       <w:sz w:val="28"/>
       <w:szCs w:val="28"/>
+      <w:lang w:val="en-US"/>
     </w:rPr>
   </w:style>
   <w:style w:type="character" w:styleId="Heading3Char">
@@ -5816,6 +5552,7 @@
       <w:bCs/>
       <w:sz w:val="26"/>
       <w:szCs w:val="26"/>
+      <w:lang w:val="en-US"/>
     </w:rPr>
   </w:style>
   <w:style w:type="character" w:styleId="Heading4Char">
@@ -5827,6 +5564,7 @@
       <w:bCs/>
       <w:sz w:val="28"/>
       <w:szCs w:val="28"/>
+      <w:lang w:val="en-US"/>
     </w:rPr>
   </w:style>
   <w:style w:type="character" w:styleId="Heading5Char">
@@ -5840,6 +5578,7 @@
       <w:iCs/>
       <w:sz w:val="26"/>
       <w:szCs w:val="26"/>
+      <w:lang w:val="en-US"/>
     </w:rPr>
   </w:style>
   <w:style w:type="character" w:styleId="Heading6Char">
@@ -5849,6 +5588,7 @@
       <w:rFonts w:ascii="Arial" w:hAnsi="Arial" w:cs="Times New Roman"/>
       <w:b/>
       <w:bCs/>
+      <w:lang w:val="en-US"/>
     </w:rPr>
   </w:style>
   <w:style w:type="character" w:styleId="Heading7Char">
@@ -5858,6 +5598,7 @@
       <w:rFonts w:ascii="Arial" w:hAnsi="Arial" w:cs="Times New Roman"/>
       <w:sz w:val="24"/>
       <w:szCs w:val="24"/>
+      <w:lang w:val="en-US"/>
     </w:rPr>
   </w:style>
   <w:style w:type="character" w:styleId="Heading8Char">
@@ -5869,6 +5610,7 @@
       <w:iCs/>
       <w:sz w:val="24"/>
       <w:szCs w:val="24"/>
+      <w:lang w:val="en-US"/>
     </w:rPr>
   </w:style>
   <w:style w:type="character" w:styleId="Heading9Char">
@@ -5876,6 +5618,7 @@
     <w:qFormat/>
     <w:rPr>
       <w:rFonts w:ascii="Times New Roman" w:hAnsi="Times New Roman" w:cs="Times New Roman"/>
+      <w:lang w:val="en-US"/>
     </w:rPr>
   </w:style>
   <w:style w:type="character" w:styleId="CommentSubjectChar">
@@ -5883,6 +5626,7 @@
     <w:qFormat/>
     <w:rPr>
       <w:rFonts w:cs="Times New Roman"/>
+      <w:lang w:val="en-US"/>
     </w:rPr>
   </w:style>
   <w:style w:type="character" w:styleId="FooterChar">
@@ -5892,6 +5636,7 @@
       <w:rFonts w:cs="Times New Roman"/>
       <w:sz w:val="24"/>
       <w:szCs w:val="24"/>
+      <w:lang w:val="en-US"/>
     </w:rPr>
   </w:style>
   <w:style w:type="character" w:styleId="n002dchuongtenchar">
@@ -5909,7 +5654,7 @@
       <w:bCs/>
       <w:sz w:val="26"/>
       <w:szCs w:val="24"/>
-      <w:lang w:bidi="ar-SA"/>
+      <w:lang w:val="en-US" w:bidi="ar-SA"/>
     </w:rPr>
   </w:style>
   <w:style w:type="character" w:styleId="StyleBodyTextBodyText1Left05Char">
@@ -5919,7 +5664,7 @@
       <w:rFonts w:ascii="Arial" w:hAnsi="Arial" w:cs="Cordia New"/>
       <w:spacing w:val="-4"/>
       <w:sz w:val="21"/>
-      <w:lang w:val="vi-VN" w:bidi="en-US"/>
+      <w:lang w:bidi="en-US"/>
     </w:rPr>
   </w:style>
   <w:style w:type="character" w:styleId="portlettext21">
@@ -5942,7 +5687,7 @@
       <w:color w:val="000000"/>
       <w:sz w:val="22"/>
       <w:szCs w:val="22"/>
-      <w:lang w:bidi="en-US"/>
+      <w:lang w:val="en-US" w:bidi="en-US"/>
     </w:rPr>
   </w:style>
   <w:style w:type="character" w:styleId="IntenseQuoteChar">
@@ -5957,7 +5702,7 @@
       <w:color w:val="4F81BD"/>
       <w:sz w:val="22"/>
       <w:szCs w:val="22"/>
-      <w:lang w:bidi="en-US"/>
+      <w:lang w:val="en-US" w:bidi="en-US"/>
     </w:rPr>
   </w:style>
   <w:style w:type="character" w:styleId="SubtleEmphasis">
@@ -6129,7 +5874,7 @@
     <w:rPr>
       <w:rFonts w:ascii=".VnTime" w:hAnsi=".VnTime" w:cs=".VnTime"/>
       <w:sz w:val="28"/>
-      <w:lang w:bidi="ar-SA"/>
+      <w:lang w:val="en-US" w:bidi="ar-SA"/>
     </w:rPr>
   </w:style>
   <w:style w:type="character" w:styleId="longtext1">
@@ -6180,7 +5925,7 @@
       <w:rFonts w:ascii=".VnTimeH" w:hAnsi=".VnTimeH" w:cs=".VnTimeH"/>
       <w:b/>
       <w:sz w:val="28"/>
-      <w:lang w:bidi="ar-SA"/>
+      <w:lang w:val="en-US" w:bidi="ar-SA"/>
     </w:rPr>
   </w:style>
   <w:style w:type="character" w:styleId="CharChar20">
@@ -6191,7 +5936,7 @@
       <w:bCs/>
       <w:sz w:val="22"/>
       <w:szCs w:val="22"/>
-      <w:lang w:bidi="ar-SA"/>
+      <w:lang w:val="en-US" w:bidi="ar-SA"/>
     </w:rPr>
   </w:style>
   <w:style w:type="character" w:styleId="CharChar22">
@@ -6202,7 +5947,7 @@
       <w:bCs/>
       <w:sz w:val="16"/>
       <w:szCs w:val="24"/>
-      <w:lang w:bidi="ar-SA"/>
+      <w:lang w:val="en-US" w:bidi="ar-SA"/>
     </w:rPr>
   </w:style>
   <w:style w:type="character" w:styleId="Heading2Char1Char1">
@@ -6214,7 +5959,7 @@
       <w:kern w:val="2"/>
       <w:sz w:val="28"/>
       <w:szCs w:val="28"/>
-      <w:lang w:bidi="he-IL"/>
+      <w:lang w:val="en-US" w:bidi="he-IL"/>
     </w:rPr>
   </w:style>
   <w:style w:type="character" w:styleId="Heading4CharCharChar">
@@ -6225,7 +5970,7 @@
       <w:spacing w:val="5"/>
       <w:sz w:val="24"/>
       <w:szCs w:val="24"/>
-      <w:lang w:bidi="he-IL"/>
+      <w:lang w:val="en-US" w:bidi="he-IL"/>
     </w:rPr>
   </w:style>
   <w:style w:type="character" w:styleId="NumberedParagraph-BulletelistLeft0Firstline0Char">
@@ -6233,7 +5978,7 @@
     <w:qFormat/>
     <w:rPr>
       <w:sz w:val="24"/>
-      <w:lang w:bidi="ar-SA"/>
+      <w:lang w:val="en-US" w:bidi="ar-SA"/>
     </w:rPr>
   </w:style>
   <w:style w:type="character" w:styleId="LeftHeaderCharChar">
@@ -6241,7 +5986,7 @@
     <w:qFormat/>
     <w:rPr>
       <w:kern w:val="2"/>
-      <w:lang w:bidi="he-IL"/>
+      <w:lang w:val="en-US" w:bidi="he-IL"/>
     </w:rPr>
   </w:style>
   <w:style w:type="character" w:styleId="FootnoteTextCharChar">
@@ -6249,7 +5994,7 @@
     <w:qFormat/>
     <w:rPr>
       <w:kern w:val="2"/>
-      <w:lang w:bidi="he-IL"/>
+      <w:lang w:val="en-US" w:bidi="he-IL"/>
     </w:rPr>
   </w:style>
   <w:style w:type="character" w:styleId="NumParaLeftChar">
@@ -6269,7 +6014,7 @@
       <w:kern w:val="2"/>
       <w:sz w:val="24"/>
       <w:szCs w:val="24"/>
-      <w:lang w:bidi="he-IL"/>
+      <w:lang w:val="en-US" w:bidi="he-IL"/>
     </w:rPr>
   </w:style>
   <w:style w:type="character" w:styleId="FootnoterefererenceCharCharCharCharCharCharChar">
@@ -6291,7 +6036,7 @@
       <w:kern w:val="2"/>
       <w:sz w:val="24"/>
       <w:szCs w:val="24"/>
-      <w:lang w:bidi="ar-SA"/>
+      <w:lang w:val="en-US" w:bidi="ar-SA"/>
     </w:rPr>
   </w:style>
   <w:style w:type="character" w:styleId="FootnoteChar">
@@ -6301,7 +6046,7 @@
       <w:kern w:val="2"/>
       <w:sz w:val="16"/>
       <w:szCs w:val="16"/>
-      <w:lang w:bidi="ar-SA"/>
+      <w:lang w:val="en-US" w:bidi="ar-SA"/>
     </w:rPr>
   </w:style>
   <w:style w:type="character" w:styleId="NumberedParagraphChar">
@@ -6311,7 +6056,7 @@
       <w:kern w:val="2"/>
       <w:sz w:val="24"/>
       <w:szCs w:val="24"/>
-      <w:lang w:bidi="he-IL"/>
+      <w:lang w:val="en-US" w:bidi="he-IL"/>
     </w:rPr>
   </w:style>
   <w:style w:type="character" w:styleId="IndentChar">
@@ -6326,7 +6071,7 @@
     <w:rPr>
       <w:kern w:val="2"/>
       <w:sz w:val="24"/>
-      <w:lang w:bidi="ar-SA"/>
+      <w:lang w:val="en-US" w:bidi="ar-SA"/>
     </w:rPr>
   </w:style>
   <w:style w:type="character" w:styleId="Boldparagraph">
@@ -6349,7 +6094,7 @@
       <w:kern w:val="2"/>
       <w:sz w:val="24"/>
       <w:szCs w:val="24"/>
-      <w:lang w:bidi="ar-SA"/>
+      <w:lang w:val="en-US" w:bidi="ar-SA"/>
     </w:rPr>
   </w:style>
   <w:style w:type="character" w:styleId="Heading3Char1Char">
@@ -6361,7 +6106,7 @@
       <w:kern w:val="2"/>
       <w:sz w:val="24"/>
       <w:szCs w:val="24"/>
-      <w:lang w:bidi="he-IL"/>
+      <w:lang w:val="en-US" w:bidi="he-IL"/>
     </w:rPr>
   </w:style>
   <w:style w:type="character" w:styleId="Level2-aChar1">
@@ -6372,7 +6117,7 @@
       <w:spacing w:val="5"/>
       <w:sz w:val="24"/>
       <w:szCs w:val="24"/>
-      <w:lang w:bidi="he-IL"/>
+      <w:lang w:val="en-US" w:bidi="he-IL"/>
     </w:rPr>
   </w:style>
   <w:style w:type="character" w:styleId="IndentCharCharCharCharChar">
@@ -6383,7 +6128,7 @@
       <w:kern w:val="2"/>
       <w:sz w:val="24"/>
       <w:szCs w:val="24"/>
-      <w:lang w:bidi="ar-SA"/>
+      <w:lang w:val="en-US" w:bidi="ar-SA"/>
     </w:rPr>
   </w:style>
   <w:style w:type="character" w:styleId="IndentCharCharCharCharCharCharCharCharCharCharCharCharCharCharCharCharChar">
@@ -6392,7 +6137,7 @@
     <w:rPr>
       <w:rFonts w:eastAsia="MS Mincho"/>
       <w:kern w:val="2"/>
-      <w:lang w:bidi="he-IL"/>
+      <w:lang w:val="en-US" w:bidi="he-IL"/>
     </w:rPr>
   </w:style>
   <w:style w:type="character" w:styleId="FootnoteReference">
@@ -6473,7 +6218,7 @@
       <w:bCs/>
       <w:sz w:val="28"/>
       <w:szCs w:val="28"/>
-      <w:lang w:bidi="ar-SA"/>
+      <w:lang w:val="en-US" w:bidi="ar-SA"/>
     </w:rPr>
   </w:style>
   <w:style w:type="character" w:styleId="NumberedParagraphCharCharChar">
@@ -6483,14 +6228,14 @@
       <w:kern w:val="2"/>
       <w:sz w:val="24"/>
       <w:szCs w:val="24"/>
-      <w:lang w:bidi="he-IL"/>
+      <w:lang w:val="en-US" w:bidi="he-IL"/>
     </w:rPr>
   </w:style>
   <w:style w:type="character" w:styleId="NumberedParagraph-BulletelistLeft0Firstline0CharChar">
     <w:name w:val="Numbered Paragraph - Bullete list + Left:  0&quot; First line:  0&quot; Char Char"/>
     <w:qFormat/>
     <w:rPr>
-      <w:lang w:bidi="ar-SA"/>
+      <w:lang w:val="en-US" w:bidi="ar-SA"/>
     </w:rPr>
   </w:style>
   <w:style w:type="character" w:styleId="Heading3Char2CharChar">
@@ -6502,7 +6247,7 @@
       <w:kern w:val="2"/>
       <w:sz w:val="24"/>
       <w:szCs w:val="24"/>
-      <w:lang w:bidi="he-IL"/>
+      <w:lang w:val="en-US" w:bidi="he-IL"/>
     </w:rPr>
   </w:style>
   <w:style w:type="character" w:styleId="NumberedParagraphCharCharCharChar">
@@ -6512,7 +6257,7 @@
       <w:kern w:val="2"/>
       <w:sz w:val="24"/>
       <w:szCs w:val="24"/>
-      <w:lang w:bidi="he-IL"/>
+      <w:lang w:val="en-US" w:bidi="he-IL"/>
     </w:rPr>
   </w:style>
   <w:style w:type="character" w:styleId="HeadingdrhChar">
@@ -6534,7 +6279,7 @@
       <w:bCs/>
       <w:sz w:val="28"/>
       <w:szCs w:val="28"/>
-      <w:lang w:bidi="ar-SA"/>
+      <w:lang w:val="en-US" w:bidi="ar-SA"/>
     </w:rPr>
   </w:style>
   <w:style w:type="character" w:styleId="BodyTextCharCharCharCharCharCharChar">
@@ -6544,7 +6289,7 @@
       <w:rFonts w:ascii=".VnTimeH" w:hAnsi=".VnTimeH" w:cs=".VnTimeH"/>
       <w:b/>
       <w:sz w:val="24"/>
-      <w:lang w:bidi="ar-SA"/>
+      <w:lang w:val="en-US" w:bidi="ar-SA"/>
     </w:rPr>
   </w:style>
   <w:style w:type="character" w:styleId="titMHCharChar">
@@ -6554,7 +6299,7 @@
       <w:rFonts w:ascii="VNI-Times" w:hAnsi="VNI-Times" w:eastAsia="SimSun" w:cs="VNI-Times"/>
       <w:b/>
       <w:sz w:val="24"/>
-      <w:lang w:bidi="ar-SA"/>
+      <w:lang w:val="en-US" w:bidi="ar-SA"/>
     </w:rPr>
   </w:style>
   <w:style w:type="character" w:styleId="chungtrinhhocphanCharChar">
@@ -6564,7 +6309,7 @@
       <w:rFonts w:ascii="VNI-Times" w:hAnsi="VNI-Times" w:eastAsia="SimSun" w:cs="VNI-Times"/>
       <w:b/>
       <w:sz w:val="32"/>
-      <w:lang w:bidi="ar-SA"/>
+      <w:lang w:val="en-US" w:bidi="ar-SA"/>
     </w:rPr>
   </w:style>
   <w:style w:type="character" w:styleId="CharChar18">
@@ -6574,7 +6319,7 @@
       <w:rFonts w:ascii="VNI-Times" w:hAnsi="VNI-Times" w:eastAsia="SimSun" w:cs="VNI-Times"/>
       <w:b/>
       <w:sz w:val="24"/>
-      <w:lang w:bidi="ar-SA"/>
+      <w:lang w:val="en-US" w:bidi="ar-SA"/>
     </w:rPr>
   </w:style>
   <w:style w:type="character" w:styleId="tChar1">
@@ -6587,7 +6332,7 @@
       <w:spacing w:val="40"/>
       <w:sz w:val="28"/>
       <w:szCs w:val="32"/>
-      <w:lang w:bidi="ar-SA"/>
+      <w:lang w:val="en-US" w:bidi="ar-SA"/>
     </w:rPr>
   </w:style>
   <w:style w:type="character" w:styleId="a3Char">
@@ -6597,7 +6342,7 @@
       <w:rFonts w:ascii=".VnTimeH" w:hAnsi=".VnTimeH" w:eastAsia="SimSun" w:cs=".VnTimeH"/>
       <w:b/>
       <w:sz w:val="26"/>
-      <w:lang w:bidi="ar-SA"/>
+      <w:lang w:val="en-US" w:bidi="ar-SA"/>
     </w:rPr>
   </w:style>
   <w:style w:type="character" w:styleId="2nChar">
@@ -6608,7 +6353,7 @@
       <w:b/>
       <w:sz w:val="28"/>
       <w:szCs w:val="22"/>
-      <w:lang w:bidi="ar-SA"/>
+      <w:lang w:val="en-US" w:bidi="ar-SA"/>
     </w:rPr>
   </w:style>
   <w:style w:type="character" w:styleId="g1Char">
@@ -6618,7 +6363,7 @@
       <w:rFonts w:ascii=".VnTime" w:hAnsi=".VnTime" w:eastAsia="SimSun" w:cs=".VnTime"/>
       <w:sz w:val="26"/>
       <w:szCs w:val="26"/>
-      <w:lang w:bidi="ar-SA"/>
+      <w:lang w:val="en-US" w:bidi="ar-SA"/>
     </w:rPr>
   </w:style>
   <w:style w:type="character" w:styleId="tmChar1">
@@ -6628,7 +6373,7 @@
       <w:rFonts w:ascii=".VnAvant" w:hAnsi=".VnAvant" w:eastAsia="SimSun" w:cs=".VnAvant"/>
       <w:b/>
       <w:sz w:val="24"/>
-      <w:lang w:bidi="ar-SA"/>
+      <w:lang w:val="en-US" w:bidi="ar-SA"/>
     </w:rPr>
   </w:style>
   <w:style w:type="character" w:styleId="tendemucChar">
@@ -6650,6 +6395,7 @@
       <w:bCs/>
       <w:sz w:val="28"/>
       <w:szCs w:val="28"/>
+      <w:lang w:val="en-US"/>
     </w:rPr>
   </w:style>
   <w:style w:type="character" w:styleId="MucmonChar">
@@ -6661,6 +6407,7 @@
       <w:bCs/>
       <w:sz w:val="28"/>
       <w:szCs w:val="28"/>
+      <w:lang w:val="en-US"/>
     </w:rPr>
   </w:style>
   <w:style w:type="character" w:styleId="MucchinhChar">
@@ -6673,6 +6420,7 @@
       <w:color w:val="000000"/>
       <w:sz w:val="28"/>
       <w:szCs w:val="28"/>
+      <w:lang w:val="en-US"/>
     </w:rPr>
   </w:style>
   <w:style w:type="character" w:styleId="Style13ptBoldItalicCondensedby02pt">
@@ -6711,7 +6459,7 @@
       <w:color w:val="000000"/>
       <w:sz w:val="28"/>
       <w:szCs w:val="28"/>
-      <w:lang w:bidi="ar-SA"/>
+      <w:lang w:val="en-US" w:bidi="ar-SA"/>
     </w:rPr>
   </w:style>
   <w:style w:type="character" w:styleId="MChar">
@@ -6721,7 +6469,7 @@
       <w:rFonts w:ascii=".VnCourier NewH" w:hAnsi=".VnCourier NewH" w:cs=".VnCourier NewH"/>
       <w:b/>
       <w:sz w:val="32"/>
-      <w:lang w:bidi="ar-SA"/>
+      <w:lang w:val="en-US" w:bidi="ar-SA"/>
     </w:rPr>
   </w:style>
   <w:style w:type="character" w:styleId="2Char">
@@ -6731,7 +6479,7 @@
       <w:rFonts w:ascii=".VnTimeH" w:hAnsi=".VnTimeH" w:cs=".VnTimeH"/>
       <w:b/>
       <w:sz w:val="26"/>
-      <w:lang w:bidi="ar-SA"/>
+      <w:lang w:val="en-US" w:bidi="ar-SA"/>
     </w:rPr>
   </w:style>
   <w:style w:type="character" w:styleId="ctChar">
@@ -6741,7 +6489,7 @@
       <w:rFonts w:ascii=".VnGothic" w:hAnsi=".VnGothic" w:cs=".VnVogueH"/>
       <w:sz w:val="40"/>
       <w:szCs w:val="40"/>
-      <w:lang w:bidi="ar-SA"/>
+      <w:lang w:val="en-US" w:bidi="ar-SA"/>
     </w:rPr>
   </w:style>
   <w:style w:type="character" w:styleId="cCharChar">
@@ -6751,7 +6499,7 @@
       <w:rFonts w:ascii=".VnAvant" w:hAnsi=".VnAvant" w:cs=".VnAvant"/>
       <w:b/>
       <w:sz w:val="24"/>
-      <w:lang w:bidi="ar-SA"/>
+      <w:lang w:val="en-US" w:bidi="ar-SA"/>
     </w:rPr>
   </w:style>
   <w:style w:type="character" w:styleId="tmChar">
@@ -6761,7 +6509,7 @@
       <w:rFonts w:ascii=".VnAvant" w:hAnsi=".VnAvant" w:cs=".VnAvant"/>
       <w:b/>
       <w:sz w:val="24"/>
-      <w:lang w:bidi="ar-SA"/>
+      <w:lang w:val="en-US" w:bidi="ar-SA"/>
     </w:rPr>
   </w:style>
   <w:style w:type="character" w:styleId="nChar">
@@ -6776,7 +6524,7 @@
       <w:color w:val="4F81BD"/>
       <w:sz w:val="28"/>
       <w:szCs w:val="26"/>
-      <w:lang w:bidi="ar-SA"/>
+      <w:lang w:val="en-US" w:bidi="ar-SA"/>
     </w:rPr>
   </w:style>
   <w:style w:type="character" w:styleId="ngChar">
@@ -6792,7 +6540,7 @@
       <w:rFonts w:ascii=".VnTime" w:hAnsi=".VnTime" w:eastAsia="SimSun" w:cs=".VnTime"/>
       <w:sz w:val="26"/>
       <w:szCs w:val="26"/>
-      <w:lang w:bidi="ar-SA"/>
+      <w:lang w:val="en-US" w:bidi="ar-SA"/>
     </w:rPr>
   </w:style>
   <w:style w:type="character" w:styleId="g1CharChar">
@@ -6827,7 +6575,7 @@
     <w:rPr>
       <w:sz w:val="28"/>
       <w:szCs w:val="28"/>
-      <w:lang w:bidi="ar-SA"/>
+      <w:lang w:val="en-US" w:bidi="ar-SA"/>
     </w:rPr>
   </w:style>
   <w:style w:type="character" w:styleId="tCharChar">
@@ -6840,7 +6588,7 @@
       <w:spacing w:val="40"/>
       <w:sz w:val="28"/>
       <w:szCs w:val="32"/>
-      <w:lang w:bidi="ar-SA"/>
+      <w:lang w:val="en-US" w:bidi="ar-SA"/>
     </w:rPr>
   </w:style>
   <w:style w:type="character" w:styleId="1CharChar">
@@ -6854,7 +6602,7 @@
       <w:spacing w:val="40"/>
       <w:sz w:val="26"/>
       <w:szCs w:val="24"/>
-      <w:lang w:bidi="ar-SA"/>
+      <w:lang w:val="en-US" w:bidi="ar-SA"/>
     </w:rPr>
   </w:style>
   <w:style w:type="character" w:styleId="Style9CharCharChar">
@@ -6877,7 +6625,7 @@
       <w:spacing w:val="40"/>
       <w:sz w:val="24"/>
       <w:szCs w:val="24"/>
-      <w:lang w:bidi="ar-SA"/>
+      <w:lang w:val="en-US" w:bidi="ar-SA"/>
     </w:rPr>
   </w:style>
   <w:style w:type="character" w:styleId="Char">
@@ -6887,7 +6635,7 @@
       <w:rFonts w:ascii=".VnTimeH" w:hAnsi=".VnTimeH" w:cs=".VnTimeH"/>
       <w:kern w:val="2"/>
       <w:sz w:val="26"/>
-      <w:lang w:bidi="ar-SA"/>
+      <w:lang w:val="en-US" w:bidi="ar-SA"/>
     </w:rPr>
   </w:style>
   <w:style w:type="character" w:styleId="Style9CharCharCharCharCharChar">
@@ -6929,7 +6677,7 @@
       <w:b/>
       <w:sz w:val="28"/>
       <w:szCs w:val="28"/>
-      <w:lang w:bidi="ar-SA"/>
+      <w:lang w:val="en-US" w:bidi="ar-SA"/>
     </w:rPr>
   </w:style>
   <w:style w:type="character" w:styleId="11Char">
@@ -6969,7 +6717,7 @@
       <w:rFonts w:ascii=".VnTime" w:hAnsi=".VnTime" w:eastAsia=".VnTime" w:cs=".VnTime"/>
       <w:sz w:val="28"/>
       <w:szCs w:val="28"/>
-      <w:lang w:bidi="ar-SA"/>
+      <w:lang w:val="en-US" w:bidi="ar-SA"/>
     </w:rPr>
   </w:style>
   <w:style w:type="character" w:styleId="1noidungChar">
@@ -6978,7 +6726,7 @@
     <w:rPr>
       <w:rFonts w:ascii="Arial" w:hAnsi="Arial" w:cs="Arial"/>
       <w:sz w:val="24"/>
-      <w:lang w:val="en-US" w:bidi="ar-SA"/>
+      <w:lang w:val="vi-VN" w:bidi="ar-SA"/>
     </w:rPr>
   </w:style>
   <w:style w:type="character" w:styleId="atn">
@@ -7000,14 +6748,14 @@
       <w:b/>
       <w:sz w:val="26"/>
       <w:szCs w:val="26"/>
-      <w:lang w:bidi="ar-SA"/>
+      <w:lang w:val="en-US" w:bidi="ar-SA"/>
     </w:rPr>
   </w:style>
   <w:style w:type="character" w:styleId="Style7Char">
     <w:name w:val="Style7 Char"/>
     <w:qFormat/>
     <w:rPr>
-      <w:lang w:bidi="ar-SA"/>
+      <w:lang w:val="en-US" w:bidi="ar-SA"/>
     </w:rPr>
   </w:style>
   <w:style w:type="character" w:styleId="frametitle">
@@ -7042,7 +6790,7 @@
       <w:spacing w:val="24"/>
       <w:sz w:val="28"/>
       <w:szCs w:val="28"/>
-      <w:lang w:bidi="ar-SA"/>
+      <w:lang w:val="en-US" w:bidi="ar-SA"/>
     </w:rPr>
   </w:style>
   <w:style w:type="character" w:styleId="dieuCharChar1">
@@ -7054,25 +6802,25 @@
       <w:spacing w:val="24"/>
       <w:sz w:val="26"/>
       <w:szCs w:val="26"/>
-      <w:lang w:bidi="ar-SA"/>
+      <w:lang w:val="en-US" w:bidi="ar-SA"/>
     </w:rPr>
   </w:style>
   <w:style w:type="character" w:styleId="CenterChar">
     <w:name w:val="Center Char"/>
-    <w:qFormat/>
-    <w:rPr>
-      <w:sz w:val="28"/>
-      <w:szCs w:val="28"/>
-      <w:lang w:val="vi-VN" w:bidi="ar-SA"/>
-    </w:rPr>
-  </w:style>
-  <w:style w:type="character" w:styleId="TenvbChar">
-    <w:name w:val="Tenvb Char"/>
     <w:qFormat/>
     <w:rPr>
       <w:sz w:val="28"/>
       <w:szCs w:val="28"/>
       <w:lang w:bidi="ar-SA"/>
+    </w:rPr>
+  </w:style>
+  <w:style w:type="character" w:styleId="TenvbChar">
+    <w:name w:val="Tenvb Char"/>
+    <w:qFormat/>
+    <w:rPr>
+      <w:sz w:val="28"/>
+      <w:szCs w:val="28"/>
+      <w:lang w:val="en-US" w:bidi="ar-SA"/>
     </w:rPr>
   </w:style>
   <w:style w:type="character" w:styleId="OFFICE1Char">
@@ -7096,7 +6844,7 @@
       <w:iCs/>
       <w:sz w:val="26"/>
       <w:szCs w:val="26"/>
-      <w:lang w:bidi="ar-SA"/>
+      <w:lang w:val="en-US" w:bidi="ar-SA"/>
     </w:rPr>
   </w:style>
   <w:style w:type="character" w:styleId="MMTopic2Char">
@@ -7110,7 +6858,7 @@
       <w:iCs/>
       <w:sz w:val="28"/>
       <w:szCs w:val="28"/>
-      <w:lang w:bidi="ar-SA"/>
+      <w:lang w:val="en-US" w:bidi="ar-SA"/>
     </w:rPr>
   </w:style>
   <w:style w:type="character" w:styleId="Heading8Char1">
@@ -7121,7 +6869,7 @@
       <w:iCs/>
       <w:sz w:val="24"/>
       <w:szCs w:val="24"/>
-      <w:lang w:bidi="ar-SA"/>
+      <w:lang w:val="en-US" w:bidi="ar-SA"/>
     </w:rPr>
   </w:style>
   <w:style w:type="character" w:styleId="BodyTextIndentChar">
@@ -7142,7 +6890,7 @@
       <w:color w:val="000000"/>
       <w:sz w:val="22"/>
       <w:szCs w:val="22"/>
-      <w:lang w:bidi="ar-SA"/>
+      <w:lang w:val="en-US" w:bidi="ar-SA"/>
     </w:rPr>
   </w:style>
   <w:style w:type="character" w:styleId="11chucdanhnguoiky-co11CharChar">
@@ -7154,7 +6902,7 @@
       <w:color w:val="000000"/>
       <w:sz w:val="22"/>
       <w:szCs w:val="22"/>
-      <w:lang w:bidi="ar-SA"/>
+      <w:lang w:val="en-US" w:bidi="ar-SA"/>
     </w:rPr>
   </w:style>
   <w:style w:type="character" w:styleId="6tenmucphanCharCharChar">
@@ -7166,7 +6914,7 @@
       <w:color w:val="000000"/>
       <w:sz w:val="22"/>
       <w:szCs w:val="22"/>
-      <w:lang w:bidi="ar-SA"/>
+      <w:lang w:val="en-US" w:bidi="ar-SA"/>
     </w:rPr>
   </w:style>
   <w:style w:type="character" w:styleId="1chinhtrangChar1CharCharChar">
@@ -7177,7 +6925,7 @@
       <w:color w:val="000000"/>
       <w:sz w:val="22"/>
       <w:szCs w:val="22"/>
-      <w:lang w:bidi="ar-SA"/>
+      <w:lang w:val="en-US" w:bidi="ar-SA"/>
     </w:rPr>
   </w:style>
   <w:style w:type="character" w:styleId="coCharCharChar">
@@ -7188,7 +6936,7 @@
       <w:color w:val="000000"/>
       <w:sz w:val="22"/>
       <w:szCs w:val="22"/>
-      <w:lang w:bidi="ar-SA"/>
+      <w:lang w:val="en-US" w:bidi="ar-SA"/>
     </w:rPr>
   </w:style>
   <w:style w:type="character" w:styleId="BodyTextIndent3Char">
@@ -7215,7 +6963,7 @@
       <w:color w:val="000000"/>
       <w:sz w:val="22"/>
       <w:szCs w:val="22"/>
-      <w:lang w:bidi="ar-SA"/>
+      <w:lang w:val="en-US" w:bidi="ar-SA"/>
     </w:rPr>
   </w:style>
   <w:style w:type="character" w:styleId="4tenchuongCharCharChar">
@@ -7227,7 +6975,7 @@
       <w:color w:val="000000"/>
       <w:sz w:val="22"/>
       <w:szCs w:val="22"/>
-      <w:lang w:bidi="ar-SA"/>
+      <w:lang w:val="en-US" w:bidi="ar-SA"/>
     </w:rPr>
   </w:style>
   <w:style w:type="character" w:styleId="71CharCharCharCharCharCharCharCharChar">
@@ -7250,7 +6998,7 @@
       <w:color w:val="000000"/>
       <w:sz w:val="22"/>
       <w:szCs w:val="22"/>
-      <w:lang w:bidi="ar-SA"/>
+      <w:lang w:val="en-US" w:bidi="ar-SA"/>
     </w:rPr>
   </w:style>
   <w:style w:type="character" w:styleId="cChar1CharCharCharChar">
@@ -7261,7 +7009,7 @@
       <w:color w:val="000000"/>
       <w:sz w:val="22"/>
       <w:szCs w:val="22"/>
-      <w:lang w:bidi="ar-SA"/>
+      <w:lang w:val="en-US" w:bidi="ar-SA"/>
     </w:rPr>
   </w:style>
   <w:style w:type="character" w:styleId="1chinhtrangChar">
@@ -7283,7 +7031,7 @@
       <w:color w:val="000000"/>
       <w:sz w:val="22"/>
       <w:szCs w:val="22"/>
-      <w:lang w:bidi="ar-SA"/>
+      <w:lang w:val="en-US" w:bidi="ar-SA"/>
     </w:rPr>
   </w:style>
   <w:style w:type="character" w:styleId="cCharCharChar">
@@ -7301,7 +7049,7 @@
       <w:color w:val="000000"/>
       <w:sz w:val="22"/>
       <w:szCs w:val="22"/>
-      <w:lang w:bidi="ar-SA"/>
+      <w:lang w:val="en-US" w:bidi="ar-SA"/>
     </w:rPr>
   </w:style>
   <w:style w:type="character" w:styleId="1chinhtrangCharCharCharCharCharCharChar">
@@ -7312,7 +7060,7 @@
       <w:color w:val="000000"/>
       <w:sz w:val="22"/>
       <w:szCs w:val="22"/>
-      <w:lang w:bidi="ar-SA"/>
+      <w:lang w:val="en-US" w:bidi="ar-SA"/>
     </w:rPr>
   </w:style>
   <w:style w:type="character" w:styleId="4tenchuongCharCharCharCharCharChar">
@@ -7324,7 +7072,7 @@
       <w:color w:val="000000"/>
       <w:sz w:val="22"/>
       <w:szCs w:val="22"/>
-      <w:lang w:bidi="ar-SA"/>
+      <w:lang w:val="en-US" w:bidi="ar-SA"/>
     </w:rPr>
   </w:style>
   <w:style w:type="character" w:styleId="2dongcachCharCharCharCharCharChar">
@@ -7336,7 +7084,7 @@
       <w:color w:val="000000"/>
       <w:sz w:val="22"/>
       <w:szCs w:val="22"/>
-      <w:lang w:bidi="ar-SA"/>
+      <w:lang w:val="en-US" w:bidi="ar-SA"/>
     </w:rPr>
   </w:style>
   <w:style w:type="character" w:styleId="1chinhtrangCharChar1CharCharCharChar">
@@ -7347,7 +7095,7 @@
       <w:color w:val="000000"/>
       <w:sz w:val="22"/>
       <w:szCs w:val="22"/>
-      <w:lang w:bidi="ar-SA"/>
+      <w:lang w:val="en-US" w:bidi="ar-SA"/>
     </w:rPr>
   </w:style>
   <w:style w:type="character" w:styleId="cCharCharCharCharCharChar">
@@ -7358,7 +7106,7 @@
       <w:color w:val="000000"/>
       <w:sz w:val="22"/>
       <w:szCs w:val="26"/>
-      <w:lang w:bidi="ar-SA"/>
+      <w:lang w:val="en-US" w:bidi="ar-SA"/>
     </w:rPr>
   </w:style>
   <w:style w:type="character" w:styleId="coCharCharCharCharCharChar">
@@ -7369,7 +7117,7 @@
       <w:color w:val="000000"/>
       <w:sz w:val="22"/>
       <w:szCs w:val="22"/>
-      <w:lang w:bidi="ar-SA"/>
+      <w:lang w:val="en-US" w:bidi="ar-SA"/>
     </w:rPr>
   </w:style>
   <w:style w:type="character" w:styleId="TitleCharCharChar1">
@@ -7391,7 +7139,7 @@
       <w:color w:val="000000"/>
       <w:sz w:val="22"/>
       <w:szCs w:val="22"/>
-      <w:lang w:bidi="ar-SA"/>
+      <w:lang w:val="en-US" w:bidi="ar-SA"/>
     </w:rPr>
   </w:style>
   <w:style w:type="character" w:styleId="aCharCharChar">
@@ -7403,7 +7151,7 @@
       <w:color w:val="000000"/>
       <w:sz w:val="26"/>
       <w:szCs w:val="26"/>
-      <w:lang w:bidi="ar-SA"/>
+      <w:lang w:val="en-US" w:bidi="ar-SA"/>
     </w:rPr>
   </w:style>
   <w:style w:type="character" w:styleId="eCharCharChar">
@@ -7416,7 +7164,7 @@
       <w:color w:val="000000"/>
       <w:sz w:val="22"/>
       <w:szCs w:val="22"/>
-      <w:lang w:bidi="ar-SA"/>
+      <w:lang w:val="en-US" w:bidi="ar-SA"/>
     </w:rPr>
   </w:style>
   <w:style w:type="character" w:styleId="17CharChar">
@@ -7429,7 +7177,7 @@
       <w:color w:val="000000"/>
       <w:sz w:val="26"/>
       <w:szCs w:val="26"/>
-      <w:lang w:bidi="ar-SA"/>
+      <w:lang w:val="en-US" w:bidi="ar-SA"/>
     </w:rPr>
   </w:style>
   <w:style w:type="character" w:styleId="phanCharCharCharCharCharCharChar">
@@ -7441,7 +7189,7 @@
       <w:color w:val="000000"/>
       <w:sz w:val="22"/>
       <w:szCs w:val="22"/>
-      <w:lang w:bidi="ar-SA"/>
+      <w:lang w:val="en-US" w:bidi="ar-SA"/>
     </w:rPr>
   </w:style>
   <w:style w:type="character" w:styleId="cChar2">
@@ -7453,7 +7201,7 @@
       <w:color w:val="000000"/>
       <w:sz w:val="22"/>
       <w:szCs w:val="22"/>
-      <w:lang w:bidi="ar-SA"/>
+      <w:lang w:val="en-US" w:bidi="ar-SA"/>
     </w:rPr>
   </w:style>
   <w:style w:type="character" w:styleId="3sochuongCharCharChar">
@@ -7465,7 +7213,7 @@
       <w:color w:val="000000"/>
       <w:sz w:val="22"/>
       <w:szCs w:val="22"/>
-      <w:lang w:bidi="ar-SA"/>
+      <w:lang w:val="en-US" w:bidi="ar-SA"/>
     </w:rPr>
   </w:style>
   <w:style w:type="character" w:styleId="noCharCharCharChar">
@@ -7476,7 +7224,7 @@
       <w:color w:val="000000"/>
       <w:sz w:val="22"/>
       <w:szCs w:val="22"/>
-      <w:lang w:bidi="ar-SA"/>
+      <w:lang w:val="en-US" w:bidi="ar-SA"/>
     </w:rPr>
   </w:style>
   <w:style w:type="character" w:styleId="1chinhtrangCharCharChar1CharChar">
@@ -7487,7 +7235,7 @@
       <w:color w:val="000000"/>
       <w:sz w:val="22"/>
       <w:szCs w:val="22"/>
-      <w:lang w:bidi="ar-SA"/>
+      <w:lang w:val="en-US" w:bidi="ar-SA"/>
     </w:rPr>
   </w:style>
   <w:style w:type="character" w:styleId="z-TopofFormChar1">
@@ -7521,7 +7269,7 @@
       <w:color w:val="0000FF"/>
       <w:spacing w:val="24"/>
       <w:sz w:val="28"/>
-      <w:lang w:bidi="ar-SA"/>
+      <w:lang w:val="en-US" w:bidi="ar-SA"/>
     </w:rPr>
   </w:style>
   <w:style w:type="character" w:styleId="71CharChar">
@@ -7533,7 +7281,7 @@
       <w:color w:val="000000"/>
       <w:sz w:val="22"/>
       <w:szCs w:val="22"/>
-      <w:lang w:bidi="ar-SA"/>
+      <w:lang w:val="en-US" w:bidi="ar-SA"/>
     </w:rPr>
   </w:style>
   <w:style w:type="character" w:styleId="DocumentMapChar2">
@@ -7541,7 +7289,7 @@
     <w:qFormat/>
     <w:rPr>
       <w:rFonts w:ascii="Tahoma" w:hAnsi="Tahoma" w:cs="Tahoma"/>
-      <w:lang w:bidi="ar-SA"/>
+      <w:lang w:val="en-US" w:bidi="ar-SA"/>
     </w:rPr>
   </w:style>
   <w:style w:type="character" w:styleId="71CharChar1">
@@ -7593,7 +7341,7 @@
     <w:name w:val="Endnote Text Char1"/>
     <w:qFormat/>
     <w:rPr>
-      <w:lang w:bidi="ar-SA"/>
+      <w:lang w:val="en-US" w:bidi="ar-SA"/>
     </w:rPr>
   </w:style>
   <w:style w:type="character" w:styleId="SubtitleChar2">
@@ -7603,7 +7351,7 @@
       <w:rFonts w:ascii=".VnTimeH" w:hAnsi=".VnTimeH" w:cs=".VnTimeH"/>
       <w:b/>
       <w:sz w:val="28"/>
-      <w:lang w:bidi="ar-SA"/>
+      <w:lang w:val="en-US" w:bidi="ar-SA"/>
     </w:rPr>
   </w:style>
   <w:style w:type="character" w:styleId="15CharCharCharChar">
@@ -7616,7 +7364,7 @@
       <w:spacing w:val="20"/>
       <w:sz w:val="26"/>
       <w:szCs w:val="26"/>
-      <w:lang w:bidi="ar-SA"/>
+      <w:lang w:val="en-US" w:bidi="ar-SA"/>
     </w:rPr>
   </w:style>
   <w:style w:type="character" w:styleId="4CharCharCharChar">
@@ -7630,7 +7378,7 @@
       <w:spacing w:val="28"/>
       <w:sz w:val="23"/>
       <w:szCs w:val="23"/>
-      <w:lang w:bidi="ar-SA"/>
+      <w:lang w:val="en-US" w:bidi="ar-SA"/>
     </w:rPr>
   </w:style>
   <w:style w:type="character" w:styleId="5CharCharCharChar">
@@ -7645,7 +7393,7 @@
       <w:color w:val="000000"/>
       <w:sz w:val="23"/>
       <w:szCs w:val="23"/>
-      <w:lang w:bidi="ar-SA"/>
+      <w:lang w:val="en-US" w:bidi="ar-SA"/>
     </w:rPr>
   </w:style>
   <w:style w:type="character" w:styleId="DNnd2chuongChar">
@@ -7657,7 +7405,7 @@
       <w:bCs/>
       <w:color w:val="000000"/>
       <w:sz w:val="22"/>
-      <w:lang w:bidi="ar-SA"/>
+      <w:lang w:val="en-US" w:bidi="ar-SA"/>
     </w:rPr>
   </w:style>
   <w:style w:type="character" w:styleId="DNnd1quyetdinhChar">
@@ -7669,7 +7417,7 @@
       <w:color w:val="000000"/>
       <w:sz w:val="32"/>
       <w:szCs w:val="32"/>
-      <w:lang w:bidi="ar-SA"/>
+      <w:lang w:val="en-US" w:bidi="ar-SA"/>
     </w:rPr>
   </w:style>
   <w:style w:type="character" w:styleId="DNtd6trichyeuVBChar">
@@ -7680,7 +7428,7 @@
       <w:color w:val="000000"/>
       <w:sz w:val="26"/>
       <w:szCs w:val="26"/>
-      <w:lang w:bidi="ar-SA"/>
+      <w:lang w:val="en-US" w:bidi="ar-SA"/>
     </w:rPr>
   </w:style>
   <w:style w:type="character" w:styleId="1CharCharCharChar">
@@ -7691,7 +7439,7 @@
       <w:color w:val="000000"/>
       <w:sz w:val="22"/>
       <w:szCs w:val="22"/>
-      <w:lang w:bidi="ar-SA"/>
+      <w:lang w:val="en-US" w:bidi="ar-SA"/>
     </w:rPr>
   </w:style>
   <w:style w:type="character" w:styleId="7CharCharChar">
@@ -7704,7 +7452,7 @@
       <w:spacing w:val="28"/>
       <w:sz w:val="22"/>
       <w:szCs w:val="22"/>
-      <w:lang w:bidi="ar-SA"/>
+      <w:lang w:val="en-US" w:bidi="ar-SA"/>
     </w:rPr>
   </w:style>
   <w:style w:type="character" w:styleId="1chinhtrangChar1">
@@ -7715,7 +7463,7 @@
       <w:color w:val="000000"/>
       <w:sz w:val="22"/>
       <w:szCs w:val="22"/>
-      <w:lang w:bidi="ar-SA"/>
+      <w:lang w:val="en-US" w:bidi="ar-SA"/>
     </w:rPr>
   </w:style>
   <w:style w:type="character" w:styleId="1chinhtrangCharCharChar2CharCharCharCharChar">
@@ -7726,7 +7474,7 @@
       <w:color w:val="000000"/>
       <w:sz w:val="23"/>
       <w:szCs w:val="23"/>
-      <w:lang w:bidi="ar-SA"/>
+      <w:lang w:val="en-US" w:bidi="ar-SA"/>
     </w:rPr>
   </w:style>
   <w:style w:type="character" w:styleId="4tenchuongCharChar1">
@@ -7738,7 +7486,7 @@
       <w:color w:val="000000"/>
       <w:sz w:val="22"/>
       <w:szCs w:val="22"/>
-      <w:lang w:bidi="ar-SA"/>
+      <w:lang w:val="en-US" w:bidi="ar-SA"/>
     </w:rPr>
   </w:style>
   <w:style w:type="character" w:styleId="1chinhtrangCharChar4CharChar">
@@ -7749,7 +7497,7 @@
       <w:color w:val="000000"/>
       <w:sz w:val="23"/>
       <w:szCs w:val="23"/>
-      <w:lang w:bidi="ar-SA"/>
+      <w:lang w:val="en-US" w:bidi="ar-SA"/>
     </w:rPr>
   </w:style>
   <w:style w:type="character" w:styleId="nCharChar">
@@ -7768,7 +7516,7 @@
       <w:color w:val="000000"/>
       <w:sz w:val="22"/>
       <w:szCs w:val="22"/>
-      <w:lang w:bidi="ar-SA"/>
+      <w:lang w:val="en-US" w:bidi="ar-SA"/>
     </w:rPr>
   </w:style>
   <w:style w:type="character" w:styleId="4tenchuongChar1">
@@ -7780,7 +7528,7 @@
       <w:color w:val="000000"/>
       <w:sz w:val="22"/>
       <w:szCs w:val="22"/>
-      <w:lang w:bidi="ar-SA"/>
+      <w:lang w:val="en-US" w:bidi="ar-SA"/>
     </w:rPr>
   </w:style>
   <w:style w:type="character" w:styleId="2dongcachChar1">
@@ -7792,7 +7540,7 @@
       <w:color w:val="000000"/>
       <w:sz w:val="22"/>
       <w:szCs w:val="22"/>
-      <w:lang w:bidi="ar-SA"/>
+      <w:lang w:val="en-US" w:bidi="ar-SA"/>
     </w:rPr>
   </w:style>
   <w:style w:type="character" w:styleId="1chinhtrangCharCharChar2">
@@ -7803,7 +7551,7 @@
       <w:color w:val="000000"/>
       <w:sz w:val="23"/>
       <w:szCs w:val="23"/>
-      <w:lang w:bidi="ar-SA"/>
+      <w:lang w:val="en-US" w:bidi="ar-SA"/>
     </w:rPr>
   </w:style>
   <w:style w:type="character" w:styleId="1chinhtrangChar1CharCharCharChar">
@@ -7814,7 +7562,7 @@
       <w:color w:val="000000"/>
       <w:sz w:val="22"/>
       <w:szCs w:val="22"/>
-      <w:lang w:bidi="ar-SA"/>
+      <w:lang w:val="en-US" w:bidi="ar-SA"/>
     </w:rPr>
   </w:style>
   <w:style w:type="character" w:styleId="cChar1CharCharCharCharChar">
@@ -7825,7 +7573,7 @@
       <w:color w:val="000000"/>
       <w:sz w:val="22"/>
       <w:szCs w:val="22"/>
-      <w:lang w:bidi="ar-SA"/>
+      <w:lang w:val="en-US" w:bidi="ar-SA"/>
     </w:rPr>
   </w:style>
   <w:style w:type="character" w:styleId="PlainTextChar1">
@@ -7833,7 +7581,7 @@
     <w:qFormat/>
     <w:rPr>
       <w:rFonts w:ascii="Courier New" w:hAnsi="Courier New" w:cs="Courier New"/>
-      <w:lang w:bidi="ar-SA"/>
+      <w:lang w:val="en-US" w:bidi="ar-SA"/>
     </w:rPr>
   </w:style>
   <w:style w:type="character" w:styleId="17CharCharChar">
@@ -7846,7 +7594,7 @@
       <w:color w:val="000000"/>
       <w:sz w:val="26"/>
       <w:szCs w:val="26"/>
-      <w:lang w:bidi="ar-SA"/>
+      <w:lang w:val="en-US" w:bidi="ar-SA"/>
     </w:rPr>
   </w:style>
   <w:style w:type="character" w:styleId="2dongcachCharCharCharChar">
@@ -7858,7 +7606,7 @@
       <w:color w:val="000000"/>
       <w:sz w:val="22"/>
       <w:szCs w:val="22"/>
-      <w:lang w:bidi="ar-SA"/>
+      <w:lang w:val="en-US" w:bidi="ar-SA"/>
     </w:rPr>
   </w:style>
   <w:style w:type="character" w:styleId="11chucdanhnguoiky-co11CharCharChar">
@@ -7870,7 +7618,7 @@
       <w:color w:val="000000"/>
       <w:sz w:val="22"/>
       <w:szCs w:val="22"/>
-      <w:lang w:bidi="ar-SA"/>
+      <w:lang w:val="en-US" w:bidi="ar-SA"/>
     </w:rPr>
   </w:style>
   <w:style w:type="character" w:styleId="coCharCharCharChar">
@@ -7881,7 +7629,7 @@
       <w:color w:val="000000"/>
       <w:sz w:val="22"/>
       <w:szCs w:val="22"/>
-      <w:lang w:bidi="ar-SA"/>
+      <w:lang w:val="en-US" w:bidi="ar-SA"/>
     </w:rPr>
   </w:style>
   <w:style w:type="character" w:styleId="noCharCharCharCharChar">
@@ -7892,7 +7640,7 @@
       <w:color w:val="000000"/>
       <w:sz w:val="22"/>
       <w:szCs w:val="22"/>
-      <w:lang w:bidi="ar-SA"/>
+      <w:lang w:val="en-US" w:bidi="ar-SA"/>
     </w:rPr>
   </w:style>
   <w:style w:type="character" w:styleId="cCharCharCharChar">
@@ -7904,7 +7652,7 @@
       <w:color w:val="000000"/>
       <w:sz w:val="22"/>
       <w:szCs w:val="22"/>
-      <w:lang w:bidi="ar-SA"/>
+      <w:lang w:val="en-US" w:bidi="ar-SA"/>
     </w:rPr>
   </w:style>
   <w:style w:type="character" w:styleId="TitleChar1">
@@ -7916,7 +7664,7 @@
       <w:bCs/>
       <w:sz w:val="24"/>
       <w:szCs w:val="24"/>
-      <w:lang w:bidi="ar-SA"/>
+      <w:lang w:val="en-US" w:bidi="ar-SA"/>
     </w:rPr>
   </w:style>
   <w:style w:type="character" w:styleId="3sochuongCharCharCharChar">
@@ -7928,7 +7676,7 @@
       <w:color w:val="000000"/>
       <w:sz w:val="22"/>
       <w:szCs w:val="22"/>
-      <w:lang w:bidi="ar-SA"/>
+      <w:lang w:val="en-US" w:bidi="ar-SA"/>
     </w:rPr>
   </w:style>
   <w:style w:type="character" w:styleId="6tenmucphanCharCharCharCharChar">
@@ -7940,7 +7688,7 @@
       <w:color w:val="000000"/>
       <w:sz w:val="22"/>
       <w:szCs w:val="22"/>
-      <w:lang w:bidi="ar-SA"/>
+      <w:lang w:val="en-US" w:bidi="ar-SA"/>
     </w:rPr>
   </w:style>
   <w:style w:type="character" w:styleId="11chucdanhnguoiky-co11CharCharCharChar">
@@ -7952,7 +7700,7 @@
       <w:color w:val="000000"/>
       <w:sz w:val="22"/>
       <w:szCs w:val="22"/>
-      <w:lang w:bidi="ar-SA"/>
+      <w:lang w:val="en-US" w:bidi="ar-SA"/>
     </w:rPr>
   </w:style>
   <w:style w:type="character" w:styleId="1chinhtrangCharChar1CharCharCharCharChar">
@@ -7963,7 +7711,7 @@
       <w:color w:val="000000"/>
       <w:sz w:val="22"/>
       <w:szCs w:val="22"/>
-      <w:lang w:bidi="ar-SA"/>
+      <w:lang w:val="en-US" w:bidi="ar-SA"/>
     </w:rPr>
   </w:style>
   <w:style w:type="character" w:styleId="eCharCharCharChar">
@@ -7976,7 +7724,7 @@
       <w:color w:val="000000"/>
       <w:sz w:val="22"/>
       <w:szCs w:val="22"/>
-      <w:lang w:bidi="ar-SA"/>
+      <w:lang w:val="en-US" w:bidi="ar-SA"/>
     </w:rPr>
   </w:style>
   <w:style w:type="character" w:styleId="1chinhtrangCharCharCharCharChar">
@@ -7987,7 +7735,7 @@
       <w:color w:val="000000"/>
       <w:sz w:val="22"/>
       <w:szCs w:val="22"/>
-      <w:lang w:bidi="ar-SA"/>
+      <w:lang w:val="en-US" w:bidi="ar-SA"/>
     </w:rPr>
   </w:style>
   <w:style w:type="character" w:styleId="71CharCharCharChar">
@@ -8018,7 +7766,7 @@
       <w:rFonts w:ascii=".VnTime" w:hAnsi=".VnTime" w:cs="Times New Roman"/>
       <w:sz w:val="28"/>
       <w:szCs w:val="28"/>
-      <w:lang w:bidi="ar-SA"/>
+      <w:lang w:val="en-US" w:bidi="ar-SA"/>
     </w:rPr>
   </w:style>
   <w:style w:type="character" w:styleId="Heading6Char1">
@@ -8031,7 +7779,7 @@
       <w:color w:val="000000"/>
       <w:sz w:val="26"/>
       <w:szCs w:val="26"/>
-      <w:lang w:bidi="ar-SA"/>
+      <w:lang w:val="en-US" w:bidi="ar-SA"/>
     </w:rPr>
   </w:style>
   <w:style w:type="character" w:styleId="1chinhtrangChar1CharCharCharCharChar">
@@ -8064,7 +7812,7 @@
       <w:color w:val="000000"/>
       <w:sz w:val="22"/>
       <w:szCs w:val="22"/>
-      <w:lang w:bidi="ar-SA"/>
+      <w:lang w:val="en-US" w:bidi="ar-SA"/>
     </w:rPr>
   </w:style>
   <w:style w:type="character" w:styleId="HTMLCite">
@@ -8098,6 +7846,7 @@
       <w:rFonts w:ascii=".VnCentury Schoolbook" w:hAnsi=".VnCentury Schoolbook" w:cs="Times New Roman"/>
       <w:b/>
       <w:color w:val="000000"/>
+      <w:lang w:val="en-US"/>
     </w:rPr>
   </w:style>
   <w:style w:type="character" w:styleId="5somucCharChar2">
@@ -8107,6 +7856,7 @@
       <w:rFonts w:ascii=".VnCentury Schoolbook" w:hAnsi=".VnCentury Schoolbook" w:cs="Times New Roman"/>
       <w:b/>
       <w:color w:val="000000"/>
+      <w:lang w:val="en-US"/>
     </w:rPr>
   </w:style>
   <w:style w:type="character" w:styleId="nCharChar1">
@@ -8117,7 +7867,7 @@
       <w:color w:val="000000"/>
       <w:sz w:val="22"/>
       <w:szCs w:val="22"/>
-      <w:lang w:bidi="ar-SA"/>
+      <w:lang w:val="en-US" w:bidi="ar-SA"/>
     </w:rPr>
   </w:style>
   <w:style w:type="character" w:styleId="5somuc1">
@@ -8127,6 +7877,7 @@
       <w:rFonts w:ascii=".VnCentury Schoolbook" w:hAnsi=".VnCentury Schoolbook" w:cs="Times New Roman"/>
       <w:b/>
       <w:color w:val="000000"/>
+      <w:lang w:val="en-US"/>
     </w:rPr>
   </w:style>
   <w:style w:type="character" w:styleId="noCharChar1">
@@ -8137,7 +7888,7 @@
       <w:color w:val="000000"/>
       <w:sz w:val="22"/>
       <w:szCs w:val="22"/>
-      <w:lang w:bidi="ar-SA"/>
+      <w:lang w:val="en-US" w:bidi="ar-SA"/>
     </w:rPr>
   </w:style>
   <w:style w:type="character" w:styleId="1chinhtrangChar2Char">
@@ -8148,7 +7899,7 @@
       <w:color w:val="000000"/>
       <w:sz w:val="22"/>
       <w:szCs w:val="22"/>
-      <w:lang w:bidi="ar-SA"/>
+      <w:lang w:val="en-US" w:bidi="ar-SA"/>
     </w:rPr>
   </w:style>
   <w:style w:type="character" w:styleId="4tenchuongCharCharChar1">
@@ -8160,7 +7911,7 @@
       <w:color w:val="000000"/>
       <w:sz w:val="22"/>
       <w:szCs w:val="22"/>
-      <w:lang w:bidi="ar-SA"/>
+      <w:lang w:val="en-US" w:bidi="ar-SA"/>
     </w:rPr>
   </w:style>
   <w:style w:type="character" w:styleId="2dongcachCharCharChar1">
@@ -8172,7 +7923,7 @@
       <w:color w:val="000000"/>
       <w:sz w:val="22"/>
       <w:szCs w:val="22"/>
-      <w:lang w:bidi="ar-SA"/>
+      <w:lang w:val="en-US" w:bidi="ar-SA"/>
     </w:rPr>
   </w:style>
   <w:style w:type="character" w:styleId="1chinhtrangCharChar2">
@@ -8183,7 +7934,7 @@
       <w:color w:val="000000"/>
       <w:sz w:val="22"/>
       <w:szCs w:val="22"/>
-      <w:lang w:bidi="ar-SA"/>
+      <w:lang w:val="en-US" w:bidi="ar-SA"/>
     </w:rPr>
   </w:style>
   <w:style w:type="character" w:styleId="E-mailSignatureChar1">
@@ -8192,7 +7943,7 @@
     <w:rPr>
       <w:sz w:val="24"/>
       <w:szCs w:val="24"/>
-      <w:lang w:bidi="ar-SA"/>
+      <w:lang w:val="en-US" w:bidi="ar-SA"/>
     </w:rPr>
   </w:style>
   <w:style w:type="character" w:styleId="postbody">
@@ -8209,6 +7960,7 @@
       <w:rFonts w:ascii=".VnCentury Schoolbook" w:hAnsi=".VnCentury Schoolbook" w:cs=".VnCentury Schoolbook"/>
       <w:color w:val="000000"/>
       <w:sz w:val="22"/>
+      <w:lang w:val="en-US"/>
     </w:rPr>
   </w:style>
   <w:style w:type="character" w:styleId="1chinhtrangChar1CharCharCharCharCharChar">
@@ -8218,6 +7970,7 @@
       <w:rFonts w:ascii=".VnCentury Schoolbook" w:hAnsi=".VnCentury Schoolbook" w:cs=".VnCentury Schoolbook"/>
       <w:color w:val="000000"/>
       <w:sz w:val="22"/>
+      <w:lang w:val="en-US"/>
     </w:rPr>
   </w:style>
   <w:style w:type="character" w:styleId="cChar1CharCharCharCharCharCharCharChar">
@@ -8227,6 +7980,7 @@
       <w:rFonts w:ascii=".VnCentury Schoolbook" w:hAnsi=".VnCentury Schoolbook" w:cs=".VnCentury Schoolbook"/>
       <w:color w:val="000000"/>
       <w:sz w:val="22"/>
+      <w:lang w:val="en-US"/>
     </w:rPr>
   </w:style>
   <w:style w:type="character" w:styleId="cChar1CharCharCharCharCharCharChar">
@@ -8236,6 +7990,7 @@
       <w:rFonts w:ascii=".VnCentury Schoolbook" w:hAnsi=".VnCentury Schoolbook" w:cs=".VnCentury Schoolbook"/>
       <w:color w:val="000000"/>
       <w:sz w:val="22"/>
+      <w:lang w:val="en-US"/>
     </w:rPr>
   </w:style>
   <w:style w:type="character" w:styleId="nCharCharCharCharCharCharChar">
@@ -8245,6 +8000,7 @@
       <w:rFonts w:ascii=".VnCentury Schoolbook" w:hAnsi=".VnCentury Schoolbook" w:cs=".VnCentury Schoolbook"/>
       <w:color w:val="000000"/>
       <w:sz w:val="22"/>
+      <w:lang w:val="en-US"/>
     </w:rPr>
   </w:style>
   <w:style w:type="character" w:styleId="nCharCharCharCharCharChar">
@@ -8254,6 +8010,7 @@
       <w:rFonts w:ascii=".VnCentury Schoolbook" w:hAnsi=".VnCentury Schoolbook" w:cs=".VnCentury Schoolbook"/>
       <w:color w:val="000000"/>
       <w:sz w:val="22"/>
+      <w:lang w:val="en-US"/>
     </w:rPr>
   </w:style>
   <w:style w:type="character" w:styleId="BodyTextFirstIndentChar1">
@@ -8262,7 +8019,7 @@
     <w:rPr>
       <w:sz w:val="24"/>
       <w:szCs w:val="24"/>
-      <w:lang w:bidi="ar-SA"/>
+      <w:lang w:val="en-US" w:bidi="ar-SA"/>
     </w:rPr>
   </w:style>
   <w:style w:type="character" w:styleId="BodyTextFirstIndent2Char1">
@@ -8272,7 +8029,7 @@
       <w:rFonts w:ascii=".VnTime" w:hAnsi=".VnTime" w:cs="Times New Roman"/>
       <w:sz w:val="24"/>
       <w:szCs w:val="24"/>
-      <w:lang w:bidi="ar-SA"/>
+      <w:lang w:val="en-US" w:bidi="ar-SA"/>
     </w:rPr>
   </w:style>
   <w:style w:type="character" w:styleId="ClosingChar1">
@@ -8281,7 +8038,7 @@
     <w:rPr>
       <w:sz w:val="24"/>
       <w:szCs w:val="24"/>
-      <w:lang w:bidi="ar-SA"/>
+      <w:lang w:val="en-US" w:bidi="ar-SA"/>
     </w:rPr>
   </w:style>
   <w:style w:type="character" w:styleId="HTMLAddressChar1">
@@ -8292,7 +8049,7 @@
       <w:iCs/>
       <w:sz w:val="24"/>
       <w:szCs w:val="24"/>
-      <w:lang w:bidi="ar-SA"/>
+      <w:lang w:val="en-US" w:bidi="ar-SA"/>
     </w:rPr>
   </w:style>
   <w:style w:type="character" w:styleId="HTMLPreformattedChar1">
@@ -8300,7 +8057,7 @@
     <w:qFormat/>
     <w:rPr>
       <w:rFonts w:ascii="Arial Unicode MS" w:hAnsi="Arial Unicode MS" w:eastAsia="Arial Unicode MS" w:cs="Arial Unicode MS"/>
-      <w:lang w:bidi="ar-SA"/>
+      <w:lang w:val="en-US" w:bidi="ar-SA"/>
     </w:rPr>
   </w:style>
   <w:style w:type="character" w:styleId="MessageHeaderChar1">
@@ -8310,7 +8067,7 @@
       <w:rFonts w:ascii="Arial" w:hAnsi="Arial" w:cs="Arial"/>
       <w:sz w:val="24"/>
       <w:szCs w:val="24"/>
-      <w:lang w:bidi="ar-SA"/>
+      <w:lang w:val="en-US" w:bidi="ar-SA"/>
     </w:rPr>
   </w:style>
   <w:style w:type="character" w:styleId="NoteHeadingChar1">
@@ -8319,7 +8076,7 @@
     <w:rPr>
       <w:sz w:val="24"/>
       <w:szCs w:val="24"/>
-      <w:lang w:bidi="ar-SA"/>
+      <w:lang w:val="en-US" w:bidi="ar-SA"/>
     </w:rPr>
   </w:style>
   <w:style w:type="character" w:styleId="SalutationChar1">
@@ -8328,7 +8085,7 @@
     <w:rPr>
       <w:sz w:val="28"/>
       <w:szCs w:val="28"/>
-      <w:lang w:bidi="ar-SA"/>
+      <w:lang w:val="en-US" w:bidi="ar-SA"/>
     </w:rPr>
   </w:style>
   <w:style w:type="character" w:styleId="SignatureChar1">
@@ -8337,7 +8094,7 @@
     <w:rPr>
       <w:sz w:val="24"/>
       <w:szCs w:val="24"/>
-      <w:lang w:bidi="ar-SA"/>
+      <w:lang w:val="en-US" w:bidi="ar-SA"/>
     </w:rPr>
   </w:style>
   <w:style w:type="character" w:styleId="Style1chinhtrangChar1BoldCharCharCharChar">
@@ -8348,6 +8105,7 @@
       <w:b/>
       <w:color w:val="000000"/>
       <w:sz w:val="22"/>
+      <w:lang w:val="en-US"/>
     </w:rPr>
   </w:style>
   <w:style w:type="character" w:styleId="noCharCharCharCharCharChar">
@@ -8358,7 +8116,7 @@
       <w:color w:val="000000"/>
       <w:sz w:val="22"/>
       <w:szCs w:val="22"/>
-      <w:lang w:bidi="ar-SA"/>
+      <w:lang w:val="en-US" w:bidi="ar-SA"/>
     </w:rPr>
   </w:style>
   <w:style w:type="character" w:styleId="71CharCharCharCharCharCharCharCharCharChar">
@@ -8370,7 +8128,7 @@
       <w:color w:val="000000"/>
       <w:sz w:val="22"/>
       <w:szCs w:val="22"/>
-      <w:lang w:bidi="ar-SA"/>
+      <w:lang w:val="en-US" w:bidi="ar-SA"/>
     </w:rPr>
   </w:style>
   <w:style w:type="character" w:styleId="8DakyCharCharCharCharChar">
@@ -8382,7 +8140,7 @@
       <w:color w:val="000000"/>
       <w:sz w:val="22"/>
       <w:szCs w:val="22"/>
-      <w:lang w:bidi="ar-SA"/>
+      <w:lang w:val="en-US" w:bidi="ar-SA"/>
     </w:rPr>
   </w:style>
   <w:style w:type="character" w:styleId="5somucCharCharCharCharCharCharCharCharCharCharChar">
@@ -8394,7 +8152,7 @@
       <w:color w:val="000000"/>
       <w:sz w:val="22"/>
       <w:szCs w:val="22"/>
-      <w:lang w:bidi="ar-SA"/>
+      <w:lang w:val="en-US" w:bidi="ar-SA"/>
     </w:rPr>
   </w:style>
   <w:style w:type="character" w:styleId="1chinhtrangCharCharCharCharCharCharCharChar">
@@ -8405,7 +8163,7 @@
       <w:color w:val="000000"/>
       <w:sz w:val="22"/>
       <w:szCs w:val="22"/>
-      <w:lang w:bidi="ar-SA"/>
+      <w:lang w:val="en-US" w:bidi="ar-SA"/>
     </w:rPr>
   </w:style>
   <w:style w:type="character" w:styleId="4tenchuongCharCharCharCharCharCharChar">
@@ -8417,7 +8175,7 @@
       <w:color w:val="000000"/>
       <w:sz w:val="22"/>
       <w:szCs w:val="22"/>
-      <w:lang w:bidi="ar-SA"/>
+      <w:lang w:val="en-US" w:bidi="ar-SA"/>
     </w:rPr>
   </w:style>
   <w:style w:type="character" w:styleId="2dongcachCharCharCharCharCharCharChar">
@@ -8429,7 +8187,7 @@
       <w:color w:val="000000"/>
       <w:sz w:val="22"/>
       <w:szCs w:val="22"/>
-      <w:lang w:bidi="ar-SA"/>
+      <w:lang w:val="en-US" w:bidi="ar-SA"/>
     </w:rPr>
   </w:style>
   <w:style w:type="character" w:styleId="cCharCharCharCharCharCharChar">
@@ -8439,6 +8197,7 @@
       <w:rFonts w:ascii=".VnCentury Schoolbook" w:hAnsi=".VnCentury Schoolbook" w:cs=".VnCentury Schoolbook"/>
       <w:color w:val="000000"/>
       <w:sz w:val="26"/>
+      <w:lang w:val="en-US"/>
     </w:rPr>
   </w:style>
   <w:style w:type="character" w:styleId="coCharCharCharCharCharCharChar">
@@ -8449,7 +8208,7 @@
       <w:color w:val="000000"/>
       <w:sz w:val="22"/>
       <w:szCs w:val="22"/>
-      <w:lang w:bidi="ar-SA"/>
+      <w:lang w:val="en-US" w:bidi="ar-SA"/>
     </w:rPr>
   </w:style>
   <w:style w:type="character" w:styleId="aCharCharCharChar">
@@ -8461,7 +8220,7 @@
       <w:color w:val="000000"/>
       <w:sz w:val="26"/>
       <w:szCs w:val="26"/>
-      <w:lang w:bidi="ar-SA"/>
+      <w:lang w:val="en-US" w:bidi="ar-SA"/>
     </w:rPr>
   </w:style>
   <w:style w:type="character" w:styleId="phanCharCharCharCharCharCharCharChar">
@@ -8473,7 +8232,7 @@
       <w:color w:val="000000"/>
       <w:sz w:val="22"/>
       <w:szCs w:val="22"/>
-      <w:lang w:bidi="ar-SA"/>
+      <w:lang w:val="en-US" w:bidi="ar-SA"/>
     </w:rPr>
   </w:style>
   <w:style w:type="character" w:styleId="71CharCharCharCharCharCharChar">
@@ -8485,7 +8244,7 @@
       <w:color w:val="000000"/>
       <w:sz w:val="22"/>
       <w:szCs w:val="22"/>
-      <w:lang w:bidi="ar-SA"/>
+      <w:lang w:val="en-US" w:bidi="ar-SA"/>
     </w:rPr>
   </w:style>
   <w:style w:type="character" w:styleId="5somucCharCharCharCharCharCharCharChar">
@@ -8497,7 +8256,7 @@
       <w:color w:val="000000"/>
       <w:sz w:val="22"/>
       <w:szCs w:val="22"/>
-      <w:lang w:bidi="ar-SA"/>
+      <w:lang w:val="en-US" w:bidi="ar-SA"/>
     </w:rPr>
   </w:style>
   <w:style w:type="character" w:styleId="phanCharCharCharCharChar">
@@ -8509,7 +8268,7 @@
       <w:color w:val="000000"/>
       <w:sz w:val="22"/>
       <w:szCs w:val="22"/>
-      <w:lang w:bidi="ar-SA"/>
+      <w:lang w:val="en-US" w:bidi="ar-SA"/>
     </w:rPr>
   </w:style>
   <w:style w:type="character" w:styleId="Heading1Char2CharChar1">
@@ -8522,7 +8281,7 @@
       <w:kern w:val="2"/>
       <w:sz w:val="32"/>
       <w:szCs w:val="32"/>
-      <w:lang w:bidi="ar-SA"/>
+      <w:lang w:val="en-US" w:bidi="ar-SA"/>
     </w:rPr>
   </w:style>
   <w:style w:type="character" w:styleId="prodetaiidesc1">
@@ -8551,7 +8310,7 @@
       <w:kern w:val="2"/>
       <w:sz w:val="32"/>
       <w:szCs w:val="32"/>
-      <w:lang w:bidi="ar-SA"/>
+      <w:lang w:val="en-US" w:bidi="ar-SA"/>
     </w:rPr>
   </w:style>
   <w:style w:type="character" w:styleId="grame">
@@ -8633,7 +8392,7 @@
       <w:rFonts w:ascii="Calibri" w:hAnsi="Calibri" w:cs="Cordia New"/>
       <w:sz w:val="22"/>
       <w:szCs w:val="22"/>
-      <w:lang w:bidi="en-US"/>
+      <w:lang w:val="en-US" w:bidi="en-US"/>
     </w:rPr>
   </w:style>
   <w:style w:type="character" w:styleId="PlaceholderText">
@@ -8657,7 +8416,7 @@
     <w:rPr>
       <w:sz w:val="28"/>
       <w:szCs w:val="28"/>
-      <w:lang w:bidi="ar-SA"/>
+      <w:lang w:val="en-US" w:bidi="ar-SA"/>
     </w:rPr>
   </w:style>
   <w:style w:type="character" w:styleId="CharChar51">
@@ -8668,6 +8427,7 @@
       <w:b/>
       <w:i/>
       <w:sz w:val="28"/>
+      <w:lang w:val="en-US"/>
     </w:rPr>
   </w:style>
   <w:style w:type="character" w:styleId="CharChar611">
@@ -8677,6 +8437,7 @@
       <w:b/>
       <w:kern w:val="2"/>
       <w:sz w:val="48"/>
+      <w:lang w:val="en-US"/>
     </w:rPr>
   </w:style>
   <w:style w:type="character" w:styleId="abChar">
@@ -8687,7 +8448,7 @@
       <w:bCs/>
       <w:sz w:val="40"/>
       <w:szCs w:val="40"/>
-      <w:lang w:val="vi-VN" w:bidi="ar-SA"/>
+      <w:lang w:bidi="ar-SA"/>
     </w:rPr>
   </w:style>
   <w:style w:type="character" w:styleId="bChar">
@@ -8698,7 +8459,7 @@
       <w:color w:val="000000"/>
       <w:sz w:val="26"/>
       <w:szCs w:val="26"/>
-      <w:lang w:bidi="ar-SA"/>
+      <w:lang w:val="en-US" w:bidi="ar-SA"/>
     </w:rPr>
   </w:style>
   <w:style w:type="character" w:styleId="price">
@@ -8718,7 +8479,6 @@
       <w:rFonts w:ascii="Times New Roman" w:hAnsi="Times New Roman" w:eastAsia="Times New Roman" w:cs="Times New Roman"/>
       <w:sz w:val="28"/>
       <w:szCs w:val="28"/>
-      <w:lang w:val="vi-VN"/>
     </w:rPr>
   </w:style>
   <w:style w:type="character" w:styleId="FooterChar1">
@@ -8728,7 +8488,6 @@
       <w:rFonts w:ascii="Times New Roman" w:hAnsi="Times New Roman" w:eastAsia="Times New Roman" w:cs="Times New Roman"/>
       <w:sz w:val="28"/>
       <w:szCs w:val="28"/>
-      <w:lang w:val="vi-VN"/>
     </w:rPr>
   </w:style>
   <w:style w:type="character" w:styleId="cattitolo1">
@@ -8758,7 +8517,7 @@
       <w:rFonts w:ascii="Tahoma" w:hAnsi="Tahoma" w:cs="Tahoma"/>
       <w:sz w:val="16"/>
       <w:szCs w:val="16"/>
-      <w:lang w:bidi="ar-SA"/>
+      <w:lang w:val="en-US" w:bidi="ar-SA"/>
     </w:rPr>
   </w:style>
   <w:style w:type="character" w:styleId="HeaderCharChar">
@@ -8767,7 +8526,7 @@
     <w:rPr>
       <w:sz w:val="24"/>
       <w:szCs w:val="24"/>
-      <w:lang w:bidi="ar-SA"/>
+      <w:lang w:val="en-US" w:bidi="ar-SA"/>
     </w:rPr>
   </w:style>
   <w:style w:type="character" w:styleId="10CachdongChar">
@@ -8777,7 +8536,7 @@
       <w:rFonts w:eastAsia="Batang"/>
       <w:sz w:val="28"/>
       <w:szCs w:val="26"/>
-      <w:lang w:val="en-US" w:bidi="ar-SA"/>
+      <w:lang w:val="vi-VN" w:bidi="ar-SA"/>
     </w:rPr>
   </w:style>
   <w:style w:type="character" w:styleId="heading4-h">
@@ -8791,7 +8550,7 @@
     <w:qFormat/>
     <w:rPr>
       <w:rFonts w:ascii="Courier New" w:hAnsi="Courier New" w:cs="Courier New"/>
-      <w:lang w:bidi="ar-SA"/>
+      <w:lang w:val="en-US" w:bidi="ar-SA"/>
     </w:rPr>
   </w:style>
   <w:style w:type="character" w:styleId="HeaderChar">
@@ -8834,7 +8593,7 @@
       <w:b/>
       <w:sz w:val="24"/>
       <w:szCs w:val="24"/>
-      <w:lang w:val="en-US" w:eastAsia="en-US" w:bidi="ar-SA"/>
+      <w:lang w:val="vi-VN" w:eastAsia="vi-VN" w:bidi="ar-SA"/>
     </w:rPr>
   </w:style>
   <w:style w:type="character" w:styleId="muc11Char">
@@ -8847,7 +8606,7 @@
       <w:color w:val="000000"/>
       <w:sz w:val="22"/>
       <w:szCs w:val="22"/>
-      <w:lang w:val="en-US" w:eastAsia="en-US" w:bidi="ar-SA"/>
+      <w:lang w:val="vi-VN" w:eastAsia="vi-VN" w:bidi="ar-SA"/>
     </w:rPr>
   </w:style>
   <w:style w:type="character" w:styleId="ReportTitleCharChar1">
@@ -8860,7 +8619,7 @@
       <w:kern w:val="2"/>
       <w:sz w:val="36"/>
       <w:szCs w:val="32"/>
-      <w:lang w:val="en-US" w:eastAsia="en-US"/>
+      <w:lang w:val="vi-VN" w:eastAsia="vi-VN"/>
     </w:rPr>
   </w:style>
   <w:style w:type="character" w:styleId="cO9Char">
@@ -8937,7 +8696,7 @@
       <w:b/>
       <w:sz w:val="24"/>
       <w:szCs w:val="26"/>
-      <w:lang w:val="en-US" w:eastAsia="en-US" w:bidi="ar-SA"/>
+      <w:lang w:val="vi-VN" w:eastAsia="vi-VN" w:bidi="ar-SA"/>
     </w:rPr>
   </w:style>
   <w:style w:type="character" w:styleId="ReportTitleCharChar">
@@ -8958,7 +8717,7 @@
       <w:b/>
       <w:sz w:val="26"/>
       <w:szCs w:val="26"/>
-      <w:lang w:val="en-US" w:eastAsia="en-US" w:bidi="ar-SA"/>
+      <w:lang w:val="vi-VN" w:eastAsia="vi-VN" w:bidi="ar-SA"/>
     </w:rPr>
   </w:style>
   <w:style w:type="character" w:styleId="mw-editsection">
@@ -8988,7 +8747,7 @@
       <w:bCs/>
       <w:sz w:val="28"/>
       <w:szCs w:val="24"/>
-      <w:lang w:bidi="ar-SA"/>
+      <w:lang w:val="en-US" w:bidi="ar-SA"/>
     </w:rPr>
   </w:style>
   <w:style w:type="character" w:styleId="TITLECharChar">
@@ -9001,7 +8760,7 @@
       <w:iCs/>
       <w:sz w:val="26"/>
       <w:szCs w:val="26"/>
-      <w:lang w:bidi="ar-SA"/>
+      <w:lang w:val="en-US" w:bidi="ar-SA"/>
     </w:rPr>
   </w:style>
   <w:style w:type="character" w:styleId="FAATableTextChar">
@@ -9009,7 +8768,7 @@
     <w:qFormat/>
     <w:rPr>
       <w:rFonts w:ascii="Arial Narrow" w:hAnsi="Arial Narrow" w:eastAsia="Calibri" w:cs="Arial Narrow"/>
-      <w:lang w:val="en-US" w:bidi="ar-SA"/>
+      <w:lang w:val="vi-VN" w:bidi="ar-SA"/>
     </w:rPr>
   </w:style>
   <w:style w:type="character" w:styleId="StyleStyleHeading29pt12ptNotItalicChar">
@@ -9022,7 +8781,7 @@
       <w:color w:val="FF0000"/>
       <w:sz w:val="22"/>
       <w:szCs w:val="22"/>
-      <w:lang w:val="en-US" w:bidi="ar-SA"/>
+      <w:lang w:val="vi-VN" w:bidi="ar-SA"/>
     </w:rPr>
   </w:style>
   <w:style w:type="character" w:styleId="Style15">
@@ -9113,7 +8872,7 @@
     <w:qFormat/>
     <w:rPr>
       <w:rFonts w:ascii="Consolas" w:hAnsi="Consolas" w:eastAsia="Calibri" w:cs="Consolas"/>
-      <w:lang w:bidi="ar-SA"/>
+      <w:lang w:val="en-US" w:bidi="ar-SA"/>
     </w:rPr>
   </w:style>
   <w:style w:type="character" w:styleId="Style5Char">
@@ -9122,7 +8881,7 @@
     <w:rPr>
       <w:sz w:val="28"/>
       <w:szCs w:val="28"/>
-      <w:lang w:bidi="ar-SA"/>
+      <w:lang w:val="en-US" w:bidi="ar-SA"/>
     </w:rPr>
   </w:style>
   <w:style w:type="character" w:styleId="Heading2CharCharCharChar">
@@ -10069,7 +9828,7 @@
       <w:rFonts w:ascii="Calibri" w:hAnsi="Calibri" w:eastAsia="Calibri" w:cs="Calibri"/>
       <w:sz w:val="22"/>
       <w:szCs w:val="22"/>
-      <w:lang w:bidi="ar-SA"/>
+      <w:lang w:val="en-US" w:bidi="ar-SA"/>
     </w:rPr>
   </w:style>
   <w:style w:type="character" w:styleId="msoins">
@@ -10095,7 +9854,7 @@
     <w:rPr>
       <w:sz w:val="24"/>
       <w:szCs w:val="24"/>
-      <w:lang w:bidi="ar-SA"/>
+      <w:lang w:val="en-US" w:bidi="ar-SA"/>
     </w:rPr>
   </w:style>
   <w:style w:type="character" w:styleId="charchar10">
@@ -10111,7 +9870,7 @@
       <w:rFonts w:eastAsia="Arial"/>
       <w:sz w:val="16"/>
       <w:szCs w:val="16"/>
-      <w:lang w:val="vi-VN" w:bidi="ar-SA"/>
+      <w:lang w:bidi="ar-SA"/>
     </w:rPr>
   </w:style>
   <w:style w:type="character" w:styleId="SubtitleChar">
@@ -10124,7 +9883,7 @@
       <w:sz w:val="28"/>
       <w:szCs w:val="28"/>
       <w:u w:val="single"/>
-      <w:lang w:bidi="ar-SA"/>
+      <w:lang w:val="en-US" w:bidi="ar-SA"/>
     </w:rPr>
   </w:style>
   <w:style w:type="character" w:styleId="BalloonTextChar1">
@@ -10134,7 +9893,7 @@
       <w:rFonts w:ascii="Tahoma" w:hAnsi="Tahoma" w:cs="Tahoma"/>
       <w:sz w:val="16"/>
       <w:szCs w:val="16"/>
-      <w:lang w:val="en-US"/>
+      <w:lang w:val="vi-VN"/>
     </w:rPr>
   </w:style>
   <w:style w:type="character" w:styleId="CharChar13">
@@ -10146,6 +9905,7 @@
       <w:bCs/>
       <w:sz w:val="28"/>
       <w:szCs w:val="28"/>
+      <w:lang w:val="en-US"/>
     </w:rPr>
   </w:style>
   <w:style w:type="character" w:styleId="Footnote2">
@@ -10263,7 +10023,7 @@
     <w:qFormat/>
     <w:rPr>
       <w:shd w:fill="FFFFFF" w:val="clear"/>
-      <w:lang w:val="en-US" w:eastAsia="en-US"/>
+      <w:lang w:val="vi-VN" w:eastAsia="vi-VN"/>
     </w:rPr>
   </w:style>
   <w:style w:type="character" w:styleId="Bodytext4">
@@ -10303,7 +10063,7 @@
       <w:sz w:val="8"/>
       <w:szCs w:val="8"/>
       <w:shd w:fill="FFFFFF" w:val="clear"/>
-      <w:lang w:val="en-US" w:eastAsia="en-US"/>
+      <w:lang w:val="vi-VN" w:eastAsia="vi-VN"/>
     </w:rPr>
   </w:style>
   <w:style w:type="character" w:styleId="Tablecaption">
@@ -10319,7 +10079,7 @@
     <w:qFormat/>
     <w:rPr>
       <w:shd w:fill="FFFFFF" w:val="clear"/>
-      <w:lang w:val="en-US" w:eastAsia="en-US"/>
+      <w:lang w:val="vi-VN" w:eastAsia="vi-VN"/>
     </w:rPr>
   </w:style>
   <w:style w:type="character" w:styleId="Bodytext25">
@@ -10362,7 +10122,7 @@
     <w:rPr>
       <w:rFonts w:ascii="Microsoft Sans Serif" w:hAnsi="Microsoft Sans Serif" w:cs="Microsoft Sans Serif"/>
       <w:shd w:fill="FFFFFF" w:val="clear"/>
-      <w:lang w:val="en-US" w:eastAsia="en-US" w:bidi="ar-SA"/>
+      <w:lang w:val="vi-VN" w:eastAsia="vi-VN" w:bidi="ar-SA"/>
     </w:rPr>
   </w:style>
   <w:style w:type="character" w:styleId="Tablecaption21">
@@ -10372,7 +10132,7 @@
       <w:rFonts w:ascii="Microsoft Sans Serif" w:hAnsi="Microsoft Sans Serif" w:cs="Microsoft Sans Serif"/>
       <w:u w:val="single"/>
       <w:shd w:fill="FFFFFF" w:val="clear"/>
-      <w:lang w:val="en-US" w:eastAsia="en-US"/>
+      <w:lang w:val="vi-VN" w:eastAsia="vi-VN"/>
     </w:rPr>
   </w:style>
   <w:style w:type="character" w:styleId="Tablecaption2Italic">
@@ -10383,7 +10143,7 @@
       <w:i/>
       <w:iCs/>
       <w:shd w:fill="FFFFFF" w:val="clear"/>
-      <w:lang w:val="en-US" w:eastAsia="en-US"/>
+      <w:lang w:val="vi-VN" w:eastAsia="vi-VN"/>
     </w:rPr>
   </w:style>
   <w:style w:type="character" w:styleId="BodytextArialBlack">
@@ -10406,7 +10166,7 @@
       <w:sz w:val="8"/>
       <w:szCs w:val="8"/>
       <w:shd w:fill="FFFFFF" w:val="clear"/>
-      <w:lang w:val="en-US" w:eastAsia="en-US"/>
+      <w:lang w:val="vi-VN" w:eastAsia="vi-VN"/>
     </w:rPr>
   </w:style>
   <w:style w:type="character" w:styleId="Bodytext23">
@@ -10491,6 +10251,7 @@
       <w:sz w:val="8"/>
       <w:szCs w:val="8"/>
       <w:shd w:fill="FFFFFF" w:val="clear"/>
+      <w:lang w:val="en-US"/>
     </w:rPr>
   </w:style>
   <w:style w:type="character" w:styleId="Bodytext11pt6">
@@ -10546,7 +10307,7 @@
       <w:sz w:val="8"/>
       <w:szCs w:val="8"/>
       <w:shd w:fill="FFFFFF" w:val="clear"/>
-      <w:lang w:val="en-US" w:eastAsia="en-US"/>
+      <w:lang w:val="vi-VN" w:eastAsia="vi-VN"/>
     </w:rPr>
   </w:style>
   <w:style w:type="character" w:styleId="BodytextTrebuchetMS4">
@@ -10598,7 +10359,7 @@
     <w:qFormat/>
     <w:rPr>
       <w:shd w:fill="FFFFFF" w:val="clear"/>
-      <w:lang w:val="en-US" w:eastAsia="en-US"/>
+      <w:lang w:val="vi-VN" w:eastAsia="vi-VN"/>
     </w:rPr>
   </w:style>
   <w:style w:type="character" w:styleId="Tablecaption3">
@@ -10643,7 +10404,7 @@
       <w:sz w:val="10"/>
       <w:szCs w:val="10"/>
       <w:shd w:fill="FFFFFF" w:val="clear"/>
-      <w:lang w:val="en-US" w:eastAsia="en-US"/>
+      <w:lang w:val="vi-VN" w:eastAsia="vi-VN"/>
     </w:rPr>
   </w:style>
   <w:style w:type="character" w:styleId="Bodytext45pt11">
@@ -10677,7 +10438,7 @@
       <w:sz w:val="8"/>
       <w:szCs w:val="8"/>
       <w:shd w:fill="FFFFFF" w:val="clear"/>
-      <w:lang w:val="en-US" w:eastAsia="en-US"/>
+      <w:lang w:val="vi-VN" w:eastAsia="vi-VN"/>
     </w:rPr>
   </w:style>
   <w:style w:type="character" w:styleId="BodytextArial1">
@@ -10742,7 +10503,7 @@
       <w:sz w:val="25"/>
       <w:szCs w:val="25"/>
       <w:shd w:fill="FFFFFF" w:val="clear"/>
-      <w:lang w:val="en-US" w:eastAsia="en-US"/>
+      <w:lang w:val="vi-VN" w:eastAsia="vi-VN"/>
     </w:rPr>
   </w:style>
   <w:style w:type="character" w:styleId="Bodytext115pt14">
@@ -10764,7 +10525,7 @@
       <w:sz w:val="10"/>
       <w:szCs w:val="10"/>
       <w:shd w:fill="FFFFFF" w:val="clear"/>
-      <w:lang w:val="en-US" w:eastAsia="en-US" w:bidi="ar-SA"/>
+      <w:lang w:val="vi-VN" w:eastAsia="vi-VN" w:bidi="ar-SA"/>
     </w:rPr>
   </w:style>
   <w:style w:type="character" w:styleId="Bodytext175pt">
@@ -10784,7 +10545,7 @@
       <w:sz w:val="8"/>
       <w:szCs w:val="8"/>
       <w:shd w:fill="FFFFFF" w:val="clear"/>
-      <w:lang w:val="en-US" w:eastAsia="en-US"/>
+      <w:lang w:val="vi-VN" w:eastAsia="vi-VN"/>
     </w:rPr>
   </w:style>
   <w:style w:type="character" w:styleId="Tablecaption31">
@@ -11009,7 +10770,7 @@
       <w:sz w:val="12"/>
       <w:szCs w:val="12"/>
       <w:shd w:fill="FFFFFF" w:val="clear"/>
-      <w:lang w:val="en-US" w:eastAsia="en-US" w:bidi="ar-SA"/>
+      <w:lang w:val="vi-VN" w:eastAsia="vi-VN" w:bidi="ar-SA"/>
     </w:rPr>
   </w:style>
   <w:style w:type="character" w:styleId="Bodytext26TrebuchetMS">
@@ -11020,7 +10781,7 @@
       <w:sz w:val="14"/>
       <w:szCs w:val="14"/>
       <w:shd w:fill="FFFFFF" w:val="clear"/>
-      <w:lang w:val="en-US" w:eastAsia="en-US"/>
+      <w:lang w:val="vi-VN" w:eastAsia="vi-VN"/>
     </w:rPr>
   </w:style>
   <w:style w:type="character" w:styleId="Bodytext27">
@@ -11094,7 +10855,7 @@
       <w:sz w:val="20"/>
       <w:szCs w:val="20"/>
       <w:shd w:fill="FFFFFF" w:val="clear"/>
-      <w:lang w:val="en-US" w:eastAsia="en-US"/>
+      <w:lang w:val="vi-VN" w:eastAsia="vi-VN"/>
     </w:rPr>
   </w:style>
   <w:style w:type="character" w:styleId="BodytextItalic6">
@@ -11135,7 +10896,7 @@
       <w:sz w:val="8"/>
       <w:szCs w:val="8"/>
       <w:shd w:fill="FFFFFF" w:val="clear"/>
-      <w:lang w:val="en-US" w:eastAsia="en-US"/>
+      <w:lang w:val="vi-VN" w:eastAsia="vi-VN"/>
     </w:rPr>
   </w:style>
   <w:style w:type="character" w:styleId="Bodytext45pt10">
@@ -11217,6 +10978,7 @@
       <w:sz w:val="26"/>
       <w:szCs w:val="26"/>
       <w:shd w:fill="FFFFFF" w:val="clear"/>
+      <w:lang w:val="en-US"/>
     </w:rPr>
   </w:style>
   <w:style w:type="character" w:styleId="Bodytext171">
@@ -11243,7 +11005,7 @@
       <w:sz w:val="9"/>
       <w:szCs w:val="9"/>
       <w:shd w:fill="FFFFFF" w:val="clear"/>
-      <w:lang w:val="en-US" w:eastAsia="en-US"/>
+      <w:lang w:val="vi-VN" w:eastAsia="vi-VN"/>
     </w:rPr>
   </w:style>
   <w:style w:type="character" w:styleId="Bodytext161">
@@ -11275,6 +11037,7 @@
       <w:sz w:val="10"/>
       <w:szCs w:val="10"/>
       <w:shd w:fill="FFFFFF" w:val="clear"/>
+      <w:lang w:val="en-US"/>
     </w:rPr>
   </w:style>
   <w:style w:type="character" w:styleId="Bodytext115pt12">
@@ -11303,6 +11066,7 @@
       <w:sz w:val="23"/>
       <w:szCs w:val="23"/>
       <w:shd w:fill="FFFFFF" w:val="clear"/>
+      <w:lang w:val="en-US"/>
     </w:rPr>
   </w:style>
   <w:style w:type="character" w:styleId="Bodytext4pt7">
@@ -11336,6 +11100,7 @@
       <w:sz w:val="23"/>
       <w:szCs w:val="23"/>
       <w:shd w:fill="FFFFFF" w:val="clear"/>
+      <w:lang w:val="en-US"/>
     </w:rPr>
   </w:style>
   <w:style w:type="character" w:styleId="Bodytext5pt4">
@@ -11347,7 +11112,7 @@
       <w:sz w:val="10"/>
       <w:szCs w:val="10"/>
       <w:shd w:fill="FFFFFF" w:val="clear"/>
-      <w:lang w:val="en-US" w:eastAsia="en-US"/>
+      <w:lang w:val="vi-VN" w:eastAsia="vi-VN"/>
     </w:rPr>
   </w:style>
   <w:style w:type="character" w:styleId="Bodytext10pt">
@@ -11408,6 +11173,7 @@
       <w:sz w:val="18"/>
       <w:szCs w:val="18"/>
       <w:shd w:fill="FFFFFF" w:val="clear"/>
+      <w:lang w:val="en-US"/>
     </w:rPr>
   </w:style>
   <w:style w:type="character" w:styleId="Bodytext175pt3">
@@ -11464,6 +11230,7 @@
       <w:sz w:val="10"/>
       <w:szCs w:val="10"/>
       <w:shd w:fill="FFFFFF" w:val="clear"/>
+      <w:lang w:val="en-US"/>
     </w:rPr>
   </w:style>
   <w:style w:type="character" w:styleId="BodytextArialBlack2">
@@ -11474,6 +11241,7 @@
       <w:sz w:val="8"/>
       <w:szCs w:val="8"/>
       <w:shd w:fill="FFFFFF" w:val="clear"/>
+      <w:lang w:val="en-US"/>
     </w:rPr>
   </w:style>
   <w:style w:type="character" w:styleId="Bodytext85pt">
@@ -11503,7 +11271,7 @@
       <w:sz w:val="10"/>
       <w:szCs w:val="10"/>
       <w:shd w:fill="FFFFFF" w:val="clear"/>
-      <w:lang w:val="en-US" w:eastAsia="en-US"/>
+      <w:lang w:val="vi-VN" w:eastAsia="vi-VN"/>
     </w:rPr>
   </w:style>
   <w:style w:type="character" w:styleId="Bodytext115pt10">
@@ -11525,7 +11293,7 @@
       <w:sz w:val="9"/>
       <w:szCs w:val="9"/>
       <w:shd w:fill="FFFFFF" w:val="clear"/>
-      <w:lang w:val="en-US" w:eastAsia="en-US"/>
+      <w:lang w:val="vi-VN" w:eastAsia="vi-VN"/>
     </w:rPr>
   </w:style>
   <w:style w:type="character" w:styleId="Bodytext4pt6">
@@ -11536,6 +11304,7 @@
       <w:sz w:val="8"/>
       <w:szCs w:val="8"/>
       <w:shd w:fill="FFFFFF" w:val="clear"/>
+      <w:lang w:val="en-US"/>
     </w:rPr>
   </w:style>
   <w:style w:type="character" w:styleId="Bodytext4pt5">
@@ -11545,7 +11314,7 @@
       <w:sz w:val="8"/>
       <w:szCs w:val="8"/>
       <w:shd w:fill="FFFFFF" w:val="clear"/>
-      <w:lang w:val="en-US" w:eastAsia="en-US"/>
+      <w:lang w:val="vi-VN" w:eastAsia="vi-VN"/>
     </w:rPr>
   </w:style>
   <w:style w:type="character" w:styleId="Bodytext10pt4">
@@ -11567,7 +11336,7 @@
       <w:sz w:val="8"/>
       <w:szCs w:val="8"/>
       <w:shd w:fill="FFFFFF" w:val="clear"/>
-      <w:lang w:val="en-US" w:eastAsia="en-US" w:bidi="ar-SA"/>
+      <w:lang w:val="vi-VN" w:eastAsia="vi-VN" w:bidi="ar-SA"/>
     </w:rPr>
   </w:style>
   <w:style w:type="character" w:styleId="Tablecaption33">
@@ -11594,6 +11363,7 @@
       <w:sz w:val="8"/>
       <w:szCs w:val="8"/>
       <w:shd w:fill="FFFFFF" w:val="clear"/>
+      <w:lang w:val="en-US"/>
     </w:rPr>
   </w:style>
   <w:style w:type="character" w:styleId="Bodytext175pt1">
@@ -11636,6 +11406,7 @@
       <w:sz w:val="23"/>
       <w:szCs w:val="23"/>
       <w:shd w:fill="FFFFFF" w:val="clear"/>
+      <w:lang w:val="en-US"/>
     </w:rPr>
   </w:style>
   <w:style w:type="character" w:styleId="Bodytext13pt1">
@@ -11688,7 +11459,7 @@
       <w:sz w:val="11"/>
       <w:szCs w:val="11"/>
       <w:shd w:fill="FFFFFF" w:val="clear"/>
-      <w:lang w:val="en-US" w:eastAsia="en-US"/>
+      <w:lang w:val="vi-VN" w:eastAsia="vi-VN"/>
     </w:rPr>
   </w:style>
   <w:style w:type="character" w:styleId="Bodytext4pt4">
@@ -11698,7 +11469,7 @@
       <w:sz w:val="8"/>
       <w:szCs w:val="8"/>
       <w:shd w:fill="FFFFFF" w:val="clear"/>
-      <w:lang w:val="en-US" w:eastAsia="en-US"/>
+      <w:lang w:val="vi-VN" w:eastAsia="vi-VN"/>
     </w:rPr>
   </w:style>
   <w:style w:type="character" w:styleId="Bodytext115pt7">
@@ -11708,6 +11479,7 @@
       <w:sz w:val="23"/>
       <w:szCs w:val="23"/>
       <w:shd w:fill="FFFFFF" w:val="clear"/>
+      <w:lang w:val="en-US"/>
     </w:rPr>
   </w:style>
   <w:style w:type="character" w:styleId="BodytextSpacing-2pt">
@@ -11716,6 +11488,7 @@
     <w:rPr>
       <w:spacing w:val="-40"/>
       <w:shd w:fill="FFFFFF" w:val="clear"/>
+      <w:lang w:val="en-US"/>
     </w:rPr>
   </w:style>
   <w:style w:type="character" w:styleId="Bodytext135pt1">
@@ -11725,6 +11498,7 @@
       <w:sz w:val="27"/>
       <w:szCs w:val="27"/>
       <w:shd w:fill="FFFFFF" w:val="clear"/>
+      <w:lang w:val="en-US"/>
     </w:rPr>
   </w:style>
   <w:style w:type="character" w:styleId="Tablecaption6">
@@ -11734,7 +11508,7 @@
       <w:sz w:val="22"/>
       <w:szCs w:val="22"/>
       <w:shd w:fill="FFFFFF" w:val="clear"/>
-      <w:lang w:val="en-US" w:eastAsia="en-US" w:bidi="ar-SA"/>
+      <w:lang w:val="vi-VN" w:eastAsia="vi-VN" w:bidi="ar-SA"/>
     </w:rPr>
   </w:style>
   <w:style w:type="character" w:styleId="Tablecaption65pt">
@@ -11746,7 +11520,7 @@
       <w:sz w:val="10"/>
       <w:szCs w:val="10"/>
       <w:shd w:fill="FFFFFF" w:val="clear"/>
-      <w:lang w:val="en-US" w:eastAsia="en-US"/>
+      <w:lang w:val="vi-VN" w:eastAsia="vi-VN"/>
     </w:rPr>
   </w:style>
   <w:style w:type="character" w:styleId="TablecaptionItalic">
@@ -11756,6 +11530,7 @@
       <w:i/>
       <w:iCs/>
       <w:shd w:fill="FFFFFF" w:val="clear"/>
+      <w:lang w:val="en-US"/>
     </w:rPr>
   </w:style>
   <w:style w:type="character" w:styleId="BodytextGaramond">
@@ -11802,7 +11577,7 @@
       <w:sz w:val="8"/>
       <w:szCs w:val="8"/>
       <w:shd w:fill="FFFFFF" w:val="clear"/>
-      <w:lang w:val="en-US" w:eastAsia="en-US"/>
+      <w:lang w:val="vi-VN" w:eastAsia="vi-VN"/>
     </w:rPr>
   </w:style>
   <w:style w:type="character" w:styleId="Bodytext11pt3">
@@ -11833,6 +11608,7 @@
       <w:sz w:val="20"/>
       <w:szCs w:val="20"/>
       <w:shd w:fill="FFFFFF" w:val="clear"/>
+      <w:lang w:val="en-US"/>
     </w:rPr>
   </w:style>
   <w:style w:type="character" w:styleId="Bodytext91">
@@ -11894,6 +11670,7 @@
     <w:qFormat/>
     <w:rPr>
       <w:shd w:fill="FFFFFF" w:val="clear"/>
+      <w:lang w:val="en-US"/>
     </w:rPr>
   </w:style>
   <w:style w:type="character" w:styleId="BodytextItalic1">
@@ -11933,7 +11710,7 @@
       <w:sz w:val="15"/>
       <w:szCs w:val="15"/>
       <w:shd w:fill="FFFFFF" w:val="clear"/>
-      <w:lang w:val="en-US" w:eastAsia="en-US"/>
+      <w:lang w:val="vi-VN" w:eastAsia="vi-VN"/>
     </w:rPr>
   </w:style>
   <w:style w:type="character" w:styleId="Bodytext45pt5">
@@ -11945,7 +11722,7 @@
       <w:sz w:val="9"/>
       <w:szCs w:val="9"/>
       <w:shd w:fill="FFFFFF" w:val="clear"/>
-      <w:lang w:val="en-US" w:eastAsia="en-US"/>
+      <w:lang w:val="vi-VN" w:eastAsia="vi-VN"/>
     </w:rPr>
   </w:style>
   <w:style w:type="character" w:styleId="BodytextCourierNew">
@@ -11958,7 +11735,7 @@
       <w:sz w:val="8"/>
       <w:szCs w:val="8"/>
       <w:shd w:fill="FFFFFF" w:val="clear"/>
-      <w:lang w:val="en-US" w:eastAsia="en-US"/>
+      <w:lang w:val="vi-VN" w:eastAsia="vi-VN"/>
     </w:rPr>
   </w:style>
   <w:style w:type="character" w:styleId="Bodytext4pt3">
@@ -12022,7 +11799,7 @@
       <w:sz w:val="9"/>
       <w:szCs w:val="9"/>
       <w:shd w:fill="FFFFFF" w:val="clear"/>
-      <w:lang w:val="en-US" w:eastAsia="en-US"/>
+      <w:lang w:val="vi-VN" w:eastAsia="vi-VN"/>
     </w:rPr>
   </w:style>
   <w:style w:type="character" w:styleId="Tablecaption22">
@@ -12088,6 +11865,7 @@
       <w:sz w:val="12"/>
       <w:szCs w:val="12"/>
       <w:shd w:fill="FFFFFF" w:val="clear"/>
+      <w:lang w:val="en-US"/>
     </w:rPr>
   </w:style>
   <w:style w:type="character" w:styleId="Bodytext41">
@@ -12095,6 +11873,7 @@
     <w:qFormat/>
     <w:rPr>
       <w:shd w:fill="FFFFFF" w:val="clear"/>
+      <w:lang w:val="en-US"/>
     </w:rPr>
   </w:style>
   <w:style w:type="character" w:styleId="Bodytext115pt4">
@@ -12115,6 +11894,7 @@
       <w:sz w:val="13"/>
       <w:szCs w:val="13"/>
       <w:shd w:fill="FFFFFF" w:val="clear"/>
+      <w:lang w:val="en-US"/>
     </w:rPr>
   </w:style>
   <w:style w:type="character" w:styleId="Bodytext125pt">
@@ -12134,6 +11914,7 @@
       <w:sz w:val="23"/>
       <w:szCs w:val="23"/>
       <w:shd w:fill="FFFFFF" w:val="clear"/>
+      <w:lang w:val="en-US"/>
     </w:rPr>
   </w:style>
   <w:style w:type="character" w:styleId="Bodytext9pt1">
@@ -12145,7 +11926,7 @@
       <w:sz w:val="18"/>
       <w:szCs w:val="18"/>
       <w:shd w:fill="FFFFFF" w:val="clear"/>
-      <w:lang w:val="en-US" w:eastAsia="en-US"/>
+      <w:lang w:val="vi-VN" w:eastAsia="vi-VN"/>
     </w:rPr>
   </w:style>
   <w:style w:type="character" w:styleId="Heading122">
@@ -12168,7 +11949,7 @@
       <w:sz w:val="8"/>
       <w:szCs w:val="8"/>
       <w:shd w:fill="FFFFFF" w:val="clear"/>
-      <w:lang w:val="en-US" w:eastAsia="en-US"/>
+      <w:lang w:val="vi-VN" w:eastAsia="vi-VN"/>
     </w:rPr>
   </w:style>
   <w:style w:type="character" w:styleId="Bodytext5pt1">
@@ -12178,7 +11959,7 @@
       <w:sz w:val="10"/>
       <w:szCs w:val="10"/>
       <w:shd w:fill="FFFFFF" w:val="clear"/>
-      <w:lang w:val="en-US" w:eastAsia="en-US"/>
+      <w:lang w:val="vi-VN" w:eastAsia="vi-VN"/>
     </w:rPr>
   </w:style>
   <w:style w:type="character" w:styleId="Bodytext11pt1">
@@ -12200,7 +11981,7 @@
       <w:sz w:val="8"/>
       <w:szCs w:val="8"/>
       <w:shd w:fill="FFFFFF" w:val="clear"/>
-      <w:lang w:val="en-US" w:eastAsia="en-US"/>
+      <w:lang w:val="vi-VN" w:eastAsia="vi-VN"/>
     </w:rPr>
   </w:style>
   <w:style w:type="character" w:styleId="Bodytext222">
@@ -12239,7 +12020,7 @@
     <w:qFormat/>
     <w:rPr>
       <w:shd w:fill="FFFFFF" w:val="clear"/>
-      <w:lang w:val="en-US" w:eastAsia="en-US" w:bidi="ar-SA"/>
+      <w:lang w:val="vi-VN" w:eastAsia="vi-VN" w:bidi="ar-SA"/>
     </w:rPr>
   </w:style>
   <w:style w:type="character" w:styleId="Tablecaption7Italic">
@@ -12249,7 +12030,7 @@
       <w:i/>
       <w:iCs/>
       <w:shd w:fill="FFFFFF" w:val="clear"/>
-      <w:lang w:val="en-US" w:eastAsia="en-US"/>
+      <w:lang w:val="vi-VN" w:eastAsia="vi-VN"/>
     </w:rPr>
   </w:style>
   <w:style w:type="character" w:styleId="Bodytext4pt2">
@@ -12277,7 +12058,7 @@
       <w:sz w:val="8"/>
       <w:szCs w:val="8"/>
       <w:shd w:fill="FFFFFF" w:val="clear"/>
-      <w:lang w:val="en-US" w:eastAsia="en-US"/>
+      <w:lang w:val="vi-VN" w:eastAsia="vi-VN"/>
     </w:rPr>
   </w:style>
   <w:style w:type="character" w:styleId="BodytextTahoma1">
@@ -12295,7 +12076,7 @@
     <w:qFormat/>
     <w:rPr>
       <w:shd w:fill="FFFFFF" w:val="clear"/>
-      <w:lang w:val="en-US" w:eastAsia="en-US"/>
+      <w:lang w:val="vi-VN" w:eastAsia="vi-VN"/>
     </w:rPr>
   </w:style>
   <w:style w:type="character" w:styleId="BodytextGeorgia">
@@ -12331,7 +12112,7 @@
       <w:sz w:val="23"/>
       <w:szCs w:val="23"/>
       <w:shd w:fill="FFFFFF" w:val="clear"/>
-      <w:lang w:val="en-US" w:eastAsia="en-US"/>
+      <w:lang w:val="vi-VN" w:eastAsia="vi-VN"/>
     </w:rPr>
   </w:style>
   <w:style w:type="character" w:styleId="fontstyle01">
@@ -12361,6 +12142,7 @@
     <w:rPr>
       <w:b/>
       <w:sz w:val="28"/>
+      <w:lang w:val="en-US"/>
     </w:rPr>
   </w:style>
   <w:style w:type="character" w:styleId="HeadingCharChar">
@@ -12373,7 +12155,7 @@
       <w:color w:val="000000"/>
       <w:sz w:val="30"/>
       <w:szCs w:val="24"/>
-      <w:lang w:val="en-US"/>
+      <w:lang w:val="vi-VN"/>
     </w:rPr>
   </w:style>
   <w:style w:type="character" w:styleId="2headlineChar">
@@ -12400,7 +12182,7 @@
       <w:color w:val="000000"/>
       <w:sz w:val="28"/>
       <w:szCs w:val="28"/>
-      <w:lang w:bidi="ar-SA"/>
+      <w:lang w:val="en-US" w:bidi="ar-SA"/>
     </w:rPr>
   </w:style>
   <w:style w:type="character" w:styleId="m2Char">
@@ -12412,7 +12194,7 @@
       <w:i/>
       <w:sz w:val="28"/>
       <w:szCs w:val="22"/>
-      <w:lang w:bidi="ar-SA"/>
+      <w:lang w:val="en-US" w:bidi="ar-SA"/>
     </w:rPr>
   </w:style>
   <w:style w:type="character" w:styleId="CharChar14">
@@ -12425,7 +12207,7 @@
       <w:color w:val="000000"/>
       <w:sz w:val="30"/>
       <w:szCs w:val="24"/>
-      <w:lang w:val="en-US"/>
+      <w:lang w:val="vi-VN"/>
     </w:rPr>
   </w:style>
   <w:style w:type="character" w:styleId="2headlineChar1">
@@ -12467,6 +12249,7 @@
     <w:rPr>
       <w:sz w:val="24"/>
       <w:szCs w:val="24"/>
+      <w:lang w:val="en-US"/>
     </w:rPr>
   </w:style>
   <w:style w:type="character" w:styleId="H1CharChar">
@@ -12512,7 +12295,7 @@
     <w:rPr>
       <w:sz w:val="28"/>
       <w:szCs w:val="28"/>
-      <w:lang w:bidi="ar-SA"/>
+      <w:lang w:val="en-US" w:bidi="ar-SA"/>
     </w:rPr>
   </w:style>
   <w:style w:type="character" w:styleId="footCharChar">
@@ -12547,7 +12330,7 @@
       <w:color w:val="000000"/>
       <w:sz w:val="16"/>
       <w:szCs w:val="16"/>
-      <w:lang w:bidi="ar-SA"/>
+      <w:lang w:val="en-US" w:bidi="ar-SA"/>
     </w:rPr>
   </w:style>
   <w:style w:type="character" w:styleId="EndnoteTextChar">
@@ -12564,14 +12347,14 @@
     <w:qFormat/>
     <w:rPr>
       <w:rFonts w:ascii="Courier New" w:hAnsi="Courier New" w:cs="Courier New"/>
-      <w:lang w:bidi="ar-SA"/>
+      <w:lang w:val="en-US" w:bidi="ar-SA"/>
     </w:rPr>
   </w:style>
   <w:style w:type="character" w:styleId="E-mailSignatureChar">
     <w:name w:val="E-mail Signature Char"/>
     <w:qFormat/>
     <w:rPr>
-      <w:lang w:bidi="ar-SA"/>
+      <w:lang w:val="en-US" w:bidi="ar-SA"/>
     </w:rPr>
   </w:style>
   <w:style w:type="character" w:styleId="BodyTextFirstIndentChar">
@@ -12583,7 +12366,7 @@
       <w:bCs/>
       <w:sz w:val="28"/>
       <w:szCs w:val="28"/>
-      <w:lang w:bidi="ar-SA"/>
+      <w:lang w:val="en-US" w:bidi="ar-SA"/>
     </w:rPr>
   </w:style>
   <w:style w:type="character" w:styleId="BodyTextFirstIndent2Char">
@@ -12593,21 +12376,21 @@
       <w:rFonts w:ascii=".VnTime" w:hAnsi=".VnTime" w:cs="Times New Roman"/>
       <w:sz w:val="20"/>
       <w:szCs w:val="20"/>
-      <w:lang w:bidi="ar-SA"/>
+      <w:lang w:val="en-US" w:bidi="ar-SA"/>
     </w:rPr>
   </w:style>
   <w:style w:type="character" w:styleId="ClosingChar">
     <w:name w:val="Closing Char"/>
     <w:qFormat/>
     <w:rPr>
-      <w:lang w:bidi="ar-SA"/>
+      <w:lang w:val="en-US" w:bidi="ar-SA"/>
     </w:rPr>
   </w:style>
   <w:style w:type="character" w:styleId="DateChar">
     <w:name w:val="Date Char"/>
     <w:qFormat/>
     <w:rPr>
-      <w:lang w:bidi="ar-SA"/>
+      <w:lang w:val="en-US" w:bidi="ar-SA"/>
     </w:rPr>
   </w:style>
   <w:style w:type="character" w:styleId="HTMLAddressChar">
@@ -12616,7 +12399,7 @@
     <w:rPr>
       <w:i/>
       <w:iCs/>
-      <w:lang w:bidi="ar-SA"/>
+      <w:lang w:val="en-US" w:bidi="ar-SA"/>
     </w:rPr>
   </w:style>
   <w:style w:type="character" w:styleId="MessageHeaderChar">
@@ -12626,28 +12409,28 @@
       <w:rFonts w:ascii="Arial" w:hAnsi="Arial" w:cs="Arial"/>
       <w:sz w:val="24"/>
       <w:szCs w:val="24"/>
-      <w:lang w:bidi="ar-SA"/>
+      <w:lang w:val="en-US" w:bidi="ar-SA"/>
     </w:rPr>
   </w:style>
   <w:style w:type="character" w:styleId="NoteHeadingChar">
     <w:name w:val="Note Heading Char"/>
     <w:qFormat/>
     <w:rPr>
-      <w:lang w:bidi="ar-SA"/>
+      <w:lang w:val="en-US" w:bidi="ar-SA"/>
     </w:rPr>
   </w:style>
   <w:style w:type="character" w:styleId="SalutationChar">
     <w:name w:val="Salutation Char"/>
     <w:qFormat/>
     <w:rPr>
-      <w:lang w:bidi="ar-SA"/>
+      <w:lang w:val="en-US" w:bidi="ar-SA"/>
     </w:rPr>
   </w:style>
   <w:style w:type="character" w:styleId="SignatureChar">
     <w:name w:val="Signature Char"/>
     <w:qFormat/>
     <w:rPr>
-      <w:lang w:bidi="ar-SA"/>
+      <w:lang w:val="en-US" w:bidi="ar-SA"/>
     </w:rPr>
   </w:style>
   <w:style w:type="character" w:styleId="Bodytext4NotItalic">
@@ -12679,7 +12462,7 @@
       <w:color w:val="000000"/>
       <w:sz w:val="22"/>
       <w:szCs w:val="24"/>
-      <w:lang w:bidi="ar-SA"/>
+      <w:lang w:val="en-US" w:bidi="ar-SA"/>
     </w:rPr>
   </w:style>
   <w:style w:type="character" w:styleId="88Char">
@@ -12689,7 +12472,7 @@
       <w:rFonts w:ascii="Arial" w:hAnsi="Arial" w:cs="Arial"/>
       <w:sz w:val="24"/>
       <w:szCs w:val="24"/>
-      <w:lang w:val="en-US" w:bidi="ar-SA"/>
+      <w:lang w:val="vi-VN" w:bidi="ar-SA"/>
     </w:rPr>
   </w:style>
   <w:style w:type="character" w:styleId="1ngoacChar">
@@ -12699,7 +12482,7 @@
       <w:rFonts w:ascii="Arial" w:hAnsi="Arial" w:cs="Arial"/>
       <w:sz w:val="24"/>
       <w:szCs w:val="24"/>
-      <w:lang w:bidi="ar-SA"/>
+      <w:lang w:val="en-US" w:bidi="ar-SA"/>
     </w:rPr>
   </w:style>
   <w:style w:type="character" w:styleId="168Char">
@@ -12710,7 +12493,7 @@
       <w:bCs/>
       <w:sz w:val="24"/>
       <w:szCs w:val="24"/>
-      <w:lang w:val="en-US" w:bidi="ar-SA"/>
+      <w:lang w:val="vi-VN" w:bidi="ar-SA"/>
     </w:rPr>
   </w:style>
   <w:style w:type="character" w:styleId="1congoacChar">
@@ -12720,7 +12503,7 @@
       <w:rFonts w:ascii="Arial" w:hAnsi="Arial" w:cs="Arial"/>
       <w:sz w:val="24"/>
       <w:szCs w:val="24"/>
-      <w:lang w:bidi="ar-SA"/>
+      <w:lang w:val="en-US" w:bidi="ar-SA"/>
     </w:rPr>
   </w:style>
   <w:style w:type="character" w:styleId="ANgoacChar">
@@ -12730,7 +12513,7 @@
       <w:rFonts w:ascii="Arial" w:hAnsi="Arial" w:cs="Arial"/>
       <w:sz w:val="24"/>
       <w:szCs w:val="24"/>
-      <w:lang w:val="en-US" w:bidi="ar-SA"/>
+      <w:lang w:val="vi-VN" w:bidi="ar-SA"/>
     </w:rPr>
   </w:style>
   <w:style w:type="character" w:styleId="248Char">
@@ -12741,7 +12524,7 @@
       <w:bCs/>
       <w:sz w:val="24"/>
       <w:szCs w:val="24"/>
-      <w:lang w:val="en-US" w:bidi="ar-SA"/>
+      <w:lang w:val="vi-VN" w:bidi="ar-SA"/>
     </w:rPr>
   </w:style>
   <w:style w:type="character" w:styleId="368Char">
@@ -12752,7 +12535,7 @@
       <w:bCs/>
       <w:sz w:val="24"/>
       <w:szCs w:val="24"/>
-      <w:lang w:bidi="ar-SA"/>
+      <w:lang w:val="en-US" w:bidi="ar-SA"/>
     </w:rPr>
   </w:style>
   <w:style w:type="character" w:styleId="08Char">
@@ -12761,7 +12544,7 @@
     <w:rPr>
       <w:rFonts w:ascii="Arial" w:hAnsi="Arial" w:cs="Arial"/>
       <w:sz w:val="24"/>
-      <w:lang w:val="en-US" w:bidi="ar-SA"/>
+      <w:lang w:val="vi-VN" w:bidi="ar-SA"/>
     </w:rPr>
   </w:style>
   <w:style w:type="character" w:styleId="0BangChar">
@@ -12771,7 +12554,7 @@
       <w:rFonts w:ascii="Arial" w:hAnsi="Arial" w:cs="Arial"/>
       <w:b/>
       <w:sz w:val="24"/>
-      <w:lang w:val="en-US" w:bidi="ar-SA"/>
+      <w:lang w:val="vi-VN" w:bidi="ar-SA"/>
     </w:rPr>
   </w:style>
   <w:style w:type="character" w:styleId="CommentTextChar1">
@@ -12801,7 +12584,7 @@
       <w:b/>
       <w:sz w:val="24"/>
       <w:szCs w:val="22"/>
-      <w:lang w:val="en-US" w:bidi="ar-SA"/>
+      <w:lang w:val="vi-VN" w:bidi="ar-SA"/>
     </w:rPr>
   </w:style>
   <w:style w:type="character" w:styleId="BPhanMuclucChar">
@@ -12812,7 +12595,7 @@
       <w:b/>
       <w:sz w:val="24"/>
       <w:szCs w:val="22"/>
-      <w:lang w:val="en-US" w:bidi="ar-SA"/>
+      <w:lang w:val="vi-VN" w:bidi="ar-SA"/>
     </w:rPr>
   </w:style>
   <w:style w:type="character" w:styleId="Style4Char">
@@ -12824,7 +12607,7 @@
       <w:kern w:val="2"/>
       <w:sz w:val="28"/>
       <w:szCs w:val="28"/>
-      <w:lang w:bidi="ar-SA"/>
+      <w:lang w:val="en-US" w:bidi="ar-SA"/>
     </w:rPr>
   </w:style>
   <w:style w:type="character" w:styleId="1phanChar">
@@ -12835,7 +12618,7 @@
       <w:b/>
       <w:sz w:val="24"/>
       <w:szCs w:val="24"/>
-      <w:lang w:bidi="ar-SA"/>
+      <w:lang w:val="en-US" w:bidi="ar-SA"/>
     </w:rPr>
   </w:style>
   <w:style w:type="character" w:styleId="016Char">
@@ -12845,7 +12628,7 @@
       <w:rFonts w:ascii="Arial" w:hAnsi="Arial" w:cs="Arial"/>
       <w:b/>
       <w:sz w:val="24"/>
-      <w:lang w:bidi="ar-SA"/>
+      <w:lang w:val="en-US" w:bidi="ar-SA"/>
     </w:rPr>
   </w:style>
   <w:style w:type="character" w:styleId="3chamChar">
@@ -12855,7 +12638,7 @@
       <w:rFonts w:ascii="Arial" w:hAnsi="Arial" w:cs="Arial"/>
       <w:b/>
       <w:sz w:val="24"/>
-      <w:lang w:bidi="ar-SA"/>
+      <w:lang w:val="en-US" w:bidi="ar-SA"/>
     </w:rPr>
   </w:style>
   <w:style w:type="character" w:styleId="StyleArial12ptBoldJustifiedLeft0cmHanging195cmChar">
@@ -12866,7 +12649,7 @@
       <w:b/>
       <w:bCs/>
       <w:sz w:val="24"/>
-      <w:lang w:bidi="ar-SA"/>
+      <w:lang w:val="en-US" w:bidi="ar-SA"/>
     </w:rPr>
   </w:style>
   <w:style w:type="character" w:styleId="3cham1Char">
@@ -12876,7 +12659,7 @@
       <w:rFonts w:ascii="Arial" w:hAnsi="Arial" w:eastAsia="Malgun Gothic" w:cs="Arial"/>
       <w:sz w:val="24"/>
       <w:szCs w:val="24"/>
-      <w:lang w:bidi="ar-SA"/>
+      <w:lang w:val="en-US" w:bidi="ar-SA"/>
     </w:rPr>
   </w:style>
   <w:style w:type="character" w:styleId="NORMAL1Char">
@@ -12897,7 +12680,7 @@
       <w:rFonts w:ascii="Arial" w:hAnsi="Arial" w:eastAsia="MS Mincho" w:cs="Arial"/>
       <w:sz w:val="24"/>
       <w:szCs w:val="24"/>
-      <w:lang w:val="en-US" w:bidi="ar-SA"/>
+      <w:lang w:val="vi-VN" w:bidi="ar-SA"/>
     </w:rPr>
   </w:style>
   <w:style w:type="character" w:styleId="NORMAL111Char">
@@ -12907,7 +12690,7 @@
       <w:rFonts w:ascii="Arial" w:hAnsi="Arial" w:cs="Arial"/>
       <w:sz w:val="24"/>
       <w:szCs w:val="24"/>
-      <w:lang w:bidi="ar-SA"/>
+      <w:lang w:val="en-US" w:bidi="ar-SA"/>
     </w:rPr>
   </w:style>
   <w:style w:type="character" w:styleId="NORMAL1Char1">
@@ -12917,7 +12700,7 @@
       <w:rFonts w:ascii="Arial" w:hAnsi="Arial" w:cs="Arial"/>
       <w:sz w:val="24"/>
       <w:szCs w:val="24"/>
-      <w:lang w:bidi="ar-SA"/>
+      <w:lang w:val="en-US" w:bidi="ar-SA"/>
     </w:rPr>
   </w:style>
   <w:style w:type="character" w:styleId="normal1indentChar">
@@ -12932,7 +12715,7 @@
     <w:rPr>
       <w:rFonts w:ascii="VNTime" w:hAnsi="VNTime" w:cs="VNTime"/>
       <w:sz w:val="22"/>
-      <w:lang w:bidi="ar-SA"/>
+      <w:lang w:val="en-US" w:bidi="ar-SA"/>
     </w:rPr>
   </w:style>
   <w:style w:type="character" w:styleId="texChar">
@@ -12940,7 +12723,7 @@
     <w:qFormat/>
     <w:rPr>
       <w:rFonts w:ascii="VNTime" w:hAnsi="VNTime" w:cs="VNTime"/>
-      <w:lang w:bidi="ar-SA"/>
+      <w:lang w:val="en-US" w:bidi="ar-SA"/>
     </w:rPr>
   </w:style>
   <w:style w:type="character" w:styleId="ChapterCharChar">
@@ -12973,7 +12756,7 @@
       <w:rFonts w:ascii=".VnTime" w:hAnsi=".VnTime" w:cs=".VnTime"/>
       <w:sz w:val="28"/>
       <w:szCs w:val="28"/>
-      <w:lang w:bidi="ar-SA"/>
+      <w:lang w:val="en-US" w:bidi="ar-SA"/>
     </w:rPr>
   </w:style>
   <w:style w:type="character" w:styleId="Vnbnnidung">
@@ -13043,7 +12826,7 @@
       <w:rFonts w:eastAsia="Calibri"/>
       <w:sz w:val="28"/>
       <w:szCs w:val="22"/>
-      <w:lang w:bidi="ar-SA"/>
+      <w:lang w:val="en-US" w:bidi="ar-SA"/>
     </w:rPr>
   </w:style>
   <w:style w:type="character" w:styleId="Vnbnnidung2">
@@ -13053,7 +12836,7 @@
       <w:rFonts w:eastAsia="Calibri"/>
       <w:sz w:val="28"/>
       <w:szCs w:val="22"/>
-      <w:lang w:bidi="ar-SA"/>
+      <w:lang w:val="en-US" w:bidi="ar-SA"/>
     </w:rPr>
   </w:style>
   <w:style w:type="character" w:styleId="Vnbnnidung5">
@@ -13224,7 +13007,7 @@
       <w:b/>
       <w:sz w:val="32"/>
       <w:szCs w:val="26"/>
-      <w:lang w:val="en-US" w:eastAsia="en-US"/>
+      <w:lang w:val="vi-VN" w:eastAsia="vi-VN"/>
     </w:rPr>
   </w:style>
   <w:style w:type="paragraph" w:styleId="BodyText212">
@@ -13271,8 +13054,8 @@
       <w:suppressLineNumbers/>
       <w:tabs>
         <w:tab w:val="clear" w:pos="709"/>
-        <w:tab w:val="center" w:pos="4986" w:leader="none"/>
-        <w:tab w:val="right" w:pos="9972" w:leader="none"/>
+        <w:tab w:val="center" w:pos="4819" w:leader="none"/>
+        <w:tab w:val="right" w:pos="9638" w:leader="none"/>
       </w:tabs>
     </w:pPr>
     <w:rPr/>
@@ -14396,7 +14179,7 @@
     <w:rPr>
       <w:sz w:val="20"/>
       <w:szCs w:val="20"/>
-      <w:lang w:val="en-AU" w:eastAsia="en-US"/>
+      <w:lang w:val="en-AU" w:eastAsia="vi-VN"/>
     </w:rPr>
   </w:style>
   <w:style w:type="paragraph" w:styleId="Style11">
@@ -14470,7 +14253,7 @@
     </w:pPr>
     <w:rPr>
       <w:spacing w:val="-10"/>
-      <w:lang w:val="en-US" w:eastAsia="en-US"/>
+      <w:lang w:val="vi-VN" w:eastAsia="vi-VN"/>
     </w:rPr>
   </w:style>
   <w:style w:type="paragraph" w:styleId="TOC2">
@@ -14487,7 +14270,7 @@
       <w:rFonts w:ascii="Arial" w:hAnsi="Arial" w:cs="Arial"/>
       <w:sz w:val="25"/>
       <w:szCs w:val="25"/>
-      <w:lang w:val="en-US" w:eastAsia="en-US"/>
+      <w:lang w:val="vi-VN" w:eastAsia="vi-VN"/>
     </w:rPr>
   </w:style>
   <w:style w:type="paragraph" w:styleId="TOC3">
@@ -15028,7 +14811,7 @@
       <w:color w:val="000000"/>
       <w:sz w:val="24"/>
       <w:szCs w:val="24"/>
-      <w:lang w:bidi="ar-SA" w:val="en-US" w:eastAsia="zh-CN"/>
+      <w:lang w:val="en-US" w:bidi="ar-SA" w:eastAsia="zh-CN"/>
     </w:rPr>
   </w:style>
   <w:style w:type="paragraph" w:styleId="Char1CharCharChar1CharCharChar">
@@ -15503,7 +15286,7 @@
       <w:color w:val="auto"/>
       <w:sz w:val="32"/>
       <w:szCs w:val="32"/>
-      <w:lang w:bidi="ar-SA" w:val="en-US" w:eastAsia="zh-CN"/>
+      <w:lang w:val="en-US" w:bidi="ar-SA" w:eastAsia="zh-CN"/>
     </w:rPr>
   </w:style>
   <w:style w:type="paragraph" w:styleId="than">
@@ -15521,7 +15304,7 @@
       <w:color w:val="auto"/>
       <w:sz w:val="28"/>
       <w:szCs w:val="28"/>
-      <w:lang w:bidi="ar-SA" w:val="en-US" w:eastAsia="zh-CN"/>
+      <w:lang w:val="en-US" w:bidi="ar-SA" w:eastAsia="zh-CN"/>
     </w:rPr>
   </w:style>
   <w:style w:type="paragraph" w:styleId="tenmon">
@@ -15539,7 +15322,7 @@
       <w:color w:val="auto"/>
       <w:sz w:val="28"/>
       <w:szCs w:val="28"/>
-      <w:lang w:bidi="ar-SA" w:val="en-US" w:eastAsia="zh-CN"/>
+      <w:lang w:val="en-US" w:bidi="ar-SA" w:eastAsia="zh-CN"/>
     </w:rPr>
   </w:style>
   <w:style w:type="paragraph" w:styleId="bang1">
@@ -15555,7 +15338,7 @@
       <w:color w:val="auto"/>
       <w:sz w:val="28"/>
       <w:szCs w:val="28"/>
-      <w:lang w:bidi="ar-SA" w:val="en-US" w:eastAsia="zh-CN"/>
+      <w:lang w:val="en-US" w:bidi="ar-SA" w:eastAsia="zh-CN"/>
     </w:rPr>
   </w:style>
   <w:style w:type="paragraph" w:styleId="bang2">
@@ -15570,7 +15353,7 @@
       <w:color w:val="auto"/>
       <w:sz w:val="28"/>
       <w:szCs w:val="28"/>
-      <w:lang w:bidi="ar-SA" w:val="en-US" w:eastAsia="zh-CN"/>
+      <w:lang w:val="en-US" w:bidi="ar-SA" w:eastAsia="zh-CN"/>
     </w:rPr>
   </w:style>
   <w:style w:type="paragraph" w:styleId="bang21">
@@ -15597,7 +15380,7 @@
       <w:color w:val="auto"/>
       <w:sz w:val="36"/>
       <w:szCs w:val="36"/>
-      <w:lang w:bidi="ar-SA" w:val="en-US" w:eastAsia="zh-CN"/>
+      <w:lang w:val="en-US" w:bidi="ar-SA" w:eastAsia="zh-CN"/>
     </w:rPr>
   </w:style>
   <w:style w:type="paragraph" w:styleId="bang3">
@@ -15613,7 +15396,7 @@
       <w:color w:val="auto"/>
       <w:sz w:val="28"/>
       <w:szCs w:val="28"/>
-      <w:lang w:bidi="ar-SA" w:val="en-US" w:eastAsia="zh-CN"/>
+      <w:lang w:val="en-US" w:bidi="ar-SA" w:eastAsia="zh-CN"/>
     </w:rPr>
   </w:style>
   <w:style w:type="paragraph" w:styleId="BodyTextFirstIndent2">
@@ -15770,7 +15553,7 @@
       <w:color w:val="auto"/>
       <w:sz w:val="24"/>
       <w:szCs w:val="24"/>
-      <w:lang w:bidi="ar-SA" w:val="en-US" w:eastAsia="zh-CN"/>
+      <w:lang w:val="en-US" w:bidi="ar-SA" w:eastAsia="zh-CN"/>
     </w:rPr>
   </w:style>
   <w:style w:type="paragraph" w:styleId="i2">
@@ -15857,7 +15640,7 @@
       <w:color w:val="auto"/>
       <w:sz w:val="26"/>
       <w:szCs w:val="26"/>
-      <w:lang w:bidi="ar-SA" w:val="en-US" w:eastAsia="zh-CN"/>
+      <w:lang w:val="en-US" w:bidi="ar-SA" w:eastAsia="zh-CN"/>
     </w:rPr>
   </w:style>
   <w:style w:type="paragraph" w:styleId="Form">
@@ -15999,7 +15782,7 @@
       <w:color w:val="auto"/>
       <w:sz w:val="28"/>
       <w:szCs w:val="28"/>
-      <w:lang w:bidi="ar-SA" w:val="en-US" w:eastAsia="zh-CN"/>
+      <w:lang w:val="en-US" w:bidi="ar-SA" w:eastAsia="zh-CN"/>
     </w:rPr>
   </w:style>
   <w:style w:type="paragraph" w:styleId="TieuDeMuc">
@@ -16017,7 +15800,7 @@
       <w:color w:val="auto"/>
       <w:sz w:val="26"/>
       <w:szCs w:val="28"/>
-      <w:lang w:bidi="ar-SA" w:val="en-US" w:eastAsia="zh-CN"/>
+      <w:lang w:val="en-US" w:bidi="ar-SA" w:eastAsia="zh-CN"/>
     </w:rPr>
   </w:style>
   <w:style w:type="paragraph" w:styleId="Than1">
@@ -16045,7 +15828,7 @@
       <w:color w:val="auto"/>
       <w:sz w:val="24"/>
       <w:szCs w:val="24"/>
-      <w:lang w:bidi="ar-SA" w:val="en-US" w:eastAsia="zh-CN"/>
+      <w:lang w:val="en-US" w:bidi="ar-SA" w:eastAsia="zh-CN"/>
     </w:rPr>
   </w:style>
   <w:style w:type="paragraph" w:styleId="font5">
@@ -17591,7 +17374,7 @@
     <w:rPr>
       <w:sz w:val="20"/>
       <w:szCs w:val="20"/>
-      <w:lang w:val="en-AU" w:eastAsia="en-US"/>
+      <w:lang w:val="en-AU" w:eastAsia="vi-VN"/>
     </w:rPr>
   </w:style>
   <w:style w:type="paragraph" w:styleId="Char1CharChar11">
@@ -18211,7 +17994,7 @@
       <w:color w:val="auto"/>
       <w:sz w:val="20"/>
       <w:szCs w:val="20"/>
-      <w:lang w:bidi="ar-SA" w:val="en-US" w:eastAsia="zh-CN"/>
+      <w:lang w:val="en-US" w:bidi="ar-SA" w:eastAsia="zh-CN"/>
     </w:rPr>
   </w:style>
   <w:style w:type="paragraph" w:styleId="MessageHeader">
@@ -18646,7 +18429,7 @@
       <w:color w:val="auto"/>
       <w:sz w:val="22"/>
       <w:szCs w:val="22"/>
-      <w:lang w:bidi="en-US" w:val="en-US" w:eastAsia="zh-CN"/>
+      <w:lang w:val="en-US" w:bidi="en-US" w:eastAsia="zh-CN"/>
     </w:rPr>
   </w:style>
   <w:style w:type="paragraph" w:styleId="Quote">
@@ -18719,7 +18502,7 @@
       <w:vanish/>
       <w:sz w:val="16"/>
       <w:szCs w:val="16"/>
-      <w:lang w:val="en-US" w:eastAsia="en-US"/>
+      <w:lang w:val="vi-VN" w:eastAsia="vi-VN"/>
     </w:rPr>
   </w:style>
   <w:style w:type="paragraph" w:styleId="CharCharCharCharCharChar1CharCharChar">
@@ -23722,7 +23505,7 @@
       <w:kern w:val="2"/>
       <w:sz w:val="28"/>
       <w:szCs w:val="28"/>
-      <w:lang w:bidi="ar-SA" w:val="en-US" w:eastAsia="zh-CN"/>
+      <w:lang w:val="en-US" w:bidi="ar-SA" w:eastAsia="zh-CN"/>
     </w:rPr>
   </w:style>
   <w:style w:type="paragraph" w:styleId="Headline">
@@ -23741,7 +23524,7 @@
       <w:kern w:val="2"/>
       <w:sz w:val="46"/>
       <w:szCs w:val="46"/>
-      <w:lang w:bidi="ar-SA" w:val="en-US" w:eastAsia="zh-CN"/>
+      <w:lang w:val="en-US" w:bidi="ar-SA" w:eastAsia="zh-CN"/>
     </w:rPr>
   </w:style>
   <w:style w:type="paragraph" w:styleId="PublicationName">
@@ -23762,7 +23545,7 @@
       <w:kern w:val="2"/>
       <w:sz w:val="32"/>
       <w:szCs w:val="32"/>
-      <w:lang w:bidi="ar-SA" w:val="en-US" w:eastAsia="zh-CN"/>
+      <w:lang w:val="en-US" w:bidi="ar-SA" w:eastAsia="zh-CN"/>
     </w:rPr>
   </w:style>
   <w:style w:type="paragraph" w:styleId="PublicationDate">
@@ -23782,7 +23565,7 @@
       <w:kern w:val="2"/>
       <w:sz w:val="28"/>
       <w:szCs w:val="28"/>
-      <w:lang w:bidi="ar-SA" w:val="en-US" w:eastAsia="zh-CN"/>
+      <w:lang w:val="en-US" w:bidi="ar-SA" w:eastAsia="zh-CN"/>
     </w:rPr>
   </w:style>
   <w:style w:type="paragraph" w:styleId="Name">
@@ -24315,7 +24098,7 @@
       <w:color w:val="auto"/>
       <w:sz w:val="28"/>
       <w:szCs w:val="28"/>
-      <w:lang w:bidi="ar-SA" w:val="en-US" w:eastAsia="zh-CN"/>
+      <w:lang w:val="en-US" w:bidi="ar-SA" w:eastAsia="zh-CN"/>
     </w:rPr>
   </w:style>
   <w:style w:type="paragraph" w:styleId="NumberedParagraphCharChar">
@@ -24907,7 +24690,7 @@
       <w:color w:val="FF0000"/>
       <w:sz w:val="28"/>
       <w:szCs w:val="28"/>
-      <w:lang w:val="vi-VN" w:eastAsia="en-US"/>
+      <w:lang w:val="vi-VN" w:eastAsia="vi-VN"/>
     </w:rPr>
   </w:style>
   <w:style w:type="paragraph" w:styleId="MERSskillsknowledge">
@@ -24935,7 +24718,7 @@
     </w:pPr>
     <w:rPr>
       <w:color w:val="000000"/>
-      <w:lang w:val="en-AU" w:eastAsia="en-US"/>
+      <w:lang w:val="en-AU" w:eastAsia="vi-VN"/>
     </w:rPr>
   </w:style>
   <w:style w:type="paragraph" w:styleId="t1">
@@ -25873,7 +25656,7 @@
       <w:color w:val="auto"/>
       <w:sz w:val="26"/>
       <w:szCs w:val="20"/>
-      <w:lang w:val="en-US" w:eastAsia="en-US" w:bidi="ar-SA"/>
+      <w:lang w:val="en-US" w:eastAsia="vi-VN" w:bidi="ar-SA"/>
     </w:rPr>
   </w:style>
   <w:style w:type="paragraph" w:styleId="Style9CharChar1">
@@ -25890,7 +25673,7 @@
       <w:rFonts w:ascii=".VnTime" w:hAnsi=".VnTime" w:cs=".VnTime"/>
       <w:sz w:val="26"/>
       <w:szCs w:val="24"/>
-      <w:lang w:val="it-IT" w:eastAsia="en-US"/>
+      <w:lang w:val="it-IT" w:eastAsia="vi-VN"/>
     </w:rPr>
   </w:style>
   <w:style w:type="paragraph" w:styleId="StyleTimesNewRomanFirstline127cmBefore3pt">
@@ -26064,7 +25847,7 @@
       <w:rFonts w:ascii=".VnTime" w:hAnsi=".VnTime" w:cs=".VnTime"/>
       <w:sz w:val="26"/>
       <w:szCs w:val="24"/>
-      <w:lang w:val="it-IT" w:eastAsia="en-US"/>
+      <w:lang w:val="it-IT" w:eastAsia="vi-VN"/>
     </w:rPr>
   </w:style>
   <w:style w:type="paragraph" w:styleId="Style9CharCharCharChar">
@@ -26413,7 +26196,7 @@
       <w:rFonts w:ascii="Arial" w:hAnsi="Arial" w:cs="Arial"/>
       <w:sz w:val="24"/>
       <w:szCs w:val="20"/>
-      <w:lang w:val="en-US"/>
+      <w:lang w:val="vi-VN"/>
     </w:rPr>
   </w:style>
   <w:style w:type="paragraph" w:styleId="1phan">
@@ -26901,7 +26684,7 @@
     <w:rPr>
       <w:rFonts w:ascii=".VnTime" w:hAnsi=".VnTime" w:cs=".VnTime"/>
       <w:szCs w:val="20"/>
-      <w:lang w:val="vi-VN" w:eastAsia="en-US"/>
+      <w:lang w:val="vi-VN" w:eastAsia="vi-VN"/>
     </w:rPr>
   </w:style>
   <w:style w:type="paragraph" w:styleId="GiuaCharChar">
@@ -26941,7 +26724,7 @@
     <w:rPr>
       <w:sz w:val="20"/>
       <w:szCs w:val="20"/>
-      <w:lang w:val="en-AU" w:eastAsia="en-US"/>
+      <w:lang w:val="en-AU" w:eastAsia="vi-VN"/>
     </w:rPr>
   </w:style>
   <w:style w:type="paragraph" w:styleId="CharCharCharCharCharCharCharCharCharCharCharCharCharCharCharCharCharCharCharCharChar">
@@ -26954,7 +26737,7 @@
     <w:rPr>
       <w:sz w:val="20"/>
       <w:szCs w:val="20"/>
-      <w:lang w:val="en-AU" w:eastAsia="en-US"/>
+      <w:lang w:val="en-AU" w:eastAsia="vi-VN"/>
     </w:rPr>
   </w:style>
   <w:style w:type="paragraph" w:styleId="MB">
@@ -27018,7 +26801,7 @@
       <w:color w:val="auto"/>
       <w:sz w:val="26"/>
       <w:szCs w:val="22"/>
-      <w:lang w:bidi="ar-SA" w:val="en-US" w:eastAsia="zh-CN"/>
+      <w:lang w:val="en-US" w:bidi="ar-SA" w:eastAsia="zh-CN"/>
     </w:rPr>
   </w:style>
   <w:style w:type="paragraph" w:styleId="ThongTu">
@@ -27033,7 +26816,7 @@
       <w:rFonts w:eastAsia="Batang"/>
       <w:bCs/>
       <w:color w:val="1F497D"/>
-      <w:lang w:val="en-US" w:eastAsia="en-US"/>
+      <w:lang w:val="vi-VN" w:eastAsia="vi-VN"/>
     </w:rPr>
   </w:style>
   <w:style w:type="paragraph" w:styleId="su">
@@ -27278,7 +27061,7 @@
       <w:color w:val="000000"/>
       <w:sz w:val="22"/>
       <w:szCs w:val="22"/>
-      <w:lang w:val="en-US" w:eastAsia="en-US"/>
+      <w:lang w:val="vi-VN" w:eastAsia="vi-VN"/>
     </w:rPr>
   </w:style>
   <w:style w:type="paragraph" w:styleId="8DakyCharCharChar">
@@ -27329,7 +27112,7 @@
       <w:color w:val="000000"/>
       <w:sz w:val="36"/>
       <w:szCs w:val="36"/>
-      <w:lang w:bidi="ar-SA" w:val="en-US" w:eastAsia="zh-CN"/>
+      <w:lang w:val="en-US" w:bidi="ar-SA" w:eastAsia="zh-CN"/>
     </w:rPr>
   </w:style>
   <w:style w:type="paragraph" w:styleId="10chutrongbang">
@@ -27368,7 +27151,7 @@
       <w:color w:val="000000"/>
       <w:sz w:val="26"/>
       <w:szCs w:val="20"/>
-      <w:lang w:bidi="ar-SA" w:val="en-US" w:eastAsia="zh-CN"/>
+      <w:lang w:val="en-US" w:bidi="ar-SA" w:eastAsia="zh-CN"/>
     </w:rPr>
   </w:style>
   <w:style w:type="paragraph" w:styleId="cChar1CharCharChar">
@@ -27461,7 +27244,7 @@
       <w:color w:val="000000"/>
       <w:sz w:val="22"/>
       <w:szCs w:val="20"/>
-      <w:lang w:bidi="ar-SA" w:val="en-US" w:eastAsia="zh-CN"/>
+      <w:lang w:val="en-US" w:bidi="ar-SA" w:eastAsia="zh-CN"/>
     </w:rPr>
   </w:style>
   <w:style w:type="paragraph" w:styleId="5somucCharChar">
@@ -27677,7 +27460,7 @@
       <w:color w:val="000000"/>
       <w:sz w:val="22"/>
       <w:szCs w:val="22"/>
-      <w:lang w:bidi="ar-SA" w:val="en-US" w:eastAsia="zh-CN"/>
+      <w:lang w:val="en-US" w:bidi="ar-SA" w:eastAsia="zh-CN"/>
     </w:rPr>
   </w:style>
   <w:style w:type="paragraph" w:styleId="DNtd1tencq">
@@ -27696,7 +27479,7 @@
       <w:color w:val="000000"/>
       <w:sz w:val="20"/>
       <w:szCs w:val="20"/>
-      <w:lang w:bidi="ar-SA" w:val="en-US" w:eastAsia="zh-CN"/>
+      <w:lang w:val="en-US" w:bidi="ar-SA" w:eastAsia="zh-CN"/>
     </w:rPr>
   </w:style>
   <w:style w:type="paragraph" w:styleId="tk">
@@ -27745,7 +27528,7 @@
       <w:color w:val="000000"/>
       <w:sz w:val="32"/>
       <w:szCs w:val="32"/>
-      <w:lang w:bidi="ar-SA" w:val="en-US" w:eastAsia="zh-CN"/>
+      <w:lang w:val="en-US" w:bidi="ar-SA" w:eastAsia="zh-CN"/>
     </w:rPr>
   </w:style>
   <w:style w:type="paragraph" w:styleId="cChar1">
@@ -27899,7 +27682,7 @@
       <w:color w:val="000000"/>
       <w:sz w:val="20"/>
       <w:szCs w:val="22"/>
-      <w:lang w:bidi="ar-SA" w:val="en-US" w:eastAsia="zh-CN"/>
+      <w:lang w:val="en-US" w:bidi="ar-SA" w:eastAsia="zh-CN"/>
     </w:rPr>
   </w:style>
   <w:style w:type="paragraph" w:styleId="DNkyCQky">
@@ -27922,7 +27705,7 @@
       <w:color w:val="auto"/>
       <w:sz w:val="20"/>
       <w:szCs w:val="20"/>
-      <w:lang w:bidi="ar-SA" w:val="en-US" w:eastAsia="zh-CN"/>
+      <w:lang w:val="en-US" w:bidi="ar-SA" w:eastAsia="zh-CN"/>
     </w:rPr>
   </w:style>
   <w:style w:type="paragraph" w:styleId="c1d">
@@ -28235,7 +28018,7 @@
       <w:color w:val="000000"/>
       <w:sz w:val="21"/>
       <w:szCs w:val="22"/>
-      <w:lang w:bidi="ar-SA" w:val="en-US" w:eastAsia="zh-CN"/>
+      <w:lang w:val="en-US" w:bidi="ar-SA" w:eastAsia="zh-CN"/>
     </w:rPr>
   </w:style>
   <w:style w:type="paragraph" w:styleId="DNbangtieude">
@@ -28254,7 +28037,7 @@
       <w:color w:val="000000"/>
       <w:sz w:val="21"/>
       <w:szCs w:val="22"/>
-      <w:lang w:bidi="ar-SA" w:val="en-US" w:eastAsia="zh-CN"/>
+      <w:lang w:val="en-US" w:bidi="ar-SA" w:eastAsia="zh-CN"/>
     </w:rPr>
   </w:style>
   <w:style w:type="paragraph" w:styleId="DNbieusauky">
@@ -28273,7 +28056,7 @@
       <w:color w:val="000000"/>
       <w:sz w:val="22"/>
       <w:szCs w:val="22"/>
-      <w:lang w:bidi="ar-SA" w:val="en-US" w:eastAsia="zh-CN"/>
+      <w:lang w:val="en-US" w:bidi="ar-SA" w:eastAsia="zh-CN"/>
     </w:rPr>
   </w:style>
   <w:style w:type="paragraph" w:styleId="DNkynguoiky">
@@ -28296,7 +28079,7 @@
       <w:color w:val="000000"/>
       <w:sz w:val="22"/>
       <w:szCs w:val="22"/>
-      <w:lang w:bidi="ar-SA" w:val="en-US" w:eastAsia="zh-CN"/>
+      <w:lang w:val="en-US" w:bidi="ar-SA" w:eastAsia="zh-CN"/>
     </w:rPr>
   </w:style>
   <w:style w:type="paragraph" w:styleId="DNnd3mucA">
@@ -28314,7 +28097,7 @@
       <w:color w:val="000000"/>
       <w:sz w:val="22"/>
       <w:szCs w:val="22"/>
-      <w:lang w:bidi="ar-SA" w:val="en-US" w:eastAsia="zh-CN"/>
+      <w:lang w:val="en-US" w:bidi="ar-SA" w:eastAsia="zh-CN"/>
     </w:rPr>
   </w:style>
   <w:style w:type="paragraph" w:styleId="DNnd4dieu">
@@ -28335,7 +28118,7 @@
       <w:color w:val="000000"/>
       <w:sz w:val="22"/>
       <w:szCs w:val="22"/>
-      <w:lang w:bidi="ar-SA" w:val="en-US" w:eastAsia="zh-CN"/>
+      <w:lang w:val="en-US" w:bidi="ar-SA" w:eastAsia="zh-CN"/>
     </w:rPr>
   </w:style>
   <w:style w:type="paragraph" w:styleId="DNnd5mucnho12ab">
@@ -28357,7 +28140,7 @@
       <w:color w:val="000000"/>
       <w:sz w:val="22"/>
       <w:szCs w:val="22"/>
-      <w:lang w:bidi="ar-SA" w:val="en-US" w:eastAsia="zh-CN"/>
+      <w:lang w:val="en-US" w:bidi="ar-SA" w:eastAsia="zh-CN"/>
     </w:rPr>
   </w:style>
   <w:style w:type="paragraph" w:styleId="DNnd6vanban">
@@ -28377,7 +28160,7 @@
       <w:color w:val="000000"/>
       <w:sz w:val="22"/>
       <w:szCs w:val="22"/>
-      <w:lang w:bidi="ar-SA" w:val="en-US" w:eastAsia="zh-CN"/>
+      <w:lang w:val="en-US" w:bidi="ar-SA" w:eastAsia="zh-CN"/>
     </w:rPr>
   </w:style>
   <w:style w:type="paragraph" w:styleId="DNnd7VBnghieng">
@@ -28398,7 +28181,7 @@
       <w:color w:val="000000"/>
       <w:sz w:val="22"/>
       <w:szCs w:val="22"/>
-      <w:lang w:bidi="ar-SA" w:val="en-US" w:eastAsia="zh-CN"/>
+      <w:lang w:val="en-US" w:bidi="ar-SA" w:eastAsia="zh-CN"/>
     </w:rPr>
   </w:style>
   <w:style w:type="paragraph" w:styleId="DNplphuluc">
@@ -28414,7 +28197,7 @@
       <w:color w:val="000000"/>
       <w:sz w:val="22"/>
       <w:szCs w:val="32"/>
-      <w:lang w:bidi="ar-SA" w:val="en-US" w:eastAsia="zh-CN"/>
+      <w:lang w:val="en-US" w:bidi="ar-SA" w:eastAsia="zh-CN"/>
     </w:rPr>
   </w:style>
   <w:style w:type="paragraph" w:styleId="DNtd2tennuoc">
@@ -28433,7 +28216,7 @@
       <w:color w:val="000000"/>
       <w:sz w:val="20"/>
       <w:szCs w:val="20"/>
-      <w:lang w:bidi="ar-SA" w:val="en-US" w:eastAsia="zh-CN"/>
+      <w:lang w:val="en-US" w:bidi="ar-SA" w:eastAsia="zh-CN"/>
     </w:rPr>
   </w:style>
   <w:style w:type="paragraph" w:styleId="DNtd3DLTDHP">
@@ -28452,7 +28235,7 @@
       <w:color w:val="000000"/>
       <w:sz w:val="22"/>
       <w:szCs w:val="22"/>
-      <w:lang w:bidi="ar-SA" w:val="en-US" w:eastAsia="zh-CN"/>
+      <w:lang w:val="en-US" w:bidi="ar-SA" w:eastAsia="zh-CN"/>
     </w:rPr>
   </w:style>
   <w:style w:type="paragraph" w:styleId="DNtd4so">
@@ -28475,7 +28258,7 @@
       <w:color w:val="000000"/>
       <w:sz w:val="22"/>
       <w:szCs w:val="22"/>
-      <w:lang w:bidi="ar-SA" w:val="en-US" w:eastAsia="zh-CN"/>
+      <w:lang w:val="en-US" w:bidi="ar-SA" w:eastAsia="zh-CN"/>
     </w:rPr>
   </w:style>
   <w:style w:type="paragraph" w:styleId="StylecLeft">
@@ -29026,7 +28809,7 @@
       <w:color w:val="0000FF"/>
       <w:sz w:val="24"/>
       <w:szCs w:val="24"/>
-      <w:lang w:val="en-US" w:eastAsia="en-US" w:bidi="ar-SA"/>
+      <w:lang w:val="en-US" w:eastAsia="vi-VN" w:bidi="ar-SA"/>
     </w:rPr>
   </w:style>
   <w:style w:type="paragraph" w:styleId="chucdanh">
@@ -29043,7 +28826,7 @@
       <w:color w:val="0000FF"/>
       <w:sz w:val="20"/>
       <w:szCs w:val="20"/>
-      <w:lang w:val="en-US" w:eastAsia="en-US" w:bidi="ar-SA"/>
+      <w:lang w:val="en-US" w:eastAsia="vi-VN" w:bidi="ar-SA"/>
     </w:rPr>
   </w:style>
   <w:style w:type="paragraph" w:styleId="loai-vb">
@@ -29065,7 +28848,7 @@
       <w:spacing w:val="100"/>
       <w:sz w:val="32"/>
       <w:szCs w:val="32"/>
-      <w:lang w:val="en-US" w:eastAsia="en-US" w:bidi="ar-SA"/>
+      <w:lang w:val="en-US" w:eastAsia="vi-VN" w:bidi="ar-SA"/>
     </w:rPr>
   </w:style>
   <w:style w:type="paragraph" w:styleId="ten-vb">
@@ -29085,7 +28868,7 @@
       <w:spacing w:val="24"/>
       <w:sz w:val="20"/>
       <w:szCs w:val="20"/>
-      <w:lang w:val="en-US" w:eastAsia="en-US" w:bidi="ar-SA"/>
+      <w:lang w:val="en-US" w:eastAsia="vi-VN" w:bidi="ar-SA"/>
     </w:rPr>
   </w:style>
   <w:style w:type="paragraph" w:styleId="congbo">
@@ -29105,7 +28888,7 @@
       <w:color w:val="0000FF"/>
       <w:sz w:val="20"/>
       <w:szCs w:val="20"/>
-      <w:lang w:val="en-US" w:eastAsia="en-US" w:bidi="ar-SA"/>
+      <w:lang w:val="en-US" w:eastAsia="vi-VN" w:bidi="ar-SA"/>
     </w:rPr>
   </w:style>
   <w:style w:type="paragraph" w:styleId="n-chuong1">
@@ -29139,7 +28922,7 @@
       <w:color w:val="0000FF"/>
       <w:sz w:val="22"/>
       <w:szCs w:val="22"/>
-      <w:lang w:val="en-US" w:eastAsia="en-US" w:bidi="ar-SA"/>
+      <w:lang w:val="en-US" w:eastAsia="vi-VN" w:bidi="ar-SA"/>
     </w:rPr>
   </w:style>
   <w:style w:type="paragraph" w:styleId="giua-nghieng">
@@ -29158,7 +28941,7 @@
       <w:color w:val="0000FF"/>
       <w:sz w:val="20"/>
       <w:szCs w:val="24"/>
-      <w:lang w:val="en-US" w:eastAsia="en-US" w:bidi="ar-SA"/>
+      <w:lang w:val="en-US" w:eastAsia="vi-VN" w:bidi="ar-SA"/>
     </w:rPr>
   </w:style>
   <w:style w:type="paragraph" w:styleId="141">
@@ -29735,7 +29518,7 @@
       <w:color w:val="000000"/>
       <w:sz w:val="22"/>
       <w:szCs w:val="22"/>
-      <w:lang w:val="en-US" w:eastAsia="en-US"/>
+      <w:lang w:val="vi-VN" w:eastAsia="vi-VN"/>
     </w:rPr>
   </w:style>
   <w:style w:type="paragraph" w:styleId="3sochuongChar">
@@ -30691,7 +30474,7 @@
       <w:color w:val="000000"/>
       <w:sz w:val="22"/>
       <w:szCs w:val="22"/>
-      <w:lang w:bidi="ar-SA" w:val="en-US" w:eastAsia="zh-CN"/>
+      <w:lang w:val="en-US" w:bidi="ar-SA" w:eastAsia="zh-CN"/>
     </w:rPr>
   </w:style>
   <w:style w:type="paragraph" w:styleId="headingsample">
@@ -31169,7 +30952,7 @@
     <w:qFormat/>
     <w:pPr/>
     <w:rPr>
-      <w:lang w:val="en-US" w:eastAsia="en-US"/>
+      <w:lang w:val="vi-VN" w:eastAsia="vi-VN"/>
     </w:rPr>
   </w:style>
   <w:style w:type="paragraph" w:styleId="CharCharCharChar11">
@@ -31634,7 +31417,7 @@
       <w:color w:val="FF00FF"/>
       <w:sz w:val="26"/>
       <w:szCs w:val="20"/>
-      <w:lang w:val="en-US"/>
+      <w:lang w:val="vi-VN"/>
     </w:rPr>
   </w:style>
   <w:style w:type="paragraph" w:styleId="d2">
@@ -31688,7 +31471,7 @@
     <w:rPr>
       <w:rFonts w:eastAsia="Batang"/>
       <w:szCs w:val="26"/>
-      <w:lang w:val="en-US"/>
+      <w:lang w:val="vi-VN"/>
     </w:rPr>
   </w:style>
   <w:style w:type="paragraph" w:styleId="Reference">
@@ -31820,7 +31603,7 @@
       <w:b/>
       <w:sz w:val="24"/>
       <w:szCs w:val="24"/>
-      <w:lang w:val="en-US" w:eastAsia="en-US"/>
+      <w:lang w:val="vi-VN" w:eastAsia="vi-VN"/>
     </w:rPr>
   </w:style>
   <w:style w:type="paragraph" w:styleId="dieu11">
@@ -31868,7 +31651,7 @@
       <w:color w:val="000000"/>
       <w:sz w:val="22"/>
       <w:szCs w:val="22"/>
-      <w:lang w:val="en-US" w:eastAsia="en-US"/>
+      <w:lang w:val="vi-VN" w:eastAsia="vi-VN"/>
     </w:rPr>
   </w:style>
   <w:style w:type="paragraph" w:styleId="Co9th">
@@ -31909,7 +31692,7 @@
     <w:rPr>
       <w:sz w:val="20"/>
       <w:szCs w:val="20"/>
-      <w:lang w:val="en-US" w:eastAsia="en-US"/>
+      <w:lang w:val="vi-VN" w:eastAsia="vi-VN"/>
     </w:rPr>
   </w:style>
   <w:style w:type="paragraph" w:styleId="StyleBodyTextVnArial11pt3">
@@ -31924,7 +31707,7 @@
       <w:rFonts w:ascii="Times New Roman" w:hAnsi="Times New Roman" w:eastAsia="SimSun" w:cs="Times New Roman"/>
       <w:b w:val="false"/>
       <w:szCs w:val="24"/>
-      <w:lang w:val="en-US"/>
+      <w:lang w:val="vi-VN"/>
     </w:rPr>
   </w:style>
   <w:style w:type="paragraph" w:styleId="InsertionNote">
@@ -31955,7 +31738,7 @@
       <w:color w:val="FF0000"/>
       <w:sz w:val="26"/>
       <w:szCs w:val="26"/>
-      <w:lang w:val="en-US" w:eastAsia="en-US"/>
+      <w:lang w:val="vi-VN" w:eastAsia="vi-VN"/>
     </w:rPr>
   </w:style>
   <w:style w:type="paragraph" w:styleId="MainItem">
@@ -31978,7 +31761,7 @@
       <w:rFonts w:ascii="Arial" w:hAnsi="Arial" w:cs="Arial"/>
       <w:sz w:val="40"/>
       <w:szCs w:val="26"/>
-      <w:lang w:val="en-US" w:eastAsia="en-US"/>
+      <w:lang w:val="vi-VN" w:eastAsia="vi-VN"/>
     </w:rPr>
   </w:style>
   <w:style w:type="paragraph" w:styleId="Normal-Bullet">
@@ -31997,7 +31780,7 @@
       <w:rFonts w:ascii="Arial" w:hAnsi="Arial" w:cs="Arial"/>
       <w:sz w:val="20"/>
       <w:szCs w:val="20"/>
-      <w:lang w:val="en-US" w:eastAsia="en-US"/>
+      <w:lang w:val="vi-VN" w:eastAsia="vi-VN"/>
     </w:rPr>
   </w:style>
   <w:style w:type="paragraph" w:styleId="SpeakerNotes">
@@ -32037,7 +31820,7 @@
       <w:color w:val="000000"/>
       <w:sz w:val="20"/>
       <w:szCs w:val="23"/>
-      <w:lang w:val="en-US" w:eastAsia="en-US"/>
+      <w:lang w:val="vi-VN" w:eastAsia="vi-VN"/>
     </w:rPr>
   </w:style>
   <w:style w:type="paragraph" w:styleId="Normal21">
@@ -32061,7 +31844,7 @@
       <w:rFonts w:ascii="Arial" w:hAnsi="Arial" w:cs="Arial"/>
       <w:sz w:val="20"/>
       <w:szCs w:val="20"/>
-      <w:lang w:val="en-US" w:eastAsia="en-US"/>
+      <w:lang w:val="vi-VN" w:eastAsia="vi-VN"/>
     </w:rPr>
   </w:style>
   <w:style w:type="paragraph" w:styleId="Normal2-Bullet">
@@ -32096,7 +31879,7 @@
       <w:rFonts w:ascii="Arial" w:hAnsi="Arial" w:cs="Arial"/>
       <w:sz w:val="18"/>
       <w:szCs w:val="18"/>
-      <w:lang w:val="en-US" w:eastAsia="en-US"/>
+      <w:lang w:val="vi-VN" w:eastAsia="vi-VN"/>
     </w:rPr>
   </w:style>
   <w:style w:type="paragraph" w:styleId="Tabletext1">
@@ -32113,7 +31896,7 @@
       <w:bCs/>
       <w:sz w:val="20"/>
       <w:szCs w:val="20"/>
-      <w:lang w:val="en-US" w:eastAsia="en-US"/>
+      <w:lang w:val="vi-VN" w:eastAsia="vi-VN"/>
     </w:rPr>
   </w:style>
   <w:style w:type="paragraph" w:styleId="Appendixheading1">
@@ -32134,7 +31917,7 @@
       <w:b/>
       <w:sz w:val="20"/>
       <w:szCs w:val="20"/>
-      <w:lang w:val="en-US" w:eastAsia="en-US"/>
+      <w:lang w:val="vi-VN" w:eastAsia="vi-VN"/>
     </w:rPr>
   </w:style>
   <w:style w:type="paragraph" w:styleId="Appendixheading2">
@@ -32173,7 +31956,7 @@
     </w:pPr>
     <w:rPr>
       <w:rFonts w:ascii="Arial" w:hAnsi="Arial" w:cs="Arial"/>
-      <w:lang w:val="en-US" w:eastAsia="en-US"/>
+      <w:lang w:val="vi-VN" w:eastAsia="vi-VN"/>
     </w:rPr>
   </w:style>
   <w:style w:type="paragraph" w:styleId="Normal-Bullet2">
@@ -32227,7 +32010,7 @@
       <w:caps/>
       <w:sz w:val="22"/>
       <w:szCs w:val="26"/>
-      <w:lang w:val="en-US" w:eastAsia="en-US"/>
+      <w:lang w:val="vi-VN" w:eastAsia="vi-VN"/>
     </w:rPr>
   </w:style>
   <w:style w:type="paragraph" w:styleId="HeadingC3L2">
@@ -32254,7 +32037,7 @@
       <w:w w:val="90"/>
       <w:sz w:val="22"/>
       <w:szCs w:val="36"/>
-      <w:lang w:val="en-US" w:eastAsia="en-US"/>
+      <w:lang w:val="vi-VN" w:eastAsia="vi-VN"/>
     </w:rPr>
   </w:style>
   <w:style w:type="paragraph" w:styleId="Heading3SS4">
@@ -32278,7 +32061,7 @@
       <w:color w:val="000000"/>
       <w:sz w:val="20"/>
       <w:szCs w:val="20"/>
-      <w:lang w:val="en-US"/>
+      <w:lang w:val="vi-VN"/>
     </w:rPr>
   </w:style>
   <w:style w:type="paragraph" w:styleId="Heading4SS4">
@@ -32471,7 +32254,7 @@
     </w:pPr>
     <w:rPr>
       <w:rFonts w:ascii="Arial" w:hAnsi="Arial" w:cs="Arial"/>
-      <w:lang w:val="en-US" w:eastAsia="en-US"/>
+      <w:lang w:val="vi-VN" w:eastAsia="vi-VN"/>
     </w:rPr>
   </w:style>
   <w:style w:type="paragraph" w:styleId="Stylemuc1ComplexArialComplex13pt1">
@@ -32612,7 +32395,7 @@
       <w:b/>
       <w:sz w:val="26"/>
       <w:szCs w:val="20"/>
-      <w:lang w:val="en-GB" w:eastAsia="en-US"/>
+      <w:lang w:val="en-GB" w:eastAsia="vi-VN"/>
     </w:rPr>
   </w:style>
   <w:style w:type="paragraph" w:styleId="FAATableText">
@@ -32627,7 +32410,7 @@
       <w:rFonts w:ascii="Arial Narrow" w:hAnsi="Arial Narrow" w:eastAsia="Calibri" w:cs="Arial Narrow"/>
       <w:sz w:val="20"/>
       <w:szCs w:val="20"/>
-      <w:lang w:val="en-US"/>
+      <w:lang w:val="vi-VN"/>
     </w:rPr>
   </w:style>
   <w:style w:type="paragraph" w:styleId="StyleHeading213ptJustifiedBefore0ptAfter0pt">
@@ -32759,7 +32542,7 @@
       <w:color w:val="FF0000"/>
       <w:sz w:val="22"/>
       <w:szCs w:val="22"/>
-      <w:lang w:val="en-US"/>
+      <w:lang w:val="vi-VN"/>
     </w:rPr>
   </w:style>
   <w:style w:type="paragraph" w:styleId="StyleStyleHeading213ptJustifiedBefore0ptAfter0pt">
@@ -33131,7 +32914,7 @@
       <w:bCs/>
       <w:sz w:val="26"/>
       <w:szCs w:val="26"/>
-      <w:lang w:val="en-US"/>
+      <w:lang w:val="vi-VN"/>
     </w:rPr>
   </w:style>
   <w:style w:type="paragraph" w:styleId="CharCharCharCharCharCharCharCharChar">
@@ -33154,7 +32937,7 @@
       <w:jc w:val="both"/>
     </w:pPr>
     <w:rPr>
-      <w:lang w:val="vi-VN" w:eastAsia="en-US"/>
+      <w:lang w:val="vi-VN" w:eastAsia="vi-VN"/>
     </w:rPr>
   </w:style>
   <w:style w:type="paragraph" w:styleId="Nidung">
@@ -33249,7 +33032,7 @@
       <w:color w:val="auto"/>
       <w:sz w:val="24"/>
       <w:szCs w:val="24"/>
-      <w:lang w:bidi="ar-SA" w:val="en-US" w:eastAsia="zh-CN"/>
+      <w:lang w:val="en-US" w:bidi="ar-SA" w:eastAsia="zh-CN"/>
     </w:rPr>
   </w:style>
   <w:style w:type="paragraph" w:styleId="Quydinhchung">
@@ -33267,7 +33050,7 @@
       <w:color w:val="auto"/>
       <w:sz w:val="24"/>
       <w:szCs w:val="24"/>
-      <w:lang w:bidi="ar-SA" w:val="en-US" w:eastAsia="zh-CN"/>
+      <w:lang w:val="en-US" w:bidi="ar-SA" w:eastAsia="zh-CN"/>
     </w:rPr>
   </w:style>
   <w:style w:type="paragraph" w:styleId="coditab">
@@ -33298,7 +33081,7 @@
       <w:color w:val="auto"/>
       <w:sz w:val="28"/>
       <w:szCs w:val="28"/>
-      <w:lang w:bidi="ar-SA" w:val="en-US" w:eastAsia="zh-CN"/>
+      <w:lang w:val="en-US" w:bidi="ar-SA" w:eastAsia="zh-CN"/>
     </w:rPr>
   </w:style>
   <w:style w:type="paragraph" w:styleId="Char2">
@@ -33329,7 +33112,7 @@
       <w:sz w:val="20"/>
       <w:szCs w:val="20"/>
       <w:shd w:fill="FFFFFF" w:val="clear"/>
-      <w:lang w:val="en-US"/>
+      <w:lang w:val="vi-VN"/>
     </w:rPr>
   </w:style>
   <w:style w:type="paragraph" w:styleId="Heading111">
@@ -33348,7 +33131,7 @@
       <w:sz w:val="20"/>
       <w:szCs w:val="20"/>
       <w:shd w:fill="FFFFFF" w:val="clear"/>
-      <w:lang w:val="en-US"/>
+      <w:lang w:val="vi-VN"/>
     </w:rPr>
   </w:style>
   <w:style w:type="paragraph" w:styleId="Bodytext1101">
@@ -33365,7 +33148,7 @@
       <w:sz w:val="20"/>
       <w:szCs w:val="20"/>
       <w:shd w:fill="FFFFFF" w:val="clear"/>
-      <w:lang w:val="en-US"/>
+      <w:lang w:val="vi-VN"/>
     </w:rPr>
   </w:style>
   <w:style w:type="paragraph" w:styleId="Bodytext215">
@@ -33384,7 +33167,7 @@
       <w:bCs/>
       <w:sz w:val="20"/>
       <w:szCs w:val="20"/>
-      <w:lang w:val="en-US"/>
+      <w:lang w:val="vi-VN"/>
     </w:rPr>
   </w:style>
   <w:style w:type="paragraph" w:styleId="Bodytext35">
@@ -33402,7 +33185,7 @@
       <w:sz w:val="26"/>
       <w:szCs w:val="26"/>
       <w:shd w:fill="FFFFFF" w:val="clear"/>
-      <w:lang w:val="en-US"/>
+      <w:lang w:val="vi-VN"/>
     </w:rPr>
   </w:style>
   <w:style w:type="paragraph" w:styleId="Headerorfooter11">
@@ -33418,7 +33201,7 @@
       <w:sz w:val="20"/>
       <w:szCs w:val="20"/>
       <w:shd w:fill="FFFFFF" w:val="clear"/>
-      <w:lang w:val="en-US"/>
+      <w:lang w:val="vi-VN"/>
     </w:rPr>
   </w:style>
   <w:style w:type="paragraph" w:styleId="Bodytext43">
@@ -33439,7 +33222,7 @@
       <w:sz w:val="22"/>
       <w:szCs w:val="22"/>
       <w:shd w:fill="FFFFFF" w:val="clear"/>
-      <w:lang w:val="en-US"/>
+      <w:lang w:val="vi-VN"/>
     </w:rPr>
   </w:style>
   <w:style w:type="paragraph" w:styleId="Bodytext52">
@@ -33458,7 +33241,7 @@
       <w:sz w:val="18"/>
       <w:szCs w:val="18"/>
       <w:shd w:fill="FFFFFF" w:val="clear"/>
-      <w:lang w:val="en-US"/>
+      <w:lang w:val="vi-VN"/>
     </w:rPr>
   </w:style>
   <w:style w:type="paragraph" w:styleId="Tablecaption11">
@@ -33475,7 +33258,7 @@
       <w:sz w:val="20"/>
       <w:szCs w:val="20"/>
       <w:shd w:fill="FFFFFF" w:val="clear"/>
-      <w:lang w:val="en-US"/>
+      <w:lang w:val="vi-VN"/>
     </w:rPr>
   </w:style>
   <w:style w:type="paragraph" w:styleId="Tablecaption211">
@@ -33493,7 +33276,7 @@
       <w:sz w:val="20"/>
       <w:szCs w:val="20"/>
       <w:shd w:fill="FFFFFF" w:val="clear"/>
-      <w:lang w:val="en-US" w:eastAsia="en-US"/>
+      <w:lang w:val="vi-VN" w:eastAsia="vi-VN"/>
     </w:rPr>
   </w:style>
   <w:style w:type="paragraph" w:styleId="Bodytext62">
@@ -33509,7 +33292,7 @@
       <w:sz w:val="20"/>
       <w:szCs w:val="20"/>
       <w:shd w:fill="FFFFFF" w:val="clear"/>
-      <w:lang w:val="en-US"/>
+      <w:lang w:val="vi-VN"/>
     </w:rPr>
   </w:style>
   <w:style w:type="paragraph" w:styleId="Bodytext72">
@@ -33525,7 +33308,7 @@
       <w:sz w:val="22"/>
       <w:szCs w:val="22"/>
       <w:shd w:fill="FFFFFF" w:val="clear"/>
-      <w:lang w:val="en-US"/>
+      <w:lang w:val="vi-VN"/>
     </w:rPr>
   </w:style>
   <w:style w:type="paragraph" w:styleId="Bodytext82">
@@ -33541,7 +33324,7 @@
       <w:sz w:val="20"/>
       <w:szCs w:val="20"/>
       <w:shd w:fill="FFFFFF" w:val="clear"/>
-      <w:lang w:val="en-US"/>
+      <w:lang w:val="vi-VN"/>
     </w:rPr>
   </w:style>
   <w:style w:type="paragraph" w:styleId="Tablecaption311">
@@ -33559,7 +33342,7 @@
       <w:sz w:val="20"/>
       <w:szCs w:val="20"/>
       <w:shd w:fill="FFFFFF" w:val="clear"/>
-      <w:lang w:val="en-US"/>
+      <w:lang w:val="vi-VN"/>
     </w:rPr>
   </w:style>
   <w:style w:type="paragraph" w:styleId="Tablecaption41">
@@ -33578,7 +33361,7 @@
       <w:sz w:val="10"/>
       <w:szCs w:val="10"/>
       <w:shd w:fill="FFFFFF" w:val="clear"/>
-      <w:lang w:val="en-US" w:eastAsia="en-US"/>
+      <w:lang w:val="vi-VN" w:eastAsia="vi-VN"/>
     </w:rPr>
   </w:style>
   <w:style w:type="paragraph" w:styleId="Bodytext92">
@@ -33594,7 +33377,7 @@
       <w:sz w:val="23"/>
       <w:szCs w:val="23"/>
       <w:shd w:fill="FFFFFF" w:val="clear"/>
-      <w:lang w:val="en-US"/>
+      <w:lang w:val="vi-VN"/>
     </w:rPr>
   </w:style>
   <w:style w:type="paragraph" w:styleId="Bodytext102">
@@ -33610,7 +33393,7 @@
       <w:sz w:val="23"/>
       <w:szCs w:val="23"/>
       <w:shd w:fill="FFFFFF" w:val="clear"/>
-      <w:lang w:val="en-US"/>
+      <w:lang w:val="vi-VN"/>
     </w:rPr>
   </w:style>
   <w:style w:type="paragraph" w:styleId="Bodytext112">
@@ -33626,7 +33409,7 @@
       <w:sz w:val="25"/>
       <w:szCs w:val="25"/>
       <w:shd w:fill="FFFFFF" w:val="clear"/>
-      <w:lang w:val="en-US"/>
+      <w:lang w:val="vi-VN"/>
     </w:rPr>
   </w:style>
   <w:style w:type="paragraph" w:styleId="Bodytext122">
@@ -33642,7 +33425,7 @@
       <w:sz w:val="23"/>
       <w:szCs w:val="23"/>
       <w:shd w:fill="FFFFFF" w:val="clear"/>
-      <w:lang w:val="en-US"/>
+      <w:lang w:val="vi-VN"/>
     </w:rPr>
   </w:style>
   <w:style w:type="paragraph" w:styleId="Bodytext132">
@@ -33659,7 +33442,7 @@
       <w:sz w:val="23"/>
       <w:szCs w:val="23"/>
       <w:shd w:fill="FFFFFF" w:val="clear"/>
-      <w:lang w:val="en-US"/>
+      <w:lang w:val="vi-VN"/>
     </w:rPr>
   </w:style>
   <w:style w:type="paragraph" w:styleId="Bodytext142">
@@ -33675,7 +33458,7 @@
       <w:sz w:val="23"/>
       <w:szCs w:val="23"/>
       <w:shd w:fill="FFFFFF" w:val="clear"/>
-      <w:lang w:val="en-US"/>
+      <w:lang w:val="vi-VN"/>
     </w:rPr>
   </w:style>
   <w:style w:type="paragraph" w:styleId="Bodytext152">
@@ -33691,7 +33474,7 @@
       <w:sz w:val="23"/>
       <w:szCs w:val="23"/>
       <w:shd w:fill="FFFFFF" w:val="clear"/>
-      <w:lang w:val="en-US"/>
+      <w:lang w:val="vi-VN"/>
     </w:rPr>
   </w:style>
   <w:style w:type="paragraph" w:styleId="Bodytext162">
@@ -33707,7 +33490,7 @@
       <w:sz w:val="23"/>
       <w:szCs w:val="23"/>
       <w:shd w:fill="FFFFFF" w:val="clear"/>
-      <w:lang w:val="en-US"/>
+      <w:lang w:val="vi-VN"/>
     </w:rPr>
   </w:style>
   <w:style w:type="paragraph" w:styleId="Bodytext172">
@@ -33723,7 +33506,7 @@
       <w:sz w:val="23"/>
       <w:szCs w:val="23"/>
       <w:shd w:fill="FFFFFF" w:val="clear"/>
-      <w:lang w:val="en-US"/>
+      <w:lang w:val="vi-VN"/>
     </w:rPr>
   </w:style>
   <w:style w:type="paragraph" w:styleId="Bodytext182">
@@ -33739,7 +33522,7 @@
       <w:sz w:val="23"/>
       <w:szCs w:val="23"/>
       <w:shd w:fill="FFFFFF" w:val="clear"/>
-      <w:lang w:val="en-US"/>
+      <w:lang w:val="vi-VN"/>
     </w:rPr>
   </w:style>
   <w:style w:type="paragraph" w:styleId="Bodytext192">
@@ -33756,7 +33539,7 @@
       <w:sz w:val="23"/>
       <w:szCs w:val="23"/>
       <w:shd w:fill="FFFFFF" w:val="clear"/>
-      <w:lang w:val="en-US"/>
+      <w:lang w:val="vi-VN"/>
     </w:rPr>
   </w:style>
   <w:style w:type="paragraph" w:styleId="Bodytext202">
@@ -33773,7 +33556,7 @@
       <w:sz w:val="23"/>
       <w:szCs w:val="23"/>
       <w:shd w:fill="FFFFFF" w:val="clear"/>
-      <w:lang w:val="en-US"/>
+      <w:lang w:val="vi-VN"/>
     </w:rPr>
   </w:style>
   <w:style w:type="paragraph" w:styleId="Bodytext216">
@@ -33790,7 +33573,7 @@
       <w:sz w:val="23"/>
       <w:szCs w:val="23"/>
       <w:shd w:fill="FFFFFF" w:val="clear"/>
-      <w:lang w:val="en-US"/>
+      <w:lang w:val="vi-VN"/>
     </w:rPr>
   </w:style>
   <w:style w:type="paragraph" w:styleId="Bodytext224">
@@ -33807,7 +33590,7 @@
       <w:sz w:val="22"/>
       <w:szCs w:val="22"/>
       <w:shd w:fill="FFFFFF" w:val="clear"/>
-      <w:lang w:val="en-US"/>
+      <w:lang w:val="vi-VN"/>
     </w:rPr>
   </w:style>
   <w:style w:type="paragraph" w:styleId="Bodytext233">
@@ -33824,7 +33607,7 @@
       <w:sz w:val="22"/>
       <w:szCs w:val="22"/>
       <w:shd w:fill="FFFFFF" w:val="clear"/>
-      <w:lang w:val="en-US"/>
+      <w:lang w:val="vi-VN"/>
     </w:rPr>
   </w:style>
   <w:style w:type="paragraph" w:styleId="Bodytext242">
@@ -33840,7 +33623,7 @@
       <w:sz w:val="20"/>
       <w:szCs w:val="20"/>
       <w:shd w:fill="FFFFFF" w:val="clear"/>
-      <w:lang w:val="en-US"/>
+      <w:lang w:val="vi-VN"/>
     </w:rPr>
   </w:style>
   <w:style w:type="paragraph" w:styleId="Bodytext252">
@@ -33857,7 +33640,7 @@
       <w:sz w:val="22"/>
       <w:szCs w:val="22"/>
       <w:shd w:fill="FFFFFF" w:val="clear"/>
-      <w:lang w:val="en-US"/>
+      <w:lang w:val="vi-VN"/>
     </w:rPr>
   </w:style>
   <w:style w:type="paragraph" w:styleId="Bodytext261">
@@ -33874,7 +33657,7 @@
       <w:sz w:val="12"/>
       <w:szCs w:val="12"/>
       <w:shd w:fill="FFFFFF" w:val="clear"/>
-      <w:lang w:val="en-US" w:eastAsia="en-US"/>
+      <w:lang w:val="vi-VN" w:eastAsia="vi-VN"/>
     </w:rPr>
   </w:style>
   <w:style w:type="paragraph" w:styleId="Bodytext271">
@@ -33890,7 +33673,7 @@
       <w:sz w:val="23"/>
       <w:szCs w:val="23"/>
       <w:shd w:fill="FFFFFF" w:val="clear"/>
-      <w:lang w:val="en-US"/>
+      <w:lang w:val="vi-VN"/>
     </w:rPr>
   </w:style>
   <w:style w:type="paragraph" w:styleId="Bodytext281">
@@ -33907,7 +33690,7 @@
       <w:sz w:val="23"/>
       <w:szCs w:val="23"/>
       <w:shd w:fill="FFFFFF" w:val="clear"/>
-      <w:lang w:val="en-US"/>
+      <w:lang w:val="vi-VN"/>
     </w:rPr>
   </w:style>
   <w:style w:type="paragraph" w:styleId="Bodytext291">
@@ -33923,7 +33706,7 @@
       <w:sz w:val="23"/>
       <w:szCs w:val="23"/>
       <w:shd w:fill="FFFFFF" w:val="clear"/>
-      <w:lang w:val="en-US"/>
+      <w:lang w:val="vi-VN"/>
     </w:rPr>
   </w:style>
   <w:style w:type="paragraph" w:styleId="Bodytext301">
@@ -33940,7 +33723,7 @@
       <w:sz w:val="23"/>
       <w:szCs w:val="23"/>
       <w:shd w:fill="FFFFFF" w:val="clear"/>
-      <w:lang w:val="en-US"/>
+      <w:lang w:val="vi-VN"/>
     </w:rPr>
   </w:style>
   <w:style w:type="paragraph" w:styleId="Bodytext311">
@@ -33957,7 +33740,7 @@
       <w:sz w:val="22"/>
       <w:szCs w:val="22"/>
       <w:shd w:fill="FFFFFF" w:val="clear"/>
-      <w:lang w:val="en-US"/>
+      <w:lang w:val="vi-VN"/>
     </w:rPr>
   </w:style>
   <w:style w:type="paragraph" w:styleId="Bodytext321">
@@ -33973,7 +33756,7 @@
       <w:sz w:val="23"/>
       <w:szCs w:val="23"/>
       <w:shd w:fill="FFFFFF" w:val="clear"/>
-      <w:lang w:val="en-US"/>
+      <w:lang w:val="vi-VN"/>
     </w:rPr>
   </w:style>
   <w:style w:type="paragraph" w:styleId="Heading123">
@@ -33991,7 +33774,7 @@
       <w:sz w:val="20"/>
       <w:szCs w:val="20"/>
       <w:shd w:fill="FFFFFF" w:val="clear"/>
-      <w:lang w:val="en-US"/>
+      <w:lang w:val="vi-VN"/>
     </w:rPr>
   </w:style>
   <w:style w:type="paragraph" w:styleId="Heading212">
@@ -34011,7 +33794,7 @@
       <w:sz w:val="20"/>
       <w:szCs w:val="20"/>
       <w:shd w:fill="FFFFFF" w:val="clear"/>
-      <w:lang w:val="en-US"/>
+      <w:lang w:val="vi-VN"/>
     </w:rPr>
   </w:style>
   <w:style w:type="paragraph" w:styleId="Tablecaption51">
@@ -34031,7 +33814,7 @@
       <w:sz w:val="8"/>
       <w:szCs w:val="8"/>
       <w:shd w:fill="FFFFFF" w:val="clear"/>
-      <w:lang w:val="en-US" w:eastAsia="en-US"/>
+      <w:lang w:val="vi-VN" w:eastAsia="vi-VN"/>
     </w:rPr>
   </w:style>
   <w:style w:type="paragraph" w:styleId="Tablecaption61">
@@ -34048,7 +33831,7 @@
       <w:sz w:val="22"/>
       <w:szCs w:val="22"/>
       <w:shd w:fill="FFFFFF" w:val="clear"/>
-      <w:lang w:val="en-US" w:eastAsia="en-US"/>
+      <w:lang w:val="vi-VN" w:eastAsia="vi-VN"/>
     </w:rPr>
   </w:style>
   <w:style w:type="paragraph" w:styleId="Tablecaption71">
@@ -34065,7 +33848,7 @@
       <w:sz w:val="20"/>
       <w:szCs w:val="20"/>
       <w:shd w:fill="FFFFFF" w:val="clear"/>
-      <w:lang w:val="en-US" w:eastAsia="en-US"/>
+      <w:lang w:val="vi-VN" w:eastAsia="vi-VN"/>
     </w:rPr>
   </w:style>
   <w:style w:type="paragraph" w:styleId="msonormal">
@@ -38733,7 +38516,7 @@
       <w:color w:val="auto"/>
       <w:sz w:val="24"/>
       <w:szCs w:val="24"/>
-      <w:lang w:val="vi-VN" w:bidi="ar-SA" w:eastAsia="zh-CN"/>
+      <w:lang w:bidi="ar-SA" w:val="vi-VN" w:eastAsia="zh-CN"/>
     </w:rPr>
   </w:style>
   <w:style w:type="paragraph" w:styleId="Tenchitieu">
@@ -38916,7 +38699,7 @@
       <w:color w:val="auto"/>
       <w:sz w:val="20"/>
       <w:szCs w:val="20"/>
-      <w:lang w:bidi="ar-SA" w:val="en-US" w:eastAsia="zh-CN"/>
+      <w:lang w:val="en-US" w:bidi="ar-SA" w:eastAsia="zh-CN"/>
     </w:rPr>
   </w:style>
   <w:style w:type="paragraph" w:styleId="heading51">
@@ -39006,7 +38789,7 @@
     <w:rPr>
       <w:rFonts w:ascii="Times New Roman" w:hAnsi="Times New Roman" w:cs="Times New Roman"/>
       <w:sz w:val="28"/>
-      <w:lang w:val="en-US"/>
+      <w:lang w:val="vi-VN"/>
     </w:rPr>
   </w:style>
   <w:style w:type="paragraph" w:styleId="CM21">
@@ -39095,7 +38878,7 @@
       <w:iCs w:val="false"/>
       <w:sz w:val="24"/>
       <w:szCs w:val="24"/>
-      <w:lang w:val="en-US"/>
+      <w:lang w:val="vi-VN"/>
     </w:rPr>
   </w:style>
   <w:style w:type="paragraph" w:styleId="248">
@@ -39129,7 +38912,7 @@
       <w:rFonts w:ascii="Arial" w:hAnsi="Arial" w:cs="Arial"/>
       <w:sz w:val="24"/>
       <w:szCs w:val="24"/>
-      <w:lang w:val="en-US"/>
+      <w:lang w:val="vi-VN"/>
     </w:rPr>
   </w:style>
   <w:style w:type="paragraph" w:styleId="A11">
@@ -39264,7 +39047,7 @@
       <w:rFonts w:ascii="Arial" w:hAnsi="Arial" w:cs="Arial"/>
       <w:sz w:val="24"/>
       <w:szCs w:val="20"/>
-      <w:lang w:val="en-US"/>
+      <w:lang w:val="vi-VN"/>
     </w:rPr>
   </w:style>
   <w:style w:type="paragraph" w:styleId="Congthuc">
@@ -39379,7 +39162,7 @@
       <w:rFonts w:ascii="Arial" w:hAnsi="Arial" w:cs="Arial"/>
       <w:sz w:val="24"/>
       <w:szCs w:val="24"/>
-      <w:lang w:val="en-US"/>
+      <w:lang w:val="vi-VN"/>
     </w:rPr>
   </w:style>
   <w:style w:type="paragraph" w:styleId="0Bang">
@@ -39391,7 +39174,7 @@
       <w:jc w:val="center"/>
     </w:pPr>
     <w:rPr>
-      <w:lang w:val="en-US"/>
+      <w:lang w:val="vi-VN"/>
     </w:rPr>
   </w:style>
   <w:style w:type="paragraph" w:styleId="368">
@@ -39619,7 +39402,7 @@
       <w:b/>
       <w:i/>
       <w:szCs w:val="28"/>
-      <w:lang w:val="en-US"/>
+      <w:lang w:val="vi-VN"/>
     </w:rPr>
   </w:style>
   <w:style w:type="paragraph" w:styleId="Style168Left23cmHanging12cmBefore3pt">
@@ -39762,7 +39545,7 @@
       <w:b/>
       <w:sz w:val="24"/>
       <w:szCs w:val="22"/>
-      <w:lang w:val="en-US"/>
+      <w:lang w:val="vi-VN"/>
     </w:rPr>
   </w:style>
   <w:style w:type="paragraph" w:styleId="BPhanMucluc">
@@ -39785,7 +39568,7 @@
       <w:spacing w:val="0"/>
       <w:sz w:val="24"/>
       <w:szCs w:val="22"/>
-      <w:lang w:val="en-US"/>
+      <w:lang w:val="vi-VN"/>
     </w:rPr>
   </w:style>
   <w:style w:type="paragraph" w:styleId="Angoaccongthuc">
@@ -40158,7 +39941,7 @@
       <w:color w:val="auto"/>
       <w:sz w:val="28"/>
       <w:szCs w:val="28"/>
-      <w:lang w:bidi="ar-SA" w:val="en-US" w:eastAsia="zh-CN"/>
+      <w:lang w:val="en-US" w:bidi="ar-SA" w:eastAsia="zh-CN"/>
     </w:rPr>
   </w:style>
   <w:style w:type="paragraph" w:styleId="preamble">
@@ -40267,7 +40050,7 @@
       <w:color w:val="auto"/>
       <w:sz w:val="24"/>
       <w:szCs w:val="24"/>
-      <w:lang w:bidi="ar-SA" w:val="en-US" w:eastAsia="zh-CN"/>
+      <w:lang w:val="en-US" w:bidi="ar-SA" w:eastAsia="zh-CN"/>
     </w:rPr>
   </w:style>
   <w:style w:type="paragraph" w:styleId="cover1">
@@ -40284,7 +40067,7 @@
       <w:color w:val="auto"/>
       <w:sz w:val="28"/>
       <w:szCs w:val="28"/>
-      <w:lang w:bidi="ar-SA" w:val="en-US" w:eastAsia="zh-CN"/>
+      <w:lang w:val="en-US" w:bidi="ar-SA" w:eastAsia="zh-CN"/>
     </w:rPr>
   </w:style>
   <w:style w:type="paragraph" w:styleId="cover2">
@@ -40731,7 +40514,7 @@
       <w:rFonts w:ascii="Arial" w:hAnsi="Arial" w:eastAsia="MS Mincho" w:cs="Arial"/>
       <w:sz w:val="24"/>
       <w:szCs w:val="24"/>
-      <w:lang w:val="en-US"/>
+      <w:lang w:val="vi-VN"/>
     </w:rPr>
   </w:style>
   <w:style w:type="paragraph" w:styleId="NORMALa">
@@ -40843,7 +40626,7 @@
       <w:color w:val="auto"/>
       <w:sz w:val="22"/>
       <w:szCs w:val="22"/>
-      <w:lang w:bidi="ar-SA" w:val="en-US" w:eastAsia="zh-CN"/>
+      <w:lang w:val="en-US" w:bidi="ar-SA" w:eastAsia="zh-CN"/>
     </w:rPr>
   </w:style>
   <w:style w:type="paragraph" w:styleId="tableindent">
@@ -40876,7 +40659,7 @@
       <w:color w:val="auto"/>
       <w:sz w:val="24"/>
       <w:szCs w:val="24"/>
-      <w:lang w:bidi="ar-SA" w:val="en-US" w:eastAsia="zh-CN"/>
+      <w:lang w:val="en-US" w:bidi="ar-SA" w:eastAsia="zh-CN"/>
     </w:rPr>
   </w:style>
   <w:style w:type="paragraph" w:styleId="TENCHUONG2">
@@ -40895,7 +40678,7 @@
       <w:color w:val="auto"/>
       <w:sz w:val="24"/>
       <w:szCs w:val="24"/>
-      <w:lang w:bidi="ar-SA" w:val="en-US" w:eastAsia="zh-CN"/>
+      <w:lang w:val="en-US" w:bidi="ar-SA" w:eastAsia="zh-CN"/>
     </w:rPr>
   </w:style>
   <w:style w:type="paragraph" w:styleId="111reindent">
@@ -41043,7 +40826,7 @@
       <w:color w:val="auto"/>
       <w:sz w:val="32"/>
       <w:szCs w:val="32"/>
-      <w:lang w:bidi="ar-SA" w:val="en-US" w:eastAsia="zh-CN"/>
+      <w:lang w:val="en-US" w:bidi="ar-SA" w:eastAsia="zh-CN"/>
     </w:rPr>
   </w:style>
   <w:style w:type="paragraph" w:styleId="aindent">
@@ -41078,7 +40861,7 @@
       <w:color w:val="auto"/>
       <w:sz w:val="24"/>
       <w:szCs w:val="24"/>
-      <w:lang w:bidi="ar-SA" w:val="en-US" w:eastAsia="zh-CN"/>
+      <w:lang w:val="en-US" w:bidi="ar-SA" w:eastAsia="zh-CN"/>
     </w:rPr>
   </w:style>
   <w:style w:type="paragraph" w:styleId="iindent">
@@ -41138,7 +40921,7 @@
       <w:color w:val="auto"/>
       <w:sz w:val="24"/>
       <w:szCs w:val="24"/>
-      <w:lang w:bidi="ar-SA" w:val="en-US" w:eastAsia="zh-CN"/>
+      <w:lang w:val="en-US" w:bidi="ar-SA" w:eastAsia="zh-CN"/>
     </w:rPr>
   </w:style>
   <w:style w:type="paragraph" w:styleId="content11">
@@ -41172,7 +40955,7 @@
       <w:color w:val="auto"/>
       <w:sz w:val="24"/>
       <w:szCs w:val="24"/>
-      <w:lang w:bidi="ar-SA" w:val="en-US" w:eastAsia="zh-CN"/>
+      <w:lang w:val="en-US" w:bidi="ar-SA" w:eastAsia="zh-CN"/>
     </w:rPr>
   </w:style>
   <w:style w:type="paragraph" w:styleId="Footer2">
@@ -41188,7 +40971,7 @@
       <w:color w:val="auto"/>
       <w:sz w:val="24"/>
       <w:szCs w:val="24"/>
-      <w:lang w:bidi="ar-SA" w:val="en-US" w:eastAsia="zh-CN"/>
+      <w:lang w:val="en-US" w:bidi="ar-SA" w:eastAsia="zh-CN"/>
     </w:rPr>
   </w:style>
   <w:style w:type="paragraph" w:styleId="gridtable">
@@ -41219,7 +41002,7 @@
       <w:color w:val="auto"/>
       <w:sz w:val="24"/>
       <w:szCs w:val="24"/>
-      <w:lang w:bidi="ar-SA" w:val="en-US" w:eastAsia="zh-CN"/>
+      <w:lang w:val="en-US" w:bidi="ar-SA" w:eastAsia="zh-CN"/>
     </w:rPr>
   </w:style>
   <w:style w:type="paragraph" w:styleId="Header2">
@@ -41236,7 +41019,7 @@
       <w:color w:val="auto"/>
       <w:sz w:val="24"/>
       <w:szCs w:val="24"/>
-      <w:lang w:bidi="ar-SA" w:val="en-US" w:eastAsia="zh-CN"/>
+      <w:lang w:val="en-US" w:bidi="ar-SA" w:eastAsia="zh-CN"/>
     </w:rPr>
   </w:style>
   <w:style w:type="paragraph" w:styleId="normalleft01">
@@ -41291,7 +41074,7 @@
       <w:color w:val="auto"/>
       <w:sz w:val="24"/>
       <w:szCs w:val="24"/>
-      <w:lang w:bidi="ar-SA" w:val="en-US" w:eastAsia="zh-CN"/>
+      <w:lang w:val="en-US" w:bidi="ar-SA" w:eastAsia="zh-CN"/>
     </w:rPr>
   </w:style>
   <w:style w:type="paragraph" w:styleId="Char1CharCharCharCharCharChar">
@@ -41361,7 +41144,7 @@
       <w:color w:val="auto"/>
       <w:sz w:val="20"/>
       <w:szCs w:val="20"/>
-      <w:lang w:eastAsia="ko-KR" w:bidi="ar-SA" w:val="en-US"/>
+      <w:lang w:val="en-US" w:eastAsia="ko-KR" w:bidi="ar-SA"/>
     </w:rPr>
   </w:style>
   <w:style w:type="paragraph" w:styleId="heading2-p">
@@ -41448,7 +41231,7 @@
       <w:spacing w:val="-2"/>
       <w:sz w:val="26"/>
       <w:szCs w:val="20"/>
-      <w:lang w:val="en-US"/>
+      <w:lang w:val="vi-VN"/>
     </w:rPr>
   </w:style>
   <w:style w:type="paragraph" w:styleId="f">
@@ -41485,7 +41268,7 @@
     <w:rPr>
       <w:sz w:val="26"/>
       <w:szCs w:val="26"/>
-      <w:lang w:val="en-US" w:eastAsia="en-US"/>
+      <w:lang w:val="vi-VN" w:eastAsia="vi-VN"/>
     </w:rPr>
   </w:style>
   <w:style w:type="paragraph" w:styleId="Tiu31">
@@ -41503,7 +41286,7 @@
       <w:bCs/>
       <w:sz w:val="26"/>
       <w:szCs w:val="26"/>
-      <w:lang w:val="en-US" w:eastAsia="en-US"/>
+      <w:lang w:val="vi-VN" w:eastAsia="vi-VN"/>
     </w:rPr>
   </w:style>
   <w:style w:type="paragraph" w:styleId="Khc1">
@@ -41518,7 +41301,7 @@
     <w:rPr>
       <w:sz w:val="26"/>
       <w:szCs w:val="26"/>
-      <w:lang w:val="en-US" w:eastAsia="en-US"/>
+      <w:lang w:val="vi-VN" w:eastAsia="vi-VN"/>
     </w:rPr>
   </w:style>
   <w:style w:type="paragraph" w:styleId="Chthchnh1">
@@ -41533,7 +41316,7 @@
     <w:rPr>
       <w:sz w:val="26"/>
       <w:szCs w:val="26"/>
-      <w:lang w:val="en-US" w:eastAsia="en-US"/>
+      <w:lang w:val="vi-VN" w:eastAsia="vi-VN"/>
     </w:rPr>
   </w:style>
   <w:style w:type="paragraph" w:styleId="Other1">
@@ -41550,7 +41333,7 @@
       <w:sz w:val="26"/>
       <w:szCs w:val="26"/>
       <w:shd w:fill="FFFFFF" w:val="clear"/>
-      <w:lang w:val="en-US" w:eastAsia="en-US"/>
+      <w:lang w:val="vi-VN" w:eastAsia="vi-VN"/>
     </w:rPr>
   </w:style>
   <w:style w:type="paragraph" w:styleId="Picturecaption1">
@@ -41567,7 +41350,7 @@
       <w:sz w:val="26"/>
       <w:szCs w:val="26"/>
       <w:shd w:fill="FFFFFF" w:val="clear"/>
-      <w:lang w:val="en-US" w:eastAsia="en-US"/>
+      <w:lang w:val="vi-VN" w:eastAsia="vi-VN"/>
     </w:rPr>
   </w:style>
   <w:style w:type="paragraph" w:styleId="Ghichcuitrang1">
@@ -41610,7 +41393,7 @@
       <w:bCs/>
       <w:sz w:val="18"/>
       <w:szCs w:val="18"/>
-      <w:lang w:val="en-US" w:eastAsia="en-US"/>
+      <w:lang w:val="vi-VN" w:eastAsia="vi-VN"/>
     </w:rPr>
   </w:style>
   <w:style w:type="paragraph" w:styleId="Tiu21">
@@ -41627,7 +41410,7 @@
       <w:iCs/>
       <w:sz w:val="34"/>
       <w:szCs w:val="34"/>
-      <w:lang w:val="en-US" w:eastAsia="en-US"/>
+      <w:lang w:val="vi-VN" w:eastAsia="vi-VN"/>
     </w:rPr>
   </w:style>
   <w:style w:type="paragraph" w:styleId="Chthchbng1">
@@ -41641,7 +41424,7 @@
     <w:rPr>
       <w:sz w:val="26"/>
       <w:szCs w:val="26"/>
-      <w:lang w:val="en-US" w:eastAsia="en-US"/>
+      <w:lang w:val="vi-VN" w:eastAsia="vi-VN"/>
     </w:rPr>
   </w:style>
   <w:style w:type="paragraph" w:styleId="Tiu11">
@@ -41660,7 +41443,7 @@
       <w:sz w:val="36"/>
       <w:szCs w:val="36"/>
       <w:shd w:fill="FFFFFF" w:val="clear"/>
-      <w:lang w:val="en-US" w:eastAsia="en-US"/>
+      <w:lang w:val="vi-VN" w:eastAsia="vi-VN"/>
     </w:rPr>
   </w:style>
   <w:style w:type="numbering" w:styleId="WW8Num1">
@@ -41798,7 +41581,7 @@
 </w:styles>
 </file>
 
-<file path=./word/theme/theme1.xml><?xml version="1.0" encoding="utf-8"?>
+<file path=word/theme/theme1.xml><?xml version="1.0" encoding="utf-8"?>
 <a:theme xmlns:a="http://schemas.openxmlformats.org/drawingml/2006/main" xmlns:r="http://schemas.openxmlformats.org/officeDocument/2006/relationships" name="Office">
   <a:themeElements>
     <a:clrScheme name="LibreOffice">
